--- a/Paper/Paper (For Review).docx
+++ b/Paper/Paper (For Review).docx
@@ -25,14 +25,12 @@
         <w:rPr>
           <w:sz w:val="24"/>
           <w:szCs w:val="24"/>
-          <w:lang w:val="pt-BR"/>
         </w:rPr>
       </w:pPr>
       <w:r>
         <w:rPr>
           <w:sz w:val="24"/>
           <w:szCs w:val="24"/>
-          <w:lang w:val="pt-BR"/>
         </w:rPr>
         <w:t>Fernando Esteves</w:t>
       </w:r>
@@ -40,17 +38,8 @@
         <w:rPr>
           <w:sz w:val="24"/>
           <w:szCs w:val="24"/>
-          <w:lang w:val="pt-BR"/>
-        </w:rPr>
-        <w:t>, James Syme, a</w:t>
-      </w:r>
-      <w:r>
-        <w:rPr>
-          <w:sz w:val="24"/>
-          <w:szCs w:val="24"/>
-          <w:lang w:val="pt-BR"/>
-        </w:rPr>
-        <w:t>nd Edmundo Molina</w:t>
+        </w:rPr>
+        <w:t>, James Syme, and Edmundo Molina</w:t>
       </w:r>
     </w:p>
     <w:p>
@@ -85,36 +74,222 @@
     </w:p>
     <w:p>
       <w:pPr>
+        <w:ind w:firstLine="720"/>
         <w:jc w:val="both"/>
         <w:rPr>
           <w:rFonts w:ascii="Times New Roman" w:hAnsi="Times New Roman" w:cs="Times New Roman"/>
-          <w:sz w:val="22"/>
-          <w:szCs w:val="22"/>
-        </w:rPr>
-      </w:pPr>
-      <w:r>
-        <w:rPr>
-          <w:rFonts w:ascii="Times New Roman" w:hAnsi="Times New Roman" w:cs="Times New Roman"/>
-          <w:sz w:val="22"/>
-          <w:szCs w:val="22"/>
-        </w:rPr>
-        <w:t xml:space="preserve">The literature on </w:t>
-      </w:r>
-      <w:r>
-        <w:rPr>
-          <w:rFonts w:ascii="Times New Roman" w:hAnsi="Times New Roman" w:cs="Times New Roman"/>
-          <w:sz w:val="22"/>
-          <w:szCs w:val="22"/>
-        </w:rPr>
-        <w:t xml:space="preserve">the </w:t>
-      </w:r>
-      <w:r>
-        <w:rPr>
-          <w:rFonts w:ascii="Times New Roman" w:hAnsi="Times New Roman" w:cs="Times New Roman"/>
-          <w:sz w:val="22"/>
-          <w:szCs w:val="22"/>
-        </w:rPr>
-        <w:t>employment effects of climate mitigation has been developed along three main methodological lines</w:t>
+          <w:color w:val="000000" w:themeColor="text1"/>
+          <w:sz w:val="22"/>
+          <w:szCs w:val="22"/>
+        </w:rPr>
+      </w:pPr>
+      <w:r>
+        <w:rPr>
+          <w:rFonts w:ascii="Times New Roman" w:hAnsi="Times New Roman" w:cs="Times New Roman"/>
+          <w:sz w:val="22"/>
+          <w:szCs w:val="22"/>
+        </w:rPr>
+        <w:t xml:space="preserve">The employment effects of green investment, </w:t>
+      </w:r>
+      <w:r>
+        <w:rPr>
+          <w:rFonts w:ascii="Times New Roman" w:hAnsi="Times New Roman" w:cs="Times New Roman"/>
+          <w:sz w:val="22"/>
+          <w:szCs w:val="22"/>
+        </w:rPr>
+        <w:t>compar</w:t>
+      </w:r>
+      <w:r>
+        <w:rPr>
+          <w:rFonts w:ascii="Times New Roman" w:hAnsi="Times New Roman" w:cs="Times New Roman"/>
+          <w:sz w:val="22"/>
+          <w:szCs w:val="22"/>
+        </w:rPr>
+        <w:t xml:space="preserve">ing </w:t>
+      </w:r>
+      <w:r>
+        <w:rPr>
+          <w:rFonts w:ascii="Times New Roman" w:hAnsi="Times New Roman" w:cs="Times New Roman"/>
+          <w:sz w:val="22"/>
+          <w:szCs w:val="22"/>
+        </w:rPr>
+        <w:t>the</w:t>
+      </w:r>
+      <w:r>
+        <w:rPr>
+          <w:rFonts w:ascii="Times New Roman" w:hAnsi="Times New Roman" w:cs="Times New Roman"/>
+          <w:sz w:val="22"/>
+          <w:szCs w:val="22"/>
+        </w:rPr>
+        <w:t xml:space="preserve"> </w:t>
+      </w:r>
+      <w:r>
+        <w:rPr>
+          <w:rFonts w:ascii="Times New Roman" w:hAnsi="Times New Roman" w:cs="Times New Roman"/>
+          <w:sz w:val="22"/>
+          <w:szCs w:val="22"/>
+        </w:rPr>
+        <w:t>economic advantages of green spending against other investments</w:t>
+      </w:r>
+      <w:r>
+        <w:rPr>
+          <w:rFonts w:ascii="Times New Roman" w:hAnsi="Times New Roman" w:cs="Times New Roman"/>
+          <w:sz w:val="22"/>
+          <w:szCs w:val="22"/>
+        </w:rPr>
+        <w:t>, have received substantial attention. Systematic reviews summarize evidence comparing</w:t>
+      </w:r>
+      <w:r>
+        <w:rPr>
+          <w:rFonts w:ascii="Times New Roman" w:hAnsi="Times New Roman" w:cs="Times New Roman"/>
+          <w:sz w:val="22"/>
+          <w:szCs w:val="22"/>
+        </w:rPr>
+        <w:t xml:space="preserve"> higher</w:t>
+      </w:r>
+      <w:r>
+        <w:rPr>
+          <w:rFonts w:ascii="Times New Roman" w:hAnsi="Times New Roman" w:cs="Times New Roman"/>
+          <w:sz w:val="22"/>
+          <w:szCs w:val="22"/>
+        </w:rPr>
+        <w:t>-</w:t>
+      </w:r>
+      <w:r>
+        <w:rPr>
+          <w:rFonts w:ascii="Times New Roman" w:hAnsi="Times New Roman" w:cs="Times New Roman"/>
+          <w:sz w:val="22"/>
+          <w:szCs w:val="22"/>
+        </w:rPr>
+        <w:t xml:space="preserve">carbon </w:t>
+      </w:r>
+      <w:r>
+        <w:rPr>
+          <w:rFonts w:ascii="Times New Roman" w:hAnsi="Times New Roman" w:cs="Times New Roman"/>
+          <w:sz w:val="22"/>
+          <w:szCs w:val="22"/>
+        </w:rPr>
+        <w:t>and</w:t>
+      </w:r>
+      <w:r>
+        <w:rPr>
+          <w:rFonts w:ascii="Times New Roman" w:hAnsi="Times New Roman" w:cs="Times New Roman"/>
+          <w:sz w:val="22"/>
+          <w:szCs w:val="22"/>
+        </w:rPr>
+        <w:t xml:space="preserve"> low</w:t>
+      </w:r>
+      <w:r>
+        <w:rPr>
+          <w:rFonts w:ascii="Times New Roman" w:hAnsi="Times New Roman" w:cs="Times New Roman"/>
+          <w:sz w:val="22"/>
+          <w:szCs w:val="22"/>
+        </w:rPr>
+        <w:t>-</w:t>
+      </w:r>
+      <w:r>
+        <w:rPr>
+          <w:rFonts w:ascii="Times New Roman" w:hAnsi="Times New Roman" w:cs="Times New Roman"/>
+          <w:sz w:val="22"/>
+          <w:szCs w:val="22"/>
+        </w:rPr>
+        <w:t>carbon</w:t>
+      </w:r>
+      <w:r>
+        <w:rPr>
+          <w:rFonts w:ascii="Times New Roman" w:hAnsi="Times New Roman" w:cs="Times New Roman"/>
+          <w:sz w:val="22"/>
+          <w:szCs w:val="22"/>
+        </w:rPr>
+        <w:t xml:space="preserve"> activities: the fossil fuel sector creates on average 5 per USD million invested compared to </w:t>
+      </w:r>
+      <w:r>
+        <w:rPr>
+          <w:rFonts w:ascii="Times New Roman" w:hAnsi="Times New Roman" w:cs="Times New Roman"/>
+          <w:sz w:val="22"/>
+          <w:szCs w:val="22"/>
+        </w:rPr>
+        <w:t>15 jobs</w:t>
+      </w:r>
+      <w:r>
+        <w:rPr>
+          <w:rFonts w:ascii="Times New Roman" w:hAnsi="Times New Roman" w:cs="Times New Roman"/>
+          <w:sz w:val="22"/>
+          <w:szCs w:val="22"/>
+        </w:rPr>
+        <w:t xml:space="preserve"> and 22 jobs per </w:t>
+      </w:r>
+      <w:r>
+        <w:rPr>
+          <w:rFonts w:ascii="Times New Roman" w:hAnsi="Times New Roman" w:cs="Times New Roman"/>
+          <w:sz w:val="22"/>
+          <w:szCs w:val="22"/>
+        </w:rPr>
+        <w:t>USD</w:t>
+      </w:r>
+      <w:r>
+        <w:rPr>
+          <w:rFonts w:ascii="Times New Roman" w:hAnsi="Times New Roman" w:cs="Times New Roman"/>
+          <w:sz w:val="22"/>
+          <w:szCs w:val="22"/>
+        </w:rPr>
+        <w:t xml:space="preserve"> </w:t>
+      </w:r>
+      <w:r>
+        <w:rPr>
+          <w:rFonts w:ascii="Times New Roman" w:hAnsi="Times New Roman" w:cs="Times New Roman"/>
+          <w:sz w:val="22"/>
+          <w:szCs w:val="22"/>
+        </w:rPr>
+        <w:t xml:space="preserve">million for the renewable energy </w:t>
+      </w:r>
+      <w:r>
+        <w:rPr>
+          <w:rFonts w:ascii="Times New Roman" w:hAnsi="Times New Roman" w:cs="Times New Roman"/>
+          <w:sz w:val="22"/>
+          <w:szCs w:val="22"/>
+        </w:rPr>
+        <w:t>and energy efficiency t</w:t>
+      </w:r>
+      <w:r>
+        <w:rPr>
+          <w:rFonts w:ascii="Times New Roman" w:hAnsi="Times New Roman" w:cs="Times New Roman"/>
+          <w:sz w:val="22"/>
+          <w:szCs w:val="22"/>
+        </w:rPr>
+        <w:t>echnologies</w:t>
+      </w:r>
+      <w:r>
+        <w:rPr>
+          <w:rFonts w:ascii="Times New Roman" w:hAnsi="Times New Roman" w:cs="Times New Roman"/>
+          <w:sz w:val="22"/>
+          <w:szCs w:val="22"/>
+        </w:rPr>
+        <w:t xml:space="preserve">, respectively (Hanna et al., 2024; O’Callaghan et at, 2022). Studies </w:t>
+      </w:r>
+      <w:r>
+        <w:rPr>
+          <w:rFonts w:ascii="Times New Roman" w:hAnsi="Times New Roman" w:cs="Times New Roman"/>
+          <w:sz w:val="22"/>
+          <w:szCs w:val="22"/>
+        </w:rPr>
+        <w:t>ha</w:t>
+      </w:r>
+      <w:r>
+        <w:rPr>
+          <w:rFonts w:ascii="Times New Roman" w:hAnsi="Times New Roman" w:cs="Times New Roman"/>
+          <w:sz w:val="22"/>
+          <w:szCs w:val="22"/>
+        </w:rPr>
+        <w:t>ve</w:t>
+      </w:r>
+      <w:r>
+        <w:rPr>
+          <w:rFonts w:ascii="Times New Roman" w:hAnsi="Times New Roman" w:cs="Times New Roman"/>
+          <w:sz w:val="22"/>
+          <w:szCs w:val="22"/>
+        </w:rPr>
+        <w:t xml:space="preserve"> developed along three main methodological lines</w:t>
       </w:r>
       <w:r>
         <w:rPr>
@@ -280,6 +455,7 @@
     </w:p>
     <w:p>
       <w:pPr>
+        <w:ind w:firstLine="720"/>
         <w:jc w:val="both"/>
         <w:rPr>
           <w:rFonts w:ascii="Times New Roman" w:hAnsi="Times New Roman" w:cs="Times New Roman"/>
@@ -579,7 +755,7 @@
           <w:sz w:val="22"/>
           <w:szCs w:val="22"/>
         </w:rPr>
-        <w:t xml:space="preserve">certainty and may differ over time as technologies mature and across contexts. Employment multipliers can be a misleading measure of economic benefit when they do not account for variation in key factors such as the import shares of major components, the labor intensity of production, and prevailing wage levels (Agan </w:t>
+        <w:t xml:space="preserve">certainty and </w:t>
       </w:r>
       <w:r>
         <w:rPr>
@@ -589,7 +765,7 @@
           <w:szCs w:val="22"/>
         </w:rPr>
         <w:lastRenderedPageBreak/>
-        <w:t>and Balcilar, 2022; Perrier and Quirrion, 2018)</w:t>
+        <w:t>may differ over time as technologies mature and across contexts. Employment multipliers can be a misleading measure of economic benefit when they do not account for variation in key factors such as the import shares of major components, the labor intensity of production, and prevailing wage levels (Agan and Balcilar, 2022; Perrier and Quirrion, 2018)</w:t>
       </w:r>
       <w:r>
         <w:rPr>
@@ -621,6 +797,7 @@
     </w:p>
     <w:p>
       <w:pPr>
+        <w:ind w:firstLine="720"/>
         <w:jc w:val="both"/>
         <w:rPr>
           <w:rFonts w:ascii="Times New Roman" w:hAnsi="Times New Roman" w:cs="Times New Roman"/>
@@ -934,6 +1111,7 @@
     </w:p>
     <w:p>
       <w:pPr>
+        <w:ind w:firstLine="720"/>
         <w:jc w:val="both"/>
         <w:rPr>
           <w:rFonts w:ascii="Times New Roman" w:hAnsi="Times New Roman" w:cs="Times New Roman"/>
@@ -1157,6 +1335,24 @@
     </w:p>
     <w:p>
       <w:pPr>
+        <w:jc w:val="both"/>
+        <w:rPr>
+          <w:rFonts w:ascii="Times New Roman" w:hAnsi="Times New Roman" w:cs="Times New Roman"/>
+          <w:sz w:val="22"/>
+          <w:szCs w:val="22"/>
+        </w:rPr>
+      </w:pPr>
+      <w:r>
+        <w:rPr>
+          <w:rFonts w:ascii="Times New Roman" w:hAnsi="Times New Roman" w:cs="Times New Roman"/>
+          <w:sz w:val="22"/>
+          <w:szCs w:val="22"/>
+        </w:rPr>
+        <w:t>sdsds</w:t>
+      </w:r>
+    </w:p>
+    <w:p>
+      <w:pPr>
         <w:pStyle w:val="Heading1"/>
       </w:pPr>
       <w:r>
@@ -1494,7 +1690,7 @@
           <w:szCs w:val="22"/>
         </w:rPr>
         <w:lastRenderedPageBreak/>
-        <w:t>Bakry, W., Mallik, G., Nghiem, X. H., Sinha, A., &amp; Vo, X. V. (2023). Is green finance really “green”? Examining the long-run relationship between green finance, renewable energy and environmental performance in developing countries. </w:t>
+        <w:t>Alexandri, E., Antón, J. I., &amp; Lewney, R. (2024). The impact of climate change mitigation policies on European labour markets. </w:t>
       </w:r>
       <w:r>
         <w:rPr>
@@ -1504,7 +1700,7 @@
           <w:sz w:val="22"/>
           <w:szCs w:val="22"/>
         </w:rPr>
-        <w:t>Renewable Energy</w:t>
+        <w:t>Ecological Economics</w:t>
       </w:r>
       <w:r>
         <w:rPr>
@@ -1522,15 +1718,15 @@
           <w:sz w:val="22"/>
           <w:szCs w:val="22"/>
         </w:rPr>
-        <w:t>208</w:t>
-      </w:r>
-      <w:r>
-        <w:rPr>
-          <w:rFonts w:ascii="Times New Roman" w:hAnsi="Times New Roman" w:cs="Times New Roman"/>
-          <w:sz w:val="22"/>
-          <w:szCs w:val="22"/>
-        </w:rPr>
-        <w:t>, 341-355.</w:t>
+        <w:t>216</w:t>
+      </w:r>
+      <w:r>
+        <w:rPr>
+          <w:rFonts w:ascii="Times New Roman" w:hAnsi="Times New Roman" w:cs="Times New Roman"/>
+          <w:sz w:val="22"/>
+          <w:szCs w:val="22"/>
+        </w:rPr>
+        <w:t>, 108022.</w:t>
       </w:r>
     </w:p>
     <w:p>
@@ -1548,7 +1744,7 @@
           <w:sz w:val="22"/>
           <w:szCs w:val="22"/>
         </w:rPr>
-        <w:t>Bolarinwa, T. A. (2024). Computable General Equilibrium (CGE) Models: A comprehensive review and future directions. </w:t>
+        <w:t>Bakry, W., Mallik, G., Nghiem, X. H., Sinha, A., &amp; Vo, X. V. (2023). Is green finance really “green”? Examining the long-run relationship between green finance, renewable energy and environmental performance in developing countries. </w:t>
       </w:r>
       <w:r>
         <w:rPr>
@@ -1558,7 +1754,7 @@
           <w:sz w:val="22"/>
           <w:szCs w:val="22"/>
         </w:rPr>
-        <w:t>Management and Economics Review</w:t>
+        <w:t>Renewable Energy</w:t>
       </w:r>
       <w:r>
         <w:rPr>
@@ -1576,15 +1772,15 @@
           <w:sz w:val="22"/>
           <w:szCs w:val="22"/>
         </w:rPr>
-        <w:t>9</w:t>
-      </w:r>
-      <w:r>
-        <w:rPr>
-          <w:rFonts w:ascii="Times New Roman" w:hAnsi="Times New Roman" w:cs="Times New Roman"/>
-          <w:sz w:val="22"/>
-          <w:szCs w:val="22"/>
-        </w:rPr>
-        <w:t>(1), 158-167.</w:t>
+        <w:t>208</w:t>
+      </w:r>
+      <w:r>
+        <w:rPr>
+          <w:rFonts w:ascii="Times New Roman" w:hAnsi="Times New Roman" w:cs="Times New Roman"/>
+          <w:sz w:val="22"/>
+          <w:szCs w:val="22"/>
+        </w:rPr>
+        <w:t>, 341-355.</w:t>
       </w:r>
     </w:p>
     <w:p>
@@ -1602,7 +1798,7 @@
           <w:sz w:val="22"/>
           <w:szCs w:val="22"/>
         </w:rPr>
-        <w:t>Bücker, J., del Rio-Chanona, R. M., Pichler, A., Ives, M. C., &amp; Farmer, J. D. (2025). Employment dynamics in a rapid decarbonization of the US power sector. </w:t>
+        <w:t>Bolarinwa, T. A. (2024). Computable General Equilibrium (CGE) Models: A comprehensive review and future directions. </w:t>
       </w:r>
       <w:r>
         <w:rPr>
@@ -1612,7 +1808,7 @@
           <w:sz w:val="22"/>
           <w:szCs w:val="22"/>
         </w:rPr>
-        <w:t>Joule</w:t>
+        <w:t>Management and Economics Review</w:t>
       </w:r>
       <w:r>
         <w:rPr>
@@ -1638,7 +1834,7 @@
           <w:sz w:val="22"/>
           <w:szCs w:val="22"/>
         </w:rPr>
-        <w:t>(2).</w:t>
+        <w:t>(1), 158-167.</w:t>
       </w:r>
     </w:p>
     <w:p>
@@ -1656,7 +1852,7 @@
           <w:sz w:val="22"/>
           <w:szCs w:val="22"/>
         </w:rPr>
-        <w:t>Bulavskaya, T., &amp; Reynès, F. (2018). Job creation and economic impact of renewable energy in the Netherlands. </w:t>
+        <w:t>Bücker, J., del Rio-Chanona, R. M., Pichler, A., Ives, M. C., &amp; Farmer, J. D. (2025). Employment dynamics in a rapid decarbonization of the US power sector. </w:t>
       </w:r>
       <w:r>
         <w:rPr>
@@ -1666,7 +1862,7 @@
           <w:sz w:val="22"/>
           <w:szCs w:val="22"/>
         </w:rPr>
-        <w:t>Renewable energy</w:t>
+        <w:t>Joule</w:t>
       </w:r>
       <w:r>
         <w:rPr>
@@ -1684,23 +1880,15 @@
           <w:sz w:val="22"/>
           <w:szCs w:val="22"/>
         </w:rPr>
-        <w:t>119</w:t>
-      </w:r>
-      <w:r>
-        <w:rPr>
-          <w:rFonts w:ascii="Times New Roman" w:hAnsi="Times New Roman" w:cs="Times New Roman"/>
-          <w:sz w:val="22"/>
-          <w:szCs w:val="22"/>
-        </w:rPr>
-        <w:t>, 528-538.</w:t>
-      </w:r>
-      <w:r>
-        <w:rPr>
-          <w:rFonts w:ascii="Times New Roman" w:hAnsi="Times New Roman" w:cs="Times New Roman"/>
-          <w:sz w:val="22"/>
-          <w:szCs w:val="22"/>
-        </w:rPr>
-        <w:t xml:space="preserve"> </w:t>
+        <w:t>9</w:t>
+      </w:r>
+      <w:r>
+        <w:rPr>
+          <w:rFonts w:ascii="Times New Roman" w:hAnsi="Times New Roman" w:cs="Times New Roman"/>
+          <w:sz w:val="22"/>
+          <w:szCs w:val="22"/>
+        </w:rPr>
+        <w:t>(2).</w:t>
       </w:r>
     </w:p>
     <w:p>
@@ -1718,7 +1906,7 @@
           <w:sz w:val="22"/>
           <w:szCs w:val="22"/>
         </w:rPr>
-        <w:t>Castellanos, K., &amp; Heutel, G. (2024). Unemployment, labor mobility, and climate policy. </w:t>
+        <w:t>Bulavskaya, T., &amp; Reynès, F. (2018). Job creation and economic impact of renewable energy in the Netherlands. </w:t>
       </w:r>
       <w:r>
         <w:rPr>
@@ -1728,7 +1916,7 @@
           <w:sz w:val="22"/>
           <w:szCs w:val="22"/>
         </w:rPr>
-        <w:t>Journal of the Association of Environmental and Resource Economists</w:t>
+        <w:t>Renewable energy</w:t>
       </w:r>
       <w:r>
         <w:rPr>
@@ -1746,15 +1934,23 @@
           <w:sz w:val="22"/>
           <w:szCs w:val="22"/>
         </w:rPr>
-        <w:t>11</w:t>
-      </w:r>
-      <w:r>
-        <w:rPr>
-          <w:rFonts w:ascii="Times New Roman" w:hAnsi="Times New Roman" w:cs="Times New Roman"/>
-          <w:sz w:val="22"/>
-          <w:szCs w:val="22"/>
-        </w:rPr>
-        <w:t>(1), 1-40.</w:t>
+        <w:t>119</w:t>
+      </w:r>
+      <w:r>
+        <w:rPr>
+          <w:rFonts w:ascii="Times New Roman" w:hAnsi="Times New Roman" w:cs="Times New Roman"/>
+          <w:sz w:val="22"/>
+          <w:szCs w:val="22"/>
+        </w:rPr>
+        <w:t>, 528-538.</w:t>
+      </w:r>
+      <w:r>
+        <w:rPr>
+          <w:rFonts w:ascii="Times New Roman" w:hAnsi="Times New Roman" w:cs="Times New Roman"/>
+          <w:sz w:val="22"/>
+          <w:szCs w:val="22"/>
+        </w:rPr>
+        <w:t xml:space="preserve"> </w:t>
       </w:r>
     </w:p>
     <w:p>
@@ -1772,7 +1968,7 @@
           <w:sz w:val="22"/>
           <w:szCs w:val="22"/>
         </w:rPr>
-        <w:t>Černý, M., Bruckner, M., Weinzettel, J., Wiebe, K., Kimmich, C., Kerschner, C., &amp; Hubacek, K. (2021). Employment effects of the renewable energy transition in the electricity sector: An input-output approach. </w:t>
+        <w:t>Castellanos, K., &amp; Heutel, G. (2024). Unemployment, labor mobility, and climate policy. </w:t>
       </w:r>
       <w:r>
         <w:rPr>
@@ -1782,61 +1978,15 @@
           <w:sz w:val="22"/>
           <w:szCs w:val="22"/>
         </w:rPr>
-        <w:t>ETUI Research Paper-Working Paper</w:t>
-      </w:r>
-      <w:r>
-        <w:rPr>
-          <w:rFonts w:ascii="Times New Roman" w:hAnsi="Times New Roman" w:cs="Times New Roman"/>
-          <w:sz w:val="22"/>
-          <w:szCs w:val="22"/>
-        </w:rPr>
-        <w:t>.</w:t>
-      </w:r>
-    </w:p>
-    <w:p>
-      <w:pPr>
-        <w:jc w:val="both"/>
-        <w:rPr>
-          <w:rFonts w:ascii="Times New Roman" w:hAnsi="Times New Roman" w:cs="Times New Roman"/>
-          <w:sz w:val="22"/>
-          <w:szCs w:val="22"/>
-        </w:rPr>
-      </w:pPr>
-      <w:r>
-        <w:rPr>
-          <w:rFonts w:ascii="Times New Roman" w:hAnsi="Times New Roman" w:cs="Times New Roman"/>
-          <w:sz w:val="22"/>
-          <w:szCs w:val="22"/>
-        </w:rPr>
-        <w:t xml:space="preserve">Chateau, J., Bibas, R., &amp; Lanzi, E. (2018). </w:t>
-      </w:r>
-      <w:r>
-        <w:rPr>
-          <w:rFonts w:ascii="Times New Roman" w:hAnsi="Times New Roman" w:cs="Times New Roman"/>
-          <w:sz w:val="22"/>
-          <w:szCs w:val="22"/>
-        </w:rPr>
-        <w:t>Impacts of green growth policies on labour markets and wage income distribution: a general equilibrium application to climate and energy policies.</w:t>
-      </w:r>
-    </w:p>
-    <w:p>
-      <w:pPr>
-        <w:jc w:val="both"/>
-        <w:rPr>
-          <w:rFonts w:ascii="Times New Roman" w:hAnsi="Times New Roman" w:cs="Times New Roman"/>
-          <w:sz w:val="22"/>
-          <w:szCs w:val="22"/>
-          <w:lang w:val="pt-BR"/>
-        </w:rPr>
-      </w:pPr>
-      <w:r>
-        <w:rPr>
-          <w:rFonts w:ascii="Times New Roman" w:hAnsi="Times New Roman" w:cs="Times New Roman"/>
-          <w:sz w:val="22"/>
-          <w:szCs w:val="22"/>
-          <w:lang w:val="pt-BR"/>
-        </w:rPr>
-        <w:t>Econometrics, C. (2022). E3me model manual. </w:t>
+        <w:t>Journal of the Association of Environmental and Resource Economists</w:t>
+      </w:r>
+      <w:r>
+        <w:rPr>
+          <w:rFonts w:ascii="Times New Roman" w:hAnsi="Times New Roman" w:cs="Times New Roman"/>
+          <w:sz w:val="22"/>
+          <w:szCs w:val="22"/>
+        </w:rPr>
+        <w:t>, </w:t>
       </w:r>
       <w:r>
         <w:rPr>
@@ -1845,18 +1995,16 @@
           <w:iCs/>
           <w:sz w:val="22"/>
           <w:szCs w:val="22"/>
-          <w:lang w:val="pt-BR"/>
-        </w:rPr>
-        <w:t>Cambridge Econometrics: Cambridge, UK</w:t>
-      </w:r>
-      <w:r>
-        <w:rPr>
-          <w:rFonts w:ascii="Times New Roman" w:hAnsi="Times New Roman" w:cs="Times New Roman"/>
-          <w:sz w:val="22"/>
-          <w:szCs w:val="22"/>
-          <w:lang w:val="pt-BR"/>
-        </w:rPr>
-        <w:t>.</w:t>
+        </w:rPr>
+        <w:t>11</w:t>
+      </w:r>
+      <w:r>
+        <w:rPr>
+          <w:rFonts w:ascii="Times New Roman" w:hAnsi="Times New Roman" w:cs="Times New Roman"/>
+          <w:sz w:val="22"/>
+          <w:szCs w:val="22"/>
+        </w:rPr>
+        <w:t>(1), 1-40.</w:t>
       </w:r>
     </w:p>
     <w:p>
@@ -1873,17 +2021,8 @@
           <w:rFonts w:ascii="Times New Roman" w:hAnsi="Times New Roman" w:cs="Times New Roman"/>
           <w:sz w:val="22"/>
           <w:szCs w:val="22"/>
-          <w:lang w:val="pt-BR"/>
-        </w:rPr>
-        <w:t xml:space="preserve">Fragkos, P., &amp; Fragkiadakis, K. (2022). </w:t>
-      </w:r>
-      <w:r>
-        <w:rPr>
-          <w:rFonts w:ascii="Times New Roman" w:hAnsi="Times New Roman" w:cs="Times New Roman"/>
-          <w:sz w:val="22"/>
-          <w:szCs w:val="22"/>
-        </w:rPr>
-        <w:t>Analyzing the macro-economic and employment implications of ambitious mitigation pathways and carbon pricing. </w:t>
+        </w:rPr>
+        <w:t>Černý, M., Bruckner, M., Weinzettel, J., Wiebe, K., Kimmich, C., Kerschner, C., &amp; Hubacek, K. (2021). Employment effects of the renewable energy transition in the electricity sector: An input-output approach. </w:t>
       </w:r>
       <w:r>
         <w:rPr>
@@ -1893,15 +2032,61 @@
           <w:sz w:val="22"/>
           <w:szCs w:val="22"/>
         </w:rPr>
-        <w:t>Frontiers in Climate</w:t>
-      </w:r>
-      <w:r>
-        <w:rPr>
-          <w:rFonts w:ascii="Times New Roman" w:hAnsi="Times New Roman" w:cs="Times New Roman"/>
-          <w:sz w:val="22"/>
-          <w:szCs w:val="22"/>
-        </w:rPr>
-        <w:t>, </w:t>
+        <w:t>ETUI Research Paper-Working Paper</w:t>
+      </w:r>
+      <w:r>
+        <w:rPr>
+          <w:rFonts w:ascii="Times New Roman" w:hAnsi="Times New Roman" w:cs="Times New Roman"/>
+          <w:sz w:val="22"/>
+          <w:szCs w:val="22"/>
+        </w:rPr>
+        <w:t>.</w:t>
+      </w:r>
+    </w:p>
+    <w:p>
+      <w:pPr>
+        <w:jc w:val="both"/>
+        <w:rPr>
+          <w:rFonts w:ascii="Times New Roman" w:hAnsi="Times New Roman" w:cs="Times New Roman"/>
+          <w:sz w:val="22"/>
+          <w:szCs w:val="22"/>
+        </w:rPr>
+      </w:pPr>
+      <w:r>
+        <w:rPr>
+          <w:rFonts w:ascii="Times New Roman" w:hAnsi="Times New Roman" w:cs="Times New Roman"/>
+          <w:sz w:val="22"/>
+          <w:szCs w:val="22"/>
+        </w:rPr>
+        <w:t xml:space="preserve">Chateau, J., Bibas, R., &amp; Lanzi, E. (2018). </w:t>
+      </w:r>
+      <w:r>
+        <w:rPr>
+          <w:rFonts w:ascii="Times New Roman" w:hAnsi="Times New Roman" w:cs="Times New Roman"/>
+          <w:sz w:val="22"/>
+          <w:szCs w:val="22"/>
+        </w:rPr>
+        <w:t>Impacts of green growth policies on labour markets and wage income distribution: a general equilibrium application to climate and energy policies.</w:t>
+      </w:r>
+    </w:p>
+    <w:p>
+      <w:pPr>
+        <w:jc w:val="both"/>
+        <w:rPr>
+          <w:rFonts w:ascii="Times New Roman" w:hAnsi="Times New Roman" w:cs="Times New Roman"/>
+          <w:sz w:val="22"/>
+          <w:szCs w:val="22"/>
+          <w:lang w:val="pt-BR"/>
+        </w:rPr>
+      </w:pPr>
+      <w:r>
+        <w:rPr>
+          <w:rFonts w:ascii="Times New Roman" w:hAnsi="Times New Roman" w:cs="Times New Roman"/>
+          <w:sz w:val="22"/>
+          <w:szCs w:val="22"/>
+          <w:lang w:val="pt-BR"/>
+        </w:rPr>
+        <w:t>Econometrics, C. (2022). E3me model manual. </w:t>
       </w:r>
       <w:r>
         <w:rPr>
@@ -1910,16 +2095,18 @@
           <w:iCs/>
           <w:sz w:val="22"/>
           <w:szCs w:val="22"/>
-        </w:rPr>
-        <w:t>4</w:t>
-      </w:r>
-      <w:r>
-        <w:rPr>
-          <w:rFonts w:ascii="Times New Roman" w:hAnsi="Times New Roman" w:cs="Times New Roman"/>
-          <w:sz w:val="22"/>
-          <w:szCs w:val="22"/>
-        </w:rPr>
-        <w:t>, 785136.</w:t>
+          <w:lang w:val="pt-BR"/>
+        </w:rPr>
+        <w:t>Cambridge Econometrics: Cambridge, UK</w:t>
+      </w:r>
+      <w:r>
+        <w:rPr>
+          <w:rFonts w:ascii="Times New Roman" w:hAnsi="Times New Roman" w:cs="Times New Roman"/>
+          <w:sz w:val="22"/>
+          <w:szCs w:val="22"/>
+          <w:lang w:val="pt-BR"/>
+        </w:rPr>
+        <w:t>.</w:t>
       </w:r>
     </w:p>
     <w:p>
@@ -1936,26 +2123,17 @@
           <w:rFonts w:ascii="Times New Roman" w:hAnsi="Times New Roman" w:cs="Times New Roman"/>
           <w:sz w:val="22"/>
           <w:szCs w:val="22"/>
-        </w:rPr>
-        <w:t>Garrett-Peltier, H. (2017). Green versus brown: comparing the employment impacts of energy efficiency, renewable energy, and fossil fuels using an input-output model. Econ. Model. 61, 439–447. doi: 10.1016/j.econmod.2016.11.012</w:t>
-      </w:r>
-    </w:p>
-    <w:p>
-      <w:pPr>
-        <w:jc w:val="both"/>
-        <w:rPr>
-          <w:rFonts w:ascii="Times New Roman" w:hAnsi="Times New Roman" w:cs="Times New Roman"/>
-          <w:sz w:val="22"/>
-          <w:szCs w:val="22"/>
-        </w:rPr>
-      </w:pPr>
-      <w:r>
-        <w:rPr>
-          <w:rFonts w:ascii="Times New Roman" w:hAnsi="Times New Roman" w:cs="Times New Roman"/>
-          <w:sz w:val="22"/>
-          <w:szCs w:val="22"/>
-        </w:rPr>
-        <w:t>Hafstead, M. A., Williams III, R. C., &amp; Chen, Y. (2022). Environmental policy, full-employment models, and employment: a critical analysis. </w:t>
+          <w:lang w:val="pt-BR"/>
+        </w:rPr>
+        <w:t xml:space="preserve">Fragkos, P., &amp; Fragkiadakis, K. (2022). </w:t>
+      </w:r>
+      <w:r>
+        <w:rPr>
+          <w:rFonts w:ascii="Times New Roman" w:hAnsi="Times New Roman" w:cs="Times New Roman"/>
+          <w:sz w:val="22"/>
+          <w:szCs w:val="22"/>
+        </w:rPr>
+        <w:t>Analyzing the macro-economic and employment implications of ambitious mitigation pathways and carbon pricing. </w:t>
       </w:r>
       <w:r>
         <w:rPr>
@@ -1965,7 +2143,7 @@
           <w:sz w:val="22"/>
           <w:szCs w:val="22"/>
         </w:rPr>
-        <w:t>Journal of the Association of Environmental and Resource Economists</w:t>
+        <w:t>Frontiers in Climate</w:t>
       </w:r>
       <w:r>
         <w:rPr>
@@ -1983,15 +2161,15 @@
           <w:sz w:val="22"/>
           <w:szCs w:val="22"/>
         </w:rPr>
-        <w:t>9</w:t>
-      </w:r>
-      <w:r>
-        <w:rPr>
-          <w:rFonts w:ascii="Times New Roman" w:hAnsi="Times New Roman" w:cs="Times New Roman"/>
-          <w:sz w:val="22"/>
-          <w:szCs w:val="22"/>
-        </w:rPr>
-        <w:t>(2), 199-234.</w:t>
+        <w:t>4</w:t>
+      </w:r>
+      <w:r>
+        <w:rPr>
+          <w:rFonts w:ascii="Times New Roman" w:hAnsi="Times New Roman" w:cs="Times New Roman"/>
+          <w:sz w:val="22"/>
+          <w:szCs w:val="22"/>
+        </w:rPr>
+        <w:t>, 785136.</w:t>
       </w:r>
     </w:p>
     <w:p>
@@ -2009,7 +2187,25 @@
           <w:sz w:val="22"/>
           <w:szCs w:val="22"/>
         </w:rPr>
-        <w:t>Jose, S., &amp; Dollinger, J. (2019). Silvopasture: a sustainable livestock production system. </w:t>
+        <w:t>Garrett-Peltier, H. (2017). Green versus brown: comparing the employment impacts of energy efficiency, renewable energy, and fossil fuels using an input-output model. Econ. Model. 61, 439–447. doi: 10.1016/j.econmod.2016.11.012</w:t>
+      </w:r>
+    </w:p>
+    <w:p>
+      <w:pPr>
+        <w:jc w:val="both"/>
+        <w:rPr>
+          <w:rFonts w:ascii="Times New Roman" w:hAnsi="Times New Roman" w:cs="Times New Roman"/>
+          <w:sz w:val="22"/>
+          <w:szCs w:val="22"/>
+        </w:rPr>
+      </w:pPr>
+      <w:r>
+        <w:rPr>
+          <w:rFonts w:ascii="Times New Roman" w:hAnsi="Times New Roman" w:cs="Times New Roman"/>
+          <w:sz w:val="22"/>
+          <w:szCs w:val="22"/>
+        </w:rPr>
+        <w:t>Hafstead, M. A., Williams III, R. C., &amp; Chen, Y. (2022). Environmental policy, full-employment models, and employment: a critical analysis. </w:t>
       </w:r>
       <w:r>
         <w:rPr>
@@ -2019,7 +2215,7 @@
           <w:sz w:val="22"/>
           <w:szCs w:val="22"/>
         </w:rPr>
-        <w:t>Agroforestry systems</w:t>
+        <w:t>Journal of the Association of Environmental and Resource Economists</w:t>
       </w:r>
       <w:r>
         <w:rPr>
@@ -2037,15 +2233,15 @@
           <w:sz w:val="22"/>
           <w:szCs w:val="22"/>
         </w:rPr>
-        <w:t>93</w:t>
-      </w:r>
-      <w:r>
-        <w:rPr>
-          <w:rFonts w:ascii="Times New Roman" w:hAnsi="Times New Roman" w:cs="Times New Roman"/>
-          <w:sz w:val="22"/>
-          <w:szCs w:val="22"/>
-        </w:rPr>
-        <w:t>(1), 1-9.</w:t>
+        <w:t>9</w:t>
+      </w:r>
+      <w:r>
+        <w:rPr>
+          <w:rFonts w:ascii="Times New Roman" w:hAnsi="Times New Roman" w:cs="Times New Roman"/>
+          <w:sz w:val="22"/>
+          <w:szCs w:val="22"/>
+        </w:rPr>
+        <w:t>(2), 199-234.</w:t>
       </w:r>
     </w:p>
     <w:p>
@@ -2063,7 +2259,7 @@
           <w:sz w:val="22"/>
           <w:szCs w:val="22"/>
         </w:rPr>
-        <w:t>Lehr, U., &amp; Lutz, C. (2019). Macro-econometric and structural models. In </w:t>
+        <w:t>Hanna, R., Heptonstall, P., &amp; Gross, R. (2024). Job creation in a low carbon transition to renewables and energy efficiency: a review of international evidence. </w:t>
       </w:r>
       <w:r>
         <w:rPr>
@@ -2073,51 +2269,15 @@
           <w:sz w:val="22"/>
           <w:szCs w:val="22"/>
         </w:rPr>
-        <w:t>Routledge handbook of energy economics</w:t>
-      </w:r>
-      <w:r>
-        <w:rPr>
-          <w:rFonts w:ascii="Times New Roman" w:hAnsi="Times New Roman" w:cs="Times New Roman"/>
-          <w:sz w:val="22"/>
-          <w:szCs w:val="22"/>
-        </w:rPr>
-        <w:t> (pp. 473-481). Routledge.</w:t>
-      </w:r>
-    </w:p>
-    <w:p>
-      <w:pPr>
-        <w:jc w:val="both"/>
-        <w:rPr>
-          <w:rFonts w:ascii="Times New Roman" w:hAnsi="Times New Roman" w:cs="Times New Roman"/>
-          <w:sz w:val="22"/>
-          <w:szCs w:val="22"/>
-        </w:rPr>
-      </w:pPr>
-      <w:r>
-        <w:rPr>
-          <w:rFonts w:ascii="Times New Roman" w:hAnsi="Times New Roman" w:cs="Times New Roman"/>
-          <w:sz w:val="22"/>
-          <w:szCs w:val="22"/>
-        </w:rPr>
-        <w:t>Miller, R. E., and Blair, P. D. (2022). Input-output analysis: Foundations and extensions.</w:t>
-      </w:r>
-    </w:p>
-    <w:p>
-      <w:pPr>
-        <w:jc w:val="both"/>
-        <w:rPr>
-          <w:rFonts w:ascii="Times New Roman" w:hAnsi="Times New Roman" w:cs="Times New Roman"/>
-          <w:sz w:val="22"/>
-          <w:szCs w:val="22"/>
-        </w:rPr>
-      </w:pPr>
-      <w:r>
-        <w:rPr>
-          <w:rFonts w:ascii="Times New Roman" w:hAnsi="Times New Roman" w:cs="Times New Roman"/>
-          <w:sz w:val="22"/>
-          <w:szCs w:val="22"/>
-        </w:rPr>
-        <w:t>Montt, G., Wiebe, K. S., Harsdorff, M., Simas, M., Bonnet, A., &amp; Wood, R. (2018). Does climate action destroy jobs? An assessment of the employment implications of the 2‐degree goal. </w:t>
+        <w:t>Sustainability Science</w:t>
+      </w:r>
+      <w:r>
+        <w:rPr>
+          <w:rFonts w:ascii="Times New Roman" w:hAnsi="Times New Roman" w:cs="Times New Roman"/>
+          <w:sz w:val="22"/>
+          <w:szCs w:val="22"/>
+        </w:rPr>
+        <w:t>, </w:t>
       </w:r>
       <w:r>
         <w:rPr>
@@ -2127,15 +2287,33 @@
           <w:sz w:val="22"/>
           <w:szCs w:val="22"/>
         </w:rPr>
-        <w:t>International Labour Review</w:t>
-      </w:r>
-      <w:r>
-        <w:rPr>
-          <w:rFonts w:ascii="Times New Roman" w:hAnsi="Times New Roman" w:cs="Times New Roman"/>
-          <w:sz w:val="22"/>
-          <w:szCs w:val="22"/>
-        </w:rPr>
-        <w:t>, </w:t>
+        <w:t>19</w:t>
+      </w:r>
+      <w:r>
+        <w:rPr>
+          <w:rFonts w:ascii="Times New Roman" w:hAnsi="Times New Roman" w:cs="Times New Roman"/>
+          <w:sz w:val="22"/>
+          <w:szCs w:val="22"/>
+        </w:rPr>
+        <w:t>(1), 125-150.</w:t>
+      </w:r>
+    </w:p>
+    <w:p>
+      <w:pPr>
+        <w:jc w:val="both"/>
+        <w:rPr>
+          <w:rFonts w:ascii="Times New Roman" w:hAnsi="Times New Roman" w:cs="Times New Roman"/>
+          <w:sz w:val="22"/>
+          <w:szCs w:val="22"/>
+        </w:rPr>
+      </w:pPr>
+      <w:r>
+        <w:rPr>
+          <w:rFonts w:ascii="Times New Roman" w:hAnsi="Times New Roman" w:cs="Times New Roman"/>
+          <w:sz w:val="22"/>
+          <w:szCs w:val="22"/>
+        </w:rPr>
+        <w:t>Jose, S., &amp; Dollinger, J. (2019). Silvopasture: a sustainable livestock production system. </w:t>
       </w:r>
       <w:r>
         <w:rPr>
@@ -2145,33 +2323,15 @@
           <w:sz w:val="22"/>
           <w:szCs w:val="22"/>
         </w:rPr>
-        <w:t>157</w:t>
-      </w:r>
-      <w:r>
-        <w:rPr>
-          <w:rFonts w:ascii="Times New Roman" w:hAnsi="Times New Roman" w:cs="Times New Roman"/>
-          <w:sz w:val="22"/>
-          <w:szCs w:val="22"/>
-        </w:rPr>
-        <w:t>(4), 519-556.</w:t>
-      </w:r>
-    </w:p>
-    <w:p>
-      <w:pPr>
-        <w:jc w:val="both"/>
-        <w:rPr>
-          <w:rFonts w:ascii="Times New Roman" w:hAnsi="Times New Roman" w:cs="Times New Roman"/>
-          <w:sz w:val="22"/>
-          <w:szCs w:val="22"/>
-        </w:rPr>
-      </w:pPr>
-      <w:r>
-        <w:rPr>
-          <w:rFonts w:ascii="Times New Roman" w:hAnsi="Times New Roman" w:cs="Times New Roman"/>
-          <w:sz w:val="22"/>
-          <w:szCs w:val="22"/>
-        </w:rPr>
-        <w:t>Oosterhaven, J., &amp; Hewings, G. J. (2021). Interregional input-output models. In </w:t>
+        <w:t>Agroforestry systems</w:t>
+      </w:r>
+      <w:r>
+        <w:rPr>
+          <w:rFonts w:ascii="Times New Roman" w:hAnsi="Times New Roman" w:cs="Times New Roman"/>
+          <w:sz w:val="22"/>
+          <w:szCs w:val="22"/>
+        </w:rPr>
+        <w:t>, </w:t>
       </w:r>
       <w:r>
         <w:rPr>
@@ -2181,6 +2341,205 @@
           <w:sz w:val="22"/>
           <w:szCs w:val="22"/>
         </w:rPr>
+        <w:t>93</w:t>
+      </w:r>
+      <w:r>
+        <w:rPr>
+          <w:rFonts w:ascii="Times New Roman" w:hAnsi="Times New Roman" w:cs="Times New Roman"/>
+          <w:sz w:val="22"/>
+          <w:szCs w:val="22"/>
+        </w:rPr>
+        <w:t>(1), 1-9.</w:t>
+      </w:r>
+    </w:p>
+    <w:p>
+      <w:pPr>
+        <w:jc w:val="both"/>
+        <w:rPr>
+          <w:rFonts w:ascii="Times New Roman" w:hAnsi="Times New Roman" w:cs="Times New Roman"/>
+          <w:sz w:val="22"/>
+          <w:szCs w:val="22"/>
+        </w:rPr>
+      </w:pPr>
+      <w:r>
+        <w:rPr>
+          <w:rFonts w:ascii="Times New Roman" w:hAnsi="Times New Roman" w:cs="Times New Roman"/>
+          <w:sz w:val="22"/>
+          <w:szCs w:val="22"/>
+        </w:rPr>
+        <w:t>Lehr, U., &amp; Lutz, C. (2019). Macro-econometric and structural models. In </w:t>
+      </w:r>
+      <w:r>
+        <w:rPr>
+          <w:rFonts w:ascii="Times New Roman" w:hAnsi="Times New Roman" w:cs="Times New Roman"/>
+          <w:i/>
+          <w:iCs/>
+          <w:sz w:val="22"/>
+          <w:szCs w:val="22"/>
+        </w:rPr>
+        <w:t>Routledge handbook of energy economics</w:t>
+      </w:r>
+      <w:r>
+        <w:rPr>
+          <w:rFonts w:ascii="Times New Roman" w:hAnsi="Times New Roman" w:cs="Times New Roman"/>
+          <w:sz w:val="22"/>
+          <w:szCs w:val="22"/>
+        </w:rPr>
+        <w:t> (pp. 473-481). Routledge.</w:t>
+      </w:r>
+    </w:p>
+    <w:p>
+      <w:pPr>
+        <w:jc w:val="both"/>
+        <w:rPr>
+          <w:rFonts w:ascii="Times New Roman" w:hAnsi="Times New Roman" w:cs="Times New Roman"/>
+          <w:sz w:val="22"/>
+          <w:szCs w:val="22"/>
+        </w:rPr>
+      </w:pPr>
+      <w:r>
+        <w:rPr>
+          <w:rFonts w:ascii="Times New Roman" w:hAnsi="Times New Roman" w:cs="Times New Roman"/>
+          <w:sz w:val="22"/>
+          <w:szCs w:val="22"/>
+        </w:rPr>
+        <w:t>Miller, R. E., and Blair, P. D. (2022). Input-output analysis: Foundations and extensions.</w:t>
+      </w:r>
+    </w:p>
+    <w:p>
+      <w:pPr>
+        <w:jc w:val="both"/>
+        <w:rPr>
+          <w:rFonts w:ascii="Times New Roman" w:hAnsi="Times New Roman" w:cs="Times New Roman"/>
+          <w:sz w:val="22"/>
+          <w:szCs w:val="22"/>
+        </w:rPr>
+      </w:pPr>
+      <w:r>
+        <w:rPr>
+          <w:rFonts w:ascii="Times New Roman" w:hAnsi="Times New Roman" w:cs="Times New Roman"/>
+          <w:sz w:val="22"/>
+          <w:szCs w:val="22"/>
+        </w:rPr>
+        <w:lastRenderedPageBreak/>
+        <w:t>Montt, G., Wiebe, K. S., Harsdorff, M., Simas, M., Bonnet, A., &amp; Wood, R. (2018). Does climate action destroy jobs? An assessment of the employment implications of the 2‐degree goal. </w:t>
+      </w:r>
+      <w:r>
+        <w:rPr>
+          <w:rFonts w:ascii="Times New Roman" w:hAnsi="Times New Roman" w:cs="Times New Roman"/>
+          <w:i/>
+          <w:iCs/>
+          <w:sz w:val="22"/>
+          <w:szCs w:val="22"/>
+        </w:rPr>
+        <w:t>International Labour Review</w:t>
+      </w:r>
+      <w:r>
+        <w:rPr>
+          <w:rFonts w:ascii="Times New Roman" w:hAnsi="Times New Roman" w:cs="Times New Roman"/>
+          <w:sz w:val="22"/>
+          <w:szCs w:val="22"/>
+        </w:rPr>
+        <w:t>, </w:t>
+      </w:r>
+      <w:r>
+        <w:rPr>
+          <w:rFonts w:ascii="Times New Roman" w:hAnsi="Times New Roman" w:cs="Times New Roman"/>
+          <w:i/>
+          <w:iCs/>
+          <w:sz w:val="22"/>
+          <w:szCs w:val="22"/>
+        </w:rPr>
+        <w:t>157</w:t>
+      </w:r>
+      <w:r>
+        <w:rPr>
+          <w:rFonts w:ascii="Times New Roman" w:hAnsi="Times New Roman" w:cs="Times New Roman"/>
+          <w:sz w:val="22"/>
+          <w:szCs w:val="22"/>
+        </w:rPr>
+        <w:t>(4), 519-556.</w:t>
+      </w:r>
+    </w:p>
+    <w:p>
+      <w:pPr>
+        <w:jc w:val="both"/>
+        <w:rPr>
+          <w:rFonts w:ascii="Times New Roman" w:hAnsi="Times New Roman" w:cs="Times New Roman"/>
+          <w:sz w:val="22"/>
+          <w:szCs w:val="22"/>
+        </w:rPr>
+      </w:pPr>
+      <w:r>
+        <w:rPr>
+          <w:rFonts w:ascii="Times New Roman" w:hAnsi="Times New Roman" w:cs="Times New Roman"/>
+          <w:sz w:val="22"/>
+          <w:szCs w:val="22"/>
+        </w:rPr>
+        <w:t>O'Callaghan, B., Yau, N., &amp; Hepburn, C. (2022). How stimulating is a green stimulus? The economic attributes of green fiscal spending. </w:t>
+      </w:r>
+      <w:r>
+        <w:rPr>
+          <w:rFonts w:ascii="Times New Roman" w:hAnsi="Times New Roman" w:cs="Times New Roman"/>
+          <w:i/>
+          <w:iCs/>
+          <w:sz w:val="22"/>
+          <w:szCs w:val="22"/>
+        </w:rPr>
+        <w:t>Annual review of Environment and Resources</w:t>
+      </w:r>
+      <w:r>
+        <w:rPr>
+          <w:rFonts w:ascii="Times New Roman" w:hAnsi="Times New Roman" w:cs="Times New Roman"/>
+          <w:sz w:val="22"/>
+          <w:szCs w:val="22"/>
+        </w:rPr>
+        <w:t>, </w:t>
+      </w:r>
+      <w:r>
+        <w:rPr>
+          <w:rFonts w:ascii="Times New Roman" w:hAnsi="Times New Roman" w:cs="Times New Roman"/>
+          <w:i/>
+          <w:iCs/>
+          <w:sz w:val="22"/>
+          <w:szCs w:val="22"/>
+        </w:rPr>
+        <w:t>47</w:t>
+      </w:r>
+      <w:r>
+        <w:rPr>
+          <w:rFonts w:ascii="Times New Roman" w:hAnsi="Times New Roman" w:cs="Times New Roman"/>
+          <w:sz w:val="22"/>
+          <w:szCs w:val="22"/>
+        </w:rPr>
+        <w:t>(1), 697-723.</w:t>
+      </w:r>
+    </w:p>
+    <w:p>
+      <w:pPr>
+        <w:jc w:val="both"/>
+        <w:rPr>
+          <w:rFonts w:ascii="Times New Roman" w:hAnsi="Times New Roman" w:cs="Times New Roman"/>
+          <w:sz w:val="22"/>
+          <w:szCs w:val="22"/>
+        </w:rPr>
+      </w:pPr>
+      <w:r>
+        <w:rPr>
+          <w:rFonts w:ascii="Times New Roman" w:hAnsi="Times New Roman" w:cs="Times New Roman"/>
+          <w:sz w:val="22"/>
+          <w:szCs w:val="22"/>
+        </w:rPr>
+        <w:t>Oosterhaven, J., &amp; Hewings, G. J. (2021). Interregional input-output models. In </w:t>
+      </w:r>
+      <w:r>
+        <w:rPr>
+          <w:rFonts w:ascii="Times New Roman" w:hAnsi="Times New Roman" w:cs="Times New Roman"/>
+          <w:i/>
+          <w:iCs/>
+          <w:sz w:val="22"/>
+          <w:szCs w:val="22"/>
+        </w:rPr>
         <w:t>Handbook of regional science</w:t>
       </w:r>
       <w:r>
@@ -2207,7 +2566,6 @@
           <w:sz w:val="22"/>
           <w:szCs w:val="22"/>
         </w:rPr>
-        <w:lastRenderedPageBreak/>
         <w:t>Ortega M, del Río P, Ruiz P, Nijs W, Politis S. Analysing the influence of trade, technology learning and policy on the employment prospects of wind and solar energy deployment: The EU case. Renewable and Sustainable Energy Reviews. 2020 Apr 1;122:109657.</w:t>
       </w:r>
     </w:p>

--- a/Paper/Paper (For Review).docx
+++ b/Paper/Paper (For Review).docx
@@ -765,7 +765,47 @@
           <w:szCs w:val="22"/>
         </w:rPr>
         <w:lastRenderedPageBreak/>
-        <w:t>may differ over time as technologies mature and across contexts. Employment multipliers can be a misleading measure of economic benefit when they do not account for variation in key factors such as the import shares of major components, the labor intensity of production, and prevailing wage levels (Agan and Balcilar, 2022; Perrier and Quirrion, 2018)</w:t>
+        <w:t xml:space="preserve">may differ over time as technologies mature and across contexts. Employment multipliers can be a misleading measure of economic benefit when they do not account for variation in key factors such as the import shares of major components, the labor intensity of production, and prevailing wage levels (Agan and </w:t>
+      </w:r>
+      <w:proofErr w:type="spellStart"/>
+      <w:r>
+        <w:rPr>
+          <w:rFonts w:ascii="Times New Roman" w:hAnsi="Times New Roman" w:cs="Times New Roman"/>
+          <w:color w:val="000000" w:themeColor="text1"/>
+          <w:sz w:val="22"/>
+          <w:szCs w:val="22"/>
+        </w:rPr>
+        <w:t>Balcilar</w:t>
+      </w:r>
+      <w:proofErr w:type="spellEnd"/>
+      <w:r>
+        <w:rPr>
+          <w:rFonts w:ascii="Times New Roman" w:hAnsi="Times New Roman" w:cs="Times New Roman"/>
+          <w:color w:val="000000" w:themeColor="text1"/>
+          <w:sz w:val="22"/>
+          <w:szCs w:val="22"/>
+        </w:rPr>
+        <w:t xml:space="preserve">, 2022; Perrier and </w:t>
+      </w:r>
+      <w:proofErr w:type="spellStart"/>
+      <w:r>
+        <w:rPr>
+          <w:rFonts w:ascii="Times New Roman" w:hAnsi="Times New Roman" w:cs="Times New Roman"/>
+          <w:color w:val="000000" w:themeColor="text1"/>
+          <w:sz w:val="22"/>
+          <w:szCs w:val="22"/>
+        </w:rPr>
+        <w:t>Quirrion</w:t>
+      </w:r>
+      <w:proofErr w:type="spellEnd"/>
+      <w:r>
+        <w:rPr>
+          <w:rFonts w:ascii="Times New Roman" w:hAnsi="Times New Roman" w:cs="Times New Roman"/>
+          <w:color w:val="000000" w:themeColor="text1"/>
+          <w:sz w:val="22"/>
+          <w:szCs w:val="22"/>
+        </w:rPr>
+        <w:t>, 2018)</w:t>
       </w:r>
       <w:r>
         <w:rPr>
@@ -886,6 +926,7 @@
         </w:rPr>
         <w:t xml:space="preserve">; Chateau et al., 2018; </w:t>
       </w:r>
+      <w:proofErr w:type="spellStart"/>
       <w:r>
         <w:rPr>
           <w:rFonts w:ascii="Times New Roman" w:hAnsi="Times New Roman" w:cs="Times New Roman"/>
@@ -894,13 +935,58 @@
         </w:rPr>
         <w:t>Bulavskaya</w:t>
       </w:r>
-      <w:r>
-        <w:rPr>
-          <w:rFonts w:ascii="Times New Roman" w:hAnsi="Times New Roman" w:cs="Times New Roman"/>
-          <w:sz w:val="22"/>
-          <w:szCs w:val="22"/>
-        </w:rPr>
-        <w:t xml:space="preserve"> and Reynès, 2018; Lofgren and Cicowiez, 2017). Despite these methodological developments, investments in green technology and mitigation act</w:t>
+      <w:proofErr w:type="spellEnd"/>
+      <w:r>
+        <w:rPr>
+          <w:rFonts w:ascii="Times New Roman" w:hAnsi="Times New Roman" w:cs="Times New Roman"/>
+          <w:sz w:val="22"/>
+          <w:szCs w:val="22"/>
+        </w:rPr>
+        <w:t xml:space="preserve"> and </w:t>
+      </w:r>
+      <w:proofErr w:type="spellStart"/>
+      <w:r>
+        <w:rPr>
+          <w:rFonts w:ascii="Times New Roman" w:hAnsi="Times New Roman" w:cs="Times New Roman"/>
+          <w:sz w:val="22"/>
+          <w:szCs w:val="22"/>
+        </w:rPr>
+        <w:t>Reynès</w:t>
+      </w:r>
+      <w:proofErr w:type="spellEnd"/>
+      <w:r>
+        <w:rPr>
+          <w:rFonts w:ascii="Times New Roman" w:hAnsi="Times New Roman" w:cs="Times New Roman"/>
+          <w:sz w:val="22"/>
+          <w:szCs w:val="22"/>
+        </w:rPr>
+        <w:t xml:space="preserve">, 2018; Lofgren and </w:t>
+      </w:r>
+      <w:proofErr w:type="spellStart"/>
+      <w:r>
+        <w:rPr>
+          <w:rFonts w:ascii="Times New Roman" w:hAnsi="Times New Roman" w:cs="Times New Roman"/>
+          <w:sz w:val="22"/>
+          <w:szCs w:val="22"/>
+        </w:rPr>
+        <w:t>Cicowiez</w:t>
+      </w:r>
+      <w:proofErr w:type="spellEnd"/>
+      <w:r>
+        <w:rPr>
+          <w:rFonts w:ascii="Times New Roman" w:hAnsi="Times New Roman" w:cs="Times New Roman"/>
+          <w:sz w:val="22"/>
+          <w:szCs w:val="22"/>
+        </w:rPr>
+        <w:t xml:space="preserve">, 2017). </w:t>
+      </w:r>
+      <w:r>
+        <w:rPr>
+          <w:rFonts w:ascii="Times New Roman" w:hAnsi="Times New Roman" w:cs="Times New Roman"/>
+          <w:sz w:val="22"/>
+          <w:szCs w:val="22"/>
+        </w:rPr>
+        <w:t>Despite these methodological developments, investments in green technology and mitigation actions are still modeled using cost structures treated as fixed parameters rather than as sources of uncertainty</w:t>
       </w:r>
       <w:r>
         <w:rPr>
@@ -909,7 +995,47 @@
           <w:sz w:val="22"/>
           <w:szCs w:val="22"/>
         </w:rPr>
-        <w:t xml:space="preserve">ions are still modeled using cost structures treated as known inputs. CGE employment results are sensitive to production function calibration and closure assumptions (Castellanos and Heutel, 2024; Hafstead et al., 2022). Inaccurate capital-labor shares can systematically distort production function calibration and factor substitution patterns, thereby biasing simulated labor-demand responses (Bolarinwa, 2024). Similarly, when the input cost structures of green technologies and climate investments do not reflect country-specific import dependence </w:t>
+        <w:t xml:space="preserve">. CGE employment results are sensitive to production function calibration and closure assumptions (Castellanos and </w:t>
+      </w:r>
+      <w:proofErr w:type="spellStart"/>
+      <w:r>
+        <w:rPr>
+          <w:rFonts w:ascii="Times New Roman" w:hAnsi="Times New Roman" w:cs="Times New Roman"/>
+          <w:color w:val="000000" w:themeColor="text1"/>
+          <w:sz w:val="22"/>
+          <w:szCs w:val="22"/>
+        </w:rPr>
+        <w:t>Heutel</w:t>
+      </w:r>
+      <w:proofErr w:type="spellEnd"/>
+      <w:r>
+        <w:rPr>
+          <w:rFonts w:ascii="Times New Roman" w:hAnsi="Times New Roman" w:cs="Times New Roman"/>
+          <w:color w:val="000000" w:themeColor="text1"/>
+          <w:sz w:val="22"/>
+          <w:szCs w:val="22"/>
+        </w:rPr>
+        <w:t xml:space="preserve">, 2024; </w:t>
+      </w:r>
+      <w:proofErr w:type="spellStart"/>
+      <w:r>
+        <w:rPr>
+          <w:rFonts w:ascii="Times New Roman" w:hAnsi="Times New Roman" w:cs="Times New Roman"/>
+          <w:color w:val="000000" w:themeColor="text1"/>
+          <w:sz w:val="22"/>
+          <w:szCs w:val="22"/>
+        </w:rPr>
+        <w:t>Hafstead</w:t>
+      </w:r>
+      <w:proofErr w:type="spellEnd"/>
+      <w:r>
+        <w:rPr>
+          <w:rFonts w:ascii="Times New Roman" w:hAnsi="Times New Roman" w:cs="Times New Roman"/>
+          <w:color w:val="000000" w:themeColor="text1"/>
+          <w:sz w:val="22"/>
+          <w:szCs w:val="22"/>
+        </w:rPr>
+        <w:t xml:space="preserve"> et al., 2022). Inaccurate capital-labor shares can systematically distort production function calibration and factor substitution patterns, thereby biasing simulated labor-demand responses (Bolarinwa, 2024). Similarly, when the input cost structures of green technologies and climate investments do not reflect country-specific import dependence </w:t>
       </w:r>
       <w:r>
         <w:rPr>
@@ -1266,13 +1392,23 @@
         </w:rPr>
         <w:t xml:space="preserve">, 2022; </w:t>
       </w:r>
-      <w:r>
-        <w:rPr>
-          <w:rFonts w:ascii="Times New Roman" w:hAnsi="Times New Roman" w:cs="Times New Roman"/>
-          <w:sz w:val="22"/>
-          <w:szCs w:val="22"/>
-        </w:rPr>
-        <w:t xml:space="preserve">Akcigit </w:t>
+      <w:proofErr w:type="spellStart"/>
+      <w:r>
+        <w:rPr>
+          <w:rFonts w:ascii="Times New Roman" w:hAnsi="Times New Roman" w:cs="Times New Roman"/>
+          <w:sz w:val="22"/>
+          <w:szCs w:val="22"/>
+        </w:rPr>
+        <w:t>Akcigit</w:t>
+      </w:r>
+      <w:proofErr w:type="spellEnd"/>
+      <w:r>
+        <w:rPr>
+          <w:rFonts w:ascii="Times New Roman" w:hAnsi="Times New Roman" w:cs="Times New Roman"/>
+          <w:sz w:val="22"/>
+          <w:szCs w:val="22"/>
+        </w:rPr>
+        <w:t xml:space="preserve"> </w:t>
       </w:r>
       <w:r>
         <w:rPr>
@@ -1342,6 +1478,7 @@
           <w:szCs w:val="22"/>
         </w:rPr>
       </w:pPr>
+      <w:proofErr w:type="spellStart"/>
       <w:r>
         <w:rPr>
           <w:rFonts w:ascii="Times New Roman" w:hAnsi="Times New Roman" w:cs="Times New Roman"/>
@@ -1350,6 +1487,7 @@
         </w:rPr>
         <w:t>sdsds</w:t>
       </w:r>
+      <w:proofErr w:type="spellEnd"/>
     </w:p>
     <w:p>
       <w:pPr>
@@ -1599,7 +1737,25 @@
           <w:sz w:val="22"/>
           <w:szCs w:val="22"/>
         </w:rPr>
-        <w:t>Agan, B., &amp; Balcilar, M. (2022). On the determinants of green technology diffusion: An empirical analysis of economic, social, political, and environmental factors. </w:t>
+        <w:t xml:space="preserve">Agan, B., &amp; </w:t>
+      </w:r>
+      <w:proofErr w:type="spellStart"/>
+      <w:r>
+        <w:rPr>
+          <w:rFonts w:ascii="Times New Roman" w:hAnsi="Times New Roman" w:cs="Times New Roman"/>
+          <w:sz w:val="22"/>
+          <w:szCs w:val="22"/>
+        </w:rPr>
+        <w:t>Balcilar</w:t>
+      </w:r>
+      <w:proofErr w:type="spellEnd"/>
+      <w:r>
+        <w:rPr>
+          <w:rFonts w:ascii="Times New Roman" w:hAnsi="Times New Roman" w:cs="Times New Roman"/>
+          <w:sz w:val="22"/>
+          <w:szCs w:val="22"/>
+        </w:rPr>
+        <w:t>, M. (2022). On the determinants of green technology diffusion: An empirical analysis of economic, social, political, and environmental factors. </w:t>
       </w:r>
       <w:r>
         <w:rPr>
@@ -1647,13 +1803,59 @@
           <w:szCs w:val="22"/>
         </w:rPr>
       </w:pPr>
-      <w:r>
-        <w:rPr>
-          <w:rFonts w:ascii="Times New Roman" w:hAnsi="Times New Roman" w:cs="Times New Roman"/>
-          <w:sz w:val="22"/>
-          <w:szCs w:val="22"/>
-        </w:rPr>
-        <w:t>Akcigit, U., Benedetti Fasil, C., Impullitti, G., Licandro, O., &amp; Sanchez-Martinez, M. (2022). </w:t>
+      <w:proofErr w:type="spellStart"/>
+      <w:r>
+        <w:rPr>
+          <w:rFonts w:ascii="Times New Roman" w:hAnsi="Times New Roman" w:cs="Times New Roman"/>
+          <w:sz w:val="22"/>
+          <w:szCs w:val="22"/>
+        </w:rPr>
+        <w:t>Akcigit</w:t>
+      </w:r>
+      <w:proofErr w:type="spellEnd"/>
+      <w:r>
+        <w:rPr>
+          <w:rFonts w:ascii="Times New Roman" w:hAnsi="Times New Roman" w:cs="Times New Roman"/>
+          <w:sz w:val="22"/>
+          <w:szCs w:val="22"/>
+        </w:rPr>
+        <w:t xml:space="preserve">, U., Benedetti Fasil, C., </w:t>
+      </w:r>
+      <w:proofErr w:type="spellStart"/>
+      <w:r>
+        <w:rPr>
+          <w:rFonts w:ascii="Times New Roman" w:hAnsi="Times New Roman" w:cs="Times New Roman"/>
+          <w:sz w:val="22"/>
+          <w:szCs w:val="22"/>
+        </w:rPr>
+        <w:t>Impullitti</w:t>
+      </w:r>
+      <w:proofErr w:type="spellEnd"/>
+      <w:r>
+        <w:rPr>
+          <w:rFonts w:ascii="Times New Roman" w:hAnsi="Times New Roman" w:cs="Times New Roman"/>
+          <w:sz w:val="22"/>
+          <w:szCs w:val="22"/>
+        </w:rPr>
+        <w:t xml:space="preserve">, G., </w:t>
+      </w:r>
+      <w:proofErr w:type="spellStart"/>
+      <w:r>
+        <w:rPr>
+          <w:rFonts w:ascii="Times New Roman" w:hAnsi="Times New Roman" w:cs="Times New Roman"/>
+          <w:sz w:val="22"/>
+          <w:szCs w:val="22"/>
+        </w:rPr>
+        <w:t>Licandro</w:t>
+      </w:r>
+      <w:proofErr w:type="spellEnd"/>
+      <w:r>
+        <w:rPr>
+          <w:rFonts w:ascii="Times New Roman" w:hAnsi="Times New Roman" w:cs="Times New Roman"/>
+          <w:sz w:val="22"/>
+          <w:szCs w:val="22"/>
+        </w:rPr>
+        <w:t>, O., &amp; Sanchez-Martinez, M. (2022). </w:t>
       </w:r>
       <w:r>
         <w:rPr>
@@ -1683,6 +1885,7 @@
           <w:szCs w:val="22"/>
         </w:rPr>
       </w:pPr>
+      <w:proofErr w:type="spellStart"/>
       <w:r>
         <w:rPr>
           <w:rFonts w:ascii="Times New Roman" w:hAnsi="Times New Roman" w:cs="Times New Roman"/>
@@ -1690,7 +1893,52 @@
           <w:szCs w:val="22"/>
         </w:rPr>
         <w:lastRenderedPageBreak/>
-        <w:t>Alexandri, E., Antón, J. I., &amp; Lewney, R. (2024). The impact of climate change mitigation policies on European labour markets. </w:t>
+        <w:t>Alexandri</w:t>
+      </w:r>
+      <w:proofErr w:type="spellEnd"/>
+      <w:r>
+        <w:rPr>
+          <w:rFonts w:ascii="Times New Roman" w:hAnsi="Times New Roman" w:cs="Times New Roman"/>
+          <w:sz w:val="22"/>
+          <w:szCs w:val="22"/>
+        </w:rPr>
+        <w:t xml:space="preserve">, E., Antón, J. I., &amp; </w:t>
+      </w:r>
+      <w:proofErr w:type="spellStart"/>
+      <w:r>
+        <w:rPr>
+          <w:rFonts w:ascii="Times New Roman" w:hAnsi="Times New Roman" w:cs="Times New Roman"/>
+          <w:sz w:val="22"/>
+          <w:szCs w:val="22"/>
+        </w:rPr>
+        <w:t>Lewney</w:t>
+      </w:r>
+      <w:proofErr w:type="spellEnd"/>
+      <w:r>
+        <w:rPr>
+          <w:rFonts w:ascii="Times New Roman" w:hAnsi="Times New Roman" w:cs="Times New Roman"/>
+          <w:sz w:val="22"/>
+          <w:szCs w:val="22"/>
+        </w:rPr>
+        <w:t xml:space="preserve">, R. (2024). The impact of climate change mitigation policies on European </w:t>
+      </w:r>
+      <w:proofErr w:type="spellStart"/>
+      <w:r>
+        <w:rPr>
+          <w:rFonts w:ascii="Times New Roman" w:hAnsi="Times New Roman" w:cs="Times New Roman"/>
+          <w:sz w:val="22"/>
+          <w:szCs w:val="22"/>
+        </w:rPr>
+        <w:t>labour</w:t>
+      </w:r>
+      <w:proofErr w:type="spellEnd"/>
+      <w:r>
+        <w:rPr>
+          <w:rFonts w:ascii="Times New Roman" w:hAnsi="Times New Roman" w:cs="Times New Roman"/>
+          <w:sz w:val="22"/>
+          <w:szCs w:val="22"/>
+        </w:rPr>
+        <w:t xml:space="preserve"> markets. </w:t>
       </w:r>
       <w:r>
         <w:rPr>
@@ -1900,13 +2148,41 @@
           <w:szCs w:val="22"/>
         </w:rPr>
       </w:pPr>
-      <w:r>
-        <w:rPr>
-          <w:rFonts w:ascii="Times New Roman" w:hAnsi="Times New Roman" w:cs="Times New Roman"/>
-          <w:sz w:val="22"/>
-          <w:szCs w:val="22"/>
-        </w:rPr>
-        <w:t>Bulavskaya, T., &amp; Reynès, F. (2018). Job creation and economic impact of renewable energy in the Netherlands. </w:t>
+      <w:proofErr w:type="spellStart"/>
+      <w:r>
+        <w:rPr>
+          <w:rFonts w:ascii="Times New Roman" w:hAnsi="Times New Roman" w:cs="Times New Roman"/>
+          <w:sz w:val="22"/>
+          <w:szCs w:val="22"/>
+        </w:rPr>
+        <w:t>Bulavskaya</w:t>
+      </w:r>
+      <w:proofErr w:type="spellEnd"/>
+      <w:r>
+        <w:rPr>
+          <w:rFonts w:ascii="Times New Roman" w:hAnsi="Times New Roman" w:cs="Times New Roman"/>
+          <w:sz w:val="22"/>
+          <w:szCs w:val="22"/>
+        </w:rPr>
+        <w:t xml:space="preserve">, T., &amp; </w:t>
+      </w:r>
+      <w:proofErr w:type="spellStart"/>
+      <w:r>
+        <w:rPr>
+          <w:rFonts w:ascii="Times New Roman" w:hAnsi="Times New Roman" w:cs="Times New Roman"/>
+          <w:sz w:val="22"/>
+          <w:szCs w:val="22"/>
+        </w:rPr>
+        <w:t>Reynès</w:t>
+      </w:r>
+      <w:proofErr w:type="spellEnd"/>
+      <w:r>
+        <w:rPr>
+          <w:rFonts w:ascii="Times New Roman" w:hAnsi="Times New Roman" w:cs="Times New Roman"/>
+          <w:sz w:val="22"/>
+          <w:szCs w:val="22"/>
+        </w:rPr>
+        <w:t>, F. (2018). Job creation and economic impact of renewable energy in the Netherlands. </w:t>
       </w:r>
       <w:r>
         <w:rPr>
@@ -1968,7 +2244,25 @@
           <w:sz w:val="22"/>
           <w:szCs w:val="22"/>
         </w:rPr>
-        <w:t>Castellanos, K., &amp; Heutel, G. (2024). Unemployment, labor mobility, and climate policy. </w:t>
+        <w:t xml:space="preserve">Castellanos, K., &amp; </w:t>
+      </w:r>
+      <w:proofErr w:type="spellStart"/>
+      <w:r>
+        <w:rPr>
+          <w:rFonts w:ascii="Times New Roman" w:hAnsi="Times New Roman" w:cs="Times New Roman"/>
+          <w:sz w:val="22"/>
+          <w:szCs w:val="22"/>
+        </w:rPr>
+        <w:t>Heutel</w:t>
+      </w:r>
+      <w:proofErr w:type="spellEnd"/>
+      <w:r>
+        <w:rPr>
+          <w:rFonts w:ascii="Times New Roman" w:hAnsi="Times New Roman" w:cs="Times New Roman"/>
+          <w:sz w:val="22"/>
+          <w:szCs w:val="22"/>
+        </w:rPr>
+        <w:t>, G. (2024). Unemployment, labor mobility, and climate policy. </w:t>
       </w:r>
       <w:r>
         <w:rPr>
@@ -2066,7 +2360,25 @@
           <w:sz w:val="22"/>
           <w:szCs w:val="22"/>
         </w:rPr>
-        <w:t>Impacts of green growth policies on labour markets and wage income distribution: a general equilibrium application to climate and energy policies.</w:t>
+        <w:t xml:space="preserve">Impacts of green growth policies on </w:t>
+      </w:r>
+      <w:proofErr w:type="spellStart"/>
+      <w:r>
+        <w:rPr>
+          <w:rFonts w:ascii="Times New Roman" w:hAnsi="Times New Roman" w:cs="Times New Roman"/>
+          <w:sz w:val="22"/>
+          <w:szCs w:val="22"/>
+        </w:rPr>
+        <w:t>labour</w:t>
+      </w:r>
+      <w:proofErr w:type="spellEnd"/>
+      <w:r>
+        <w:rPr>
+          <w:rFonts w:ascii="Times New Roman" w:hAnsi="Times New Roman" w:cs="Times New Roman"/>
+          <w:sz w:val="22"/>
+          <w:szCs w:val="22"/>
+        </w:rPr>
+        <w:t xml:space="preserve"> markets and wage income distribution: a general equilibrium application to climate and energy policies.</w:t>
       </w:r>
     </w:p>
     <w:p>
@@ -2187,7 +2499,25 @@
           <w:sz w:val="22"/>
           <w:szCs w:val="22"/>
         </w:rPr>
-        <w:t>Garrett-Peltier, H. (2017). Green versus brown: comparing the employment impacts of energy efficiency, renewable energy, and fossil fuels using an input-output model. Econ. Model. 61, 439–447. doi: 10.1016/j.econmod.2016.11.012</w:t>
+        <w:t xml:space="preserve">Garrett-Peltier, H. (2017). Green versus brown: comparing the employment impacts of energy efficiency, renewable energy, and fossil fuels using an input-output model. Econ. Model. 61, 439–447. </w:t>
+      </w:r>
+      <w:proofErr w:type="spellStart"/>
+      <w:r>
+        <w:rPr>
+          <w:rFonts w:ascii="Times New Roman" w:hAnsi="Times New Roman" w:cs="Times New Roman"/>
+          <w:sz w:val="22"/>
+          <w:szCs w:val="22"/>
+        </w:rPr>
+        <w:t>doi</w:t>
+      </w:r>
+      <w:proofErr w:type="spellEnd"/>
+      <w:r>
+        <w:rPr>
+          <w:rFonts w:ascii="Times New Roman" w:hAnsi="Times New Roman" w:cs="Times New Roman"/>
+          <w:sz w:val="22"/>
+          <w:szCs w:val="22"/>
+        </w:rPr>
+        <w:t>: 10.1016/j.econmod.2016.11.012</w:t>
       </w:r>
     </w:p>
     <w:p>
@@ -2199,13 +2529,23 @@
           <w:szCs w:val="22"/>
         </w:rPr>
       </w:pPr>
-      <w:r>
-        <w:rPr>
-          <w:rFonts w:ascii="Times New Roman" w:hAnsi="Times New Roman" w:cs="Times New Roman"/>
-          <w:sz w:val="22"/>
-          <w:szCs w:val="22"/>
-        </w:rPr>
-        <w:t>Hafstead, M. A., Williams III, R. C., &amp; Chen, Y. (2022). Environmental policy, full-employment models, and employment: a critical analysis. </w:t>
+      <w:proofErr w:type="spellStart"/>
+      <w:r>
+        <w:rPr>
+          <w:rFonts w:ascii="Times New Roman" w:hAnsi="Times New Roman" w:cs="Times New Roman"/>
+          <w:sz w:val="22"/>
+          <w:szCs w:val="22"/>
+        </w:rPr>
+        <w:t>Hafstead</w:t>
+      </w:r>
+      <w:proofErr w:type="spellEnd"/>
+      <w:r>
+        <w:rPr>
+          <w:rFonts w:ascii="Times New Roman" w:hAnsi="Times New Roman" w:cs="Times New Roman"/>
+          <w:sz w:val="22"/>
+          <w:szCs w:val="22"/>
+        </w:rPr>
+        <w:t>, M. A., Williams III, R. C., &amp; Chen, Y. (2022). Environmental policy, full-employment models, and employment: a critical analysis. </w:t>
       </w:r>
       <w:r>
         <w:rPr>
@@ -2313,7 +2653,25 @@
           <w:sz w:val="22"/>
           <w:szCs w:val="22"/>
         </w:rPr>
-        <w:t>Jose, S., &amp; Dollinger, J. (2019). Silvopasture: a sustainable livestock production system. </w:t>
+        <w:t xml:space="preserve">Jose, S., &amp; Dollinger, J. (2019). </w:t>
+      </w:r>
+      <w:proofErr w:type="spellStart"/>
+      <w:r>
+        <w:rPr>
+          <w:rFonts w:ascii="Times New Roman" w:hAnsi="Times New Roman" w:cs="Times New Roman"/>
+          <w:sz w:val="22"/>
+          <w:szCs w:val="22"/>
+        </w:rPr>
+        <w:t>Silvopasture</w:t>
+      </w:r>
+      <w:proofErr w:type="spellEnd"/>
+      <w:r>
+        <w:rPr>
+          <w:rFonts w:ascii="Times New Roman" w:hAnsi="Times New Roman" w:cs="Times New Roman"/>
+          <w:sz w:val="22"/>
+          <w:szCs w:val="22"/>
+        </w:rPr>
+        <w:t>: a sustainable livestock production system. </w:t>
       </w:r>
       <w:r>
         <w:rPr>
@@ -2432,16 +2790,9 @@
           <w:sz w:val="22"/>
           <w:szCs w:val="22"/>
         </w:rPr>
-        <w:t>International Labour Review</w:t>
-      </w:r>
-      <w:r>
-        <w:rPr>
-          <w:rFonts w:ascii="Times New Roman" w:hAnsi="Times New Roman" w:cs="Times New Roman"/>
-          <w:sz w:val="22"/>
-          <w:szCs w:val="22"/>
-        </w:rPr>
-        <w:t>, </w:t>
-      </w:r>
+        <w:t xml:space="preserve">International </w:t>
+      </w:r>
+      <w:proofErr w:type="spellStart"/>
       <w:r>
         <w:rPr>
           <w:rFonts w:ascii="Times New Roman" w:hAnsi="Times New Roman" w:cs="Times New Roman"/>
@@ -2450,34 +2801,9 @@
           <w:sz w:val="22"/>
           <w:szCs w:val="22"/>
         </w:rPr>
-        <w:t>157</w:t>
-      </w:r>
-      <w:r>
-        <w:rPr>
-          <w:rFonts w:ascii="Times New Roman" w:hAnsi="Times New Roman" w:cs="Times New Roman"/>
-          <w:sz w:val="22"/>
-          <w:szCs w:val="22"/>
-        </w:rPr>
-        <w:t>(4), 519-556.</w:t>
-      </w:r>
-    </w:p>
-    <w:p>
-      <w:pPr>
-        <w:jc w:val="both"/>
-        <w:rPr>
-          <w:rFonts w:ascii="Times New Roman" w:hAnsi="Times New Roman" w:cs="Times New Roman"/>
-          <w:sz w:val="22"/>
-          <w:szCs w:val="22"/>
-        </w:rPr>
-      </w:pPr>
-      <w:r>
-        <w:rPr>
-          <w:rFonts w:ascii="Times New Roman" w:hAnsi="Times New Roman" w:cs="Times New Roman"/>
-          <w:sz w:val="22"/>
-          <w:szCs w:val="22"/>
-        </w:rPr>
-        <w:t>O'Callaghan, B., Yau, N., &amp; Hepburn, C. (2022). How stimulating is a green stimulus? The economic attributes of green fiscal spending. </w:t>
-      </w:r>
+        <w:t>Labour</w:t>
+      </w:r>
+      <w:proofErr w:type="spellEnd"/>
       <w:r>
         <w:rPr>
           <w:rFonts w:ascii="Times New Roman" w:hAnsi="Times New Roman" w:cs="Times New Roman"/>
@@ -2486,7 +2812,7 @@
           <w:sz w:val="22"/>
           <w:szCs w:val="22"/>
         </w:rPr>
-        <w:t>Annual review of Environment and Resources</w:t>
+        <w:t xml:space="preserve"> Review</w:t>
       </w:r>
       <w:r>
         <w:rPr>
@@ -2504,15 +2830,15 @@
           <w:sz w:val="22"/>
           <w:szCs w:val="22"/>
         </w:rPr>
-        <w:t>47</w:t>
-      </w:r>
-      <w:r>
-        <w:rPr>
-          <w:rFonts w:ascii="Times New Roman" w:hAnsi="Times New Roman" w:cs="Times New Roman"/>
-          <w:sz w:val="22"/>
-          <w:szCs w:val="22"/>
-        </w:rPr>
-        <w:t>(1), 697-723.</w:t>
+        <w:t>157</w:t>
+      </w:r>
+      <w:r>
+        <w:rPr>
+          <w:rFonts w:ascii="Times New Roman" w:hAnsi="Times New Roman" w:cs="Times New Roman"/>
+          <w:sz w:val="22"/>
+          <w:szCs w:val="22"/>
+        </w:rPr>
+        <w:t>(4), 519-556.</w:t>
       </w:r>
     </w:p>
     <w:p>
@@ -2530,7 +2856,7 @@
           <w:sz w:val="22"/>
           <w:szCs w:val="22"/>
         </w:rPr>
-        <w:t>Oosterhaven, J., &amp; Hewings, G. J. (2021). Interregional input-output models. In </w:t>
+        <w:t>O'Callaghan, B., Yau, N., &amp; Hepburn, C. (2022). How stimulating is a green stimulus? The economic attributes of green fiscal spending. </w:t>
       </w:r>
       <w:r>
         <w:rPr>
@@ -2540,51 +2866,15 @@
           <w:sz w:val="22"/>
           <w:szCs w:val="22"/>
         </w:rPr>
-        <w:t>Handbook of regional science</w:t>
-      </w:r>
-      <w:r>
-        <w:rPr>
-          <w:rFonts w:ascii="Times New Roman" w:hAnsi="Times New Roman" w:cs="Times New Roman"/>
-          <w:sz w:val="22"/>
-          <w:szCs w:val="22"/>
-        </w:rPr>
-        <w:t> (pp. 397-423). Berlin, Heidelberg: Springer Berlin Heidelberg.</w:t>
-      </w:r>
-    </w:p>
-    <w:p>
-      <w:pPr>
-        <w:jc w:val="both"/>
-        <w:rPr>
-          <w:rFonts w:ascii="Times New Roman" w:hAnsi="Times New Roman" w:cs="Times New Roman"/>
-          <w:sz w:val="22"/>
-          <w:szCs w:val="22"/>
-        </w:rPr>
-      </w:pPr>
-      <w:r>
-        <w:rPr>
-          <w:rFonts w:ascii="Times New Roman" w:hAnsi="Times New Roman" w:cs="Times New Roman"/>
-          <w:sz w:val="22"/>
-          <w:szCs w:val="22"/>
-        </w:rPr>
-        <w:t>Ortega M, del Río P, Ruiz P, Nijs W, Politis S. Analysing the influence of trade, technology learning and policy on the employment prospects of wind and solar energy deployment: The EU case. Renewable and Sustainable Energy Reviews. 2020 Apr 1;122:109657.</w:t>
-      </w:r>
-    </w:p>
-    <w:p>
-      <w:pPr>
-        <w:jc w:val="both"/>
-        <w:rPr>
-          <w:rFonts w:ascii="Times New Roman" w:hAnsi="Times New Roman" w:cs="Times New Roman"/>
-          <w:sz w:val="22"/>
-          <w:szCs w:val="22"/>
-        </w:rPr>
-      </w:pPr>
-      <w:r>
-        <w:rPr>
-          <w:rFonts w:ascii="Times New Roman" w:hAnsi="Times New Roman" w:cs="Times New Roman"/>
-          <w:sz w:val="22"/>
-          <w:szCs w:val="22"/>
-        </w:rPr>
-        <w:t>Pollin, R. (2016). Global green growth for human development. </w:t>
+        <w:t>Annual review of Environment and Resources</w:t>
+      </w:r>
+      <w:r>
+        <w:rPr>
+          <w:rFonts w:ascii="Times New Roman" w:hAnsi="Times New Roman" w:cs="Times New Roman"/>
+          <w:sz w:val="22"/>
+          <w:szCs w:val="22"/>
+        </w:rPr>
+        <w:t>, </w:t>
       </w:r>
       <w:r>
         <w:rPr>
@@ -2594,15 +2884,15 @@
           <w:sz w:val="22"/>
           <w:szCs w:val="22"/>
         </w:rPr>
-        <w:t>UNDP Human Development Report</w:t>
-      </w:r>
-      <w:r>
-        <w:rPr>
-          <w:rFonts w:ascii="Times New Roman" w:hAnsi="Times New Roman" w:cs="Times New Roman"/>
-          <w:sz w:val="22"/>
-          <w:szCs w:val="22"/>
-        </w:rPr>
-        <w:t>.</w:t>
+        <w:t>47</w:t>
+      </w:r>
+      <w:r>
+        <w:rPr>
+          <w:rFonts w:ascii="Times New Roman" w:hAnsi="Times New Roman" w:cs="Times New Roman"/>
+          <w:sz w:val="22"/>
+          <w:szCs w:val="22"/>
+        </w:rPr>
+        <w:t>(1), 697-723.</w:t>
       </w:r>
     </w:p>
     <w:p>
@@ -2614,13 +2904,41 @@
           <w:szCs w:val="22"/>
         </w:rPr>
       </w:pPr>
-      <w:r>
-        <w:rPr>
-          <w:rFonts w:ascii="Times New Roman" w:hAnsi="Times New Roman" w:cs="Times New Roman"/>
-          <w:sz w:val="22"/>
-          <w:szCs w:val="22"/>
-        </w:rPr>
-        <w:t>Pollitt, H., Alexandri, E., Chewpreecha, U., &amp; Klaassen, G. (2015). Macroeconomic analysis of the employment impacts of future EU climate policies. </w:t>
+      <w:proofErr w:type="spellStart"/>
+      <w:r>
+        <w:rPr>
+          <w:rFonts w:ascii="Times New Roman" w:hAnsi="Times New Roman" w:cs="Times New Roman"/>
+          <w:sz w:val="22"/>
+          <w:szCs w:val="22"/>
+        </w:rPr>
+        <w:t>Oosterhaven</w:t>
+      </w:r>
+      <w:proofErr w:type="spellEnd"/>
+      <w:r>
+        <w:rPr>
+          <w:rFonts w:ascii="Times New Roman" w:hAnsi="Times New Roman" w:cs="Times New Roman"/>
+          <w:sz w:val="22"/>
+          <w:szCs w:val="22"/>
+        </w:rPr>
+        <w:t xml:space="preserve">, J., &amp; </w:t>
+      </w:r>
+      <w:proofErr w:type="spellStart"/>
+      <w:r>
+        <w:rPr>
+          <w:rFonts w:ascii="Times New Roman" w:hAnsi="Times New Roman" w:cs="Times New Roman"/>
+          <w:sz w:val="22"/>
+          <w:szCs w:val="22"/>
+        </w:rPr>
+        <w:t>Hewings</w:t>
+      </w:r>
+      <w:proofErr w:type="spellEnd"/>
+      <w:r>
+        <w:rPr>
+          <w:rFonts w:ascii="Times New Roman" w:hAnsi="Times New Roman" w:cs="Times New Roman"/>
+          <w:sz w:val="22"/>
+          <w:szCs w:val="22"/>
+        </w:rPr>
+        <w:t>, G. J. (2021). Interregional input-output models. In </w:t>
       </w:r>
       <w:r>
         <w:rPr>
@@ -2630,15 +2948,69 @@
           <w:sz w:val="22"/>
           <w:szCs w:val="22"/>
         </w:rPr>
-        <w:t>Climate Policy</w:t>
-      </w:r>
-      <w:r>
-        <w:rPr>
-          <w:rFonts w:ascii="Times New Roman" w:hAnsi="Times New Roman" w:cs="Times New Roman"/>
-          <w:sz w:val="22"/>
-          <w:szCs w:val="22"/>
-        </w:rPr>
-        <w:t>, </w:t>
+        <w:t>Handbook of regional science</w:t>
+      </w:r>
+      <w:r>
+        <w:rPr>
+          <w:rFonts w:ascii="Times New Roman" w:hAnsi="Times New Roman" w:cs="Times New Roman"/>
+          <w:sz w:val="22"/>
+          <w:szCs w:val="22"/>
+        </w:rPr>
+        <w:t> (pp. 397-423). Berlin, Heidelberg: Springer Berlin Heidelberg.</w:t>
+      </w:r>
+    </w:p>
+    <w:p>
+      <w:pPr>
+        <w:jc w:val="both"/>
+        <w:rPr>
+          <w:rFonts w:ascii="Times New Roman" w:hAnsi="Times New Roman" w:cs="Times New Roman"/>
+          <w:sz w:val="22"/>
+          <w:szCs w:val="22"/>
+        </w:rPr>
+      </w:pPr>
+      <w:r>
+        <w:rPr>
+          <w:rFonts w:ascii="Times New Roman" w:hAnsi="Times New Roman" w:cs="Times New Roman"/>
+          <w:sz w:val="22"/>
+          <w:szCs w:val="22"/>
+        </w:rPr>
+        <w:t xml:space="preserve">Ortega M, del Río P, Ruiz P, Nijs W, Politis S. </w:t>
+      </w:r>
+      <w:proofErr w:type="spellStart"/>
+      <w:r>
+        <w:rPr>
+          <w:rFonts w:ascii="Times New Roman" w:hAnsi="Times New Roman" w:cs="Times New Roman"/>
+          <w:sz w:val="22"/>
+          <w:szCs w:val="22"/>
+        </w:rPr>
+        <w:t>Analysing</w:t>
+      </w:r>
+      <w:proofErr w:type="spellEnd"/>
+      <w:r>
+        <w:rPr>
+          <w:rFonts w:ascii="Times New Roman" w:hAnsi="Times New Roman" w:cs="Times New Roman"/>
+          <w:sz w:val="22"/>
+          <w:szCs w:val="22"/>
+        </w:rPr>
+        <w:t xml:space="preserve"> the influence of trade, technology learning and policy on the employment prospects of wind and solar energy deployment: The EU case. Renewable and Sustainable Energy Reviews. 2020 Apr 1;122:109657.</w:t>
+      </w:r>
+    </w:p>
+    <w:p>
+      <w:pPr>
+        <w:jc w:val="both"/>
+        <w:rPr>
+          <w:rFonts w:ascii="Times New Roman" w:hAnsi="Times New Roman" w:cs="Times New Roman"/>
+          <w:sz w:val="22"/>
+          <w:szCs w:val="22"/>
+        </w:rPr>
+      </w:pPr>
+      <w:r>
+        <w:rPr>
+          <w:rFonts w:ascii="Times New Roman" w:hAnsi="Times New Roman" w:cs="Times New Roman"/>
+          <w:sz w:val="22"/>
+          <w:szCs w:val="22"/>
+        </w:rPr>
+        <w:t>Pollin, R. (2016). Global green growth for human development. </w:t>
       </w:r>
       <w:r>
         <w:rPr>
@@ -2648,15 +3020,15 @@
           <w:sz w:val="22"/>
           <w:szCs w:val="22"/>
         </w:rPr>
-        <w:t>15</w:t>
-      </w:r>
-      <w:r>
-        <w:rPr>
-          <w:rFonts w:ascii="Times New Roman" w:hAnsi="Times New Roman" w:cs="Times New Roman"/>
-          <w:sz w:val="22"/>
-          <w:szCs w:val="22"/>
-        </w:rPr>
-        <w:t>(5), 604-625.</w:t>
+        <w:t>UNDP Human Development Report</w:t>
+      </w:r>
+      <w:r>
+        <w:rPr>
+          <w:rFonts w:ascii="Times New Roman" w:hAnsi="Times New Roman" w:cs="Times New Roman"/>
+          <w:sz w:val="22"/>
+          <w:szCs w:val="22"/>
+        </w:rPr>
+        <w:t>.</w:t>
       </w:r>
     </w:p>
     <w:p>
@@ -2674,7 +3046,43 @@
           <w:sz w:val="22"/>
           <w:szCs w:val="22"/>
         </w:rPr>
-        <w:t>Liu, Y., Salman, A., Khan, K., Mahmood, C. K., Ramos-Meza, C. S., Jain, V., &amp; Shabbir, M. S. (2025). The effect of green energy production, green technological innovation, green international trade, on ecological footprints. </w:t>
+        <w:t xml:space="preserve">Pollitt, H., </w:t>
+      </w:r>
+      <w:proofErr w:type="spellStart"/>
+      <w:r>
+        <w:rPr>
+          <w:rFonts w:ascii="Times New Roman" w:hAnsi="Times New Roman" w:cs="Times New Roman"/>
+          <w:sz w:val="22"/>
+          <w:szCs w:val="22"/>
+        </w:rPr>
+        <w:t>Alexandri</w:t>
+      </w:r>
+      <w:proofErr w:type="spellEnd"/>
+      <w:r>
+        <w:rPr>
+          <w:rFonts w:ascii="Times New Roman" w:hAnsi="Times New Roman" w:cs="Times New Roman"/>
+          <w:sz w:val="22"/>
+          <w:szCs w:val="22"/>
+        </w:rPr>
+        <w:t xml:space="preserve">, E., </w:t>
+      </w:r>
+      <w:proofErr w:type="spellStart"/>
+      <w:r>
+        <w:rPr>
+          <w:rFonts w:ascii="Times New Roman" w:hAnsi="Times New Roman" w:cs="Times New Roman"/>
+          <w:sz w:val="22"/>
+          <w:szCs w:val="22"/>
+        </w:rPr>
+        <w:t>Chewpreecha</w:t>
+      </w:r>
+      <w:proofErr w:type="spellEnd"/>
+      <w:r>
+        <w:rPr>
+          <w:rFonts w:ascii="Times New Roman" w:hAnsi="Times New Roman" w:cs="Times New Roman"/>
+          <w:sz w:val="22"/>
+          <w:szCs w:val="22"/>
+        </w:rPr>
+        <w:t>, U., &amp; Klaassen, G. (2015). Macroeconomic analysis of the employment impacts of future EU climate policies. </w:t>
       </w:r>
       <w:r>
         <w:rPr>
@@ -2684,7 +3092,7 @@
           <w:sz w:val="22"/>
           <w:szCs w:val="22"/>
         </w:rPr>
-        <w:t>Environment, Development and Sustainability</w:t>
+        <w:t>Climate Policy</w:t>
       </w:r>
       <w:r>
         <w:rPr>
@@ -2702,15 +3110,15 @@
           <w:sz w:val="22"/>
           <w:szCs w:val="22"/>
         </w:rPr>
-        <w:t>27</w:t>
-      </w:r>
-      <w:r>
-        <w:rPr>
-          <w:rFonts w:ascii="Times New Roman" w:hAnsi="Times New Roman" w:cs="Times New Roman"/>
-          <w:sz w:val="22"/>
-          <w:szCs w:val="22"/>
-        </w:rPr>
-        <w:t>(9), 20985-20998.</w:t>
+        <w:t>15</w:t>
+      </w:r>
+      <w:r>
+        <w:rPr>
+          <w:rFonts w:ascii="Times New Roman" w:hAnsi="Times New Roman" w:cs="Times New Roman"/>
+          <w:sz w:val="22"/>
+          <w:szCs w:val="22"/>
+        </w:rPr>
+        <w:t>(5), 604-625.</w:t>
       </w:r>
     </w:p>
     <w:p>
@@ -2728,7 +3136,7 @@
           <w:sz w:val="22"/>
           <w:szCs w:val="22"/>
         </w:rPr>
-        <w:t>Ram, M., Aghahosseini, A., &amp; Breyer, C. (2020). Job creation during the global energy transition towards 100% renewable power system by 2050. </w:t>
+        <w:t>Liu, Y., Salman, A., Khan, K., Mahmood, C. K., Ramos-Meza, C. S., Jain, V., &amp; Shabbir, M. S. (2025). The effect of green energy production, green technological innovation, green international trade, on ecological footprints. </w:t>
       </w:r>
       <w:r>
         <w:rPr>
@@ -2738,7 +3146,7 @@
           <w:sz w:val="22"/>
           <w:szCs w:val="22"/>
         </w:rPr>
-        <w:t>Technological Forecasting and Social Change</w:t>
+        <w:t>Environment, Development and Sustainability</w:t>
       </w:r>
       <w:r>
         <w:rPr>
@@ -2756,6 +3164,60 @@
           <w:sz w:val="22"/>
           <w:szCs w:val="22"/>
         </w:rPr>
+        <w:t>27</w:t>
+      </w:r>
+      <w:r>
+        <w:rPr>
+          <w:rFonts w:ascii="Times New Roman" w:hAnsi="Times New Roman" w:cs="Times New Roman"/>
+          <w:sz w:val="22"/>
+          <w:szCs w:val="22"/>
+        </w:rPr>
+        <w:t>(9), 20985-20998.</w:t>
+      </w:r>
+    </w:p>
+    <w:p>
+      <w:pPr>
+        <w:jc w:val="both"/>
+        <w:rPr>
+          <w:rFonts w:ascii="Times New Roman" w:hAnsi="Times New Roman" w:cs="Times New Roman"/>
+          <w:sz w:val="22"/>
+          <w:szCs w:val="22"/>
+        </w:rPr>
+      </w:pPr>
+      <w:r>
+        <w:rPr>
+          <w:rFonts w:ascii="Times New Roman" w:hAnsi="Times New Roman" w:cs="Times New Roman"/>
+          <w:sz w:val="22"/>
+          <w:szCs w:val="22"/>
+        </w:rPr>
+        <w:t>Ram, M., Aghahosseini, A., &amp; Breyer, C. (2020). Job creation during the global energy transition towards 100% renewable power system by 2050. </w:t>
+      </w:r>
+      <w:r>
+        <w:rPr>
+          <w:rFonts w:ascii="Times New Roman" w:hAnsi="Times New Roman" w:cs="Times New Roman"/>
+          <w:i/>
+          <w:iCs/>
+          <w:sz w:val="22"/>
+          <w:szCs w:val="22"/>
+        </w:rPr>
+        <w:t>Technological Forecasting and Social Change</w:t>
+      </w:r>
+      <w:r>
+        <w:rPr>
+          <w:rFonts w:ascii="Times New Roman" w:hAnsi="Times New Roman" w:cs="Times New Roman"/>
+          <w:sz w:val="22"/>
+          <w:szCs w:val="22"/>
+        </w:rPr>
+        <w:t>, </w:t>
+      </w:r>
+      <w:r>
+        <w:rPr>
+          <w:rFonts w:ascii="Times New Roman" w:hAnsi="Times New Roman" w:cs="Times New Roman"/>
+          <w:i/>
+          <w:iCs/>
+          <w:sz w:val="22"/>
+          <w:szCs w:val="22"/>
+        </w:rPr>
         <w:t>151</w:t>
       </w:r>
       <w:r>
@@ -2782,7 +3244,25 @@
           <w:sz w:val="22"/>
           <w:szCs w:val="22"/>
         </w:rPr>
-        <w:t xml:space="preserve">San Miguel, G., Bañales, B. M., Ruiz, D., Álvarez, S., Pérez, J., &amp; Arredondo, M. T. (2024). </w:t>
+        <w:t xml:space="preserve">San Miguel, G., </w:t>
+      </w:r>
+      <w:proofErr w:type="spellStart"/>
+      <w:r>
+        <w:rPr>
+          <w:rFonts w:ascii="Times New Roman" w:hAnsi="Times New Roman" w:cs="Times New Roman"/>
+          <w:sz w:val="22"/>
+          <w:szCs w:val="22"/>
+        </w:rPr>
+        <w:t>Bañales</w:t>
+      </w:r>
+      <w:proofErr w:type="spellEnd"/>
+      <w:r>
+        <w:rPr>
+          <w:rFonts w:ascii="Times New Roman" w:hAnsi="Times New Roman" w:cs="Times New Roman"/>
+          <w:sz w:val="22"/>
+          <w:szCs w:val="22"/>
+        </w:rPr>
+        <w:t xml:space="preserve">, B. M., Ruiz, D., Álvarez, S., Pérez, J., &amp; Arredondo, M. T. (2024). </w:t>
       </w:r>
       <w:r>
         <w:rPr>
@@ -3244,7 +3724,35 @@
         <w:rPr>
           <w:rFonts w:ascii="Times New Roman" w:hAnsi="Times New Roman" w:cs="Times New Roman"/>
         </w:rPr>
-        <w:t>Mealy et al., 2025; Oosterhaven and Hewings, 2021</w:t>
+        <w:t xml:space="preserve">Mealy et al., 2025; </w:t>
+      </w:r>
+      <w:proofErr w:type="spellStart"/>
+      <w:r>
+        <w:rPr>
+          <w:rFonts w:ascii="Times New Roman" w:hAnsi="Times New Roman" w:cs="Times New Roman"/>
+        </w:rPr>
+        <w:t>Oosterhaven</w:t>
+      </w:r>
+      <w:proofErr w:type="spellEnd"/>
+      <w:r>
+        <w:rPr>
+          <w:rFonts w:ascii="Times New Roman" w:hAnsi="Times New Roman" w:cs="Times New Roman"/>
+        </w:rPr>
+        <w:t xml:space="preserve"> and </w:t>
+      </w:r>
+      <w:proofErr w:type="spellStart"/>
+      <w:r>
+        <w:rPr>
+          <w:rFonts w:ascii="Times New Roman" w:hAnsi="Times New Roman" w:cs="Times New Roman"/>
+        </w:rPr>
+        <w:t>Hewings</w:t>
+      </w:r>
+      <w:proofErr w:type="spellEnd"/>
+      <w:r>
+        <w:rPr>
+          <w:rFonts w:ascii="Times New Roman" w:hAnsi="Times New Roman" w:cs="Times New Roman"/>
+        </w:rPr>
+        <w:t>, 2021</w:t>
       </w:r>
       <w:r>
         <w:rPr>

--- a/Paper/Paper (For Review).docx
+++ b/Paper/Paper (For Review).docx
@@ -485,7 +485,7 @@
           <w:sz w:val="22"/>
           <w:szCs w:val="22"/>
         </w:rPr>
-        <w:t xml:space="preserve"> national and multi-region Input-Output table (MRIO) models</w:t>
+        <w:t xml:space="preserve"> national and multi-region Input-Output (MRIO) models</w:t>
       </w:r>
       <w:r>
         <w:rPr>
@@ -630,7 +630,15 @@
           <w:sz w:val="22"/>
           <w:szCs w:val="22"/>
         </w:rPr>
-        <w:t xml:space="preserve"> – translated into sectoral gross output and intermediate input requirements –, </w:t>
+        <w:t xml:space="preserve"> – translated into sectoral gross output and intermediate input requirements –</w:t>
+      </w:r>
+      <w:r>
+        <w:rPr>
+          <w:rFonts w:ascii="Times New Roman" w:hAnsi="Times New Roman" w:cs="Times New Roman"/>
+          <w:sz w:val="22"/>
+          <w:szCs w:val="22"/>
+        </w:rPr>
+        <w:t xml:space="preserve"> </w:t>
       </w:r>
       <w:r>
         <w:rPr>
@@ -721,7 +729,23 @@
           <w:sz w:val="22"/>
           <w:szCs w:val="22"/>
         </w:rPr>
-        <w:t>Garret-Peltier, 2017</w:t>
+        <w:t>Garret</w:t>
+      </w:r>
+      <w:r>
+        <w:rPr>
+          <w:rFonts w:ascii="Times New Roman" w:hAnsi="Times New Roman" w:cs="Times New Roman"/>
+          <w:sz w:val="22"/>
+          <w:szCs w:val="22"/>
+        </w:rPr>
+        <w:t>t</w:t>
+      </w:r>
+      <w:r>
+        <w:rPr>
+          <w:rFonts w:ascii="Times New Roman" w:hAnsi="Times New Roman" w:cs="Times New Roman"/>
+          <w:sz w:val="22"/>
+          <w:szCs w:val="22"/>
+        </w:rPr>
+        <w:t>-Peltier, 2017</w:t>
       </w:r>
       <w:r>
         <w:rPr>
@@ -785,27 +809,7 @@
           <w:sz w:val="22"/>
           <w:szCs w:val="22"/>
         </w:rPr>
-        <w:t xml:space="preserve">, 2022; Perrier and </w:t>
-      </w:r>
-      <w:proofErr w:type="spellStart"/>
-      <w:r>
-        <w:rPr>
-          <w:rFonts w:ascii="Times New Roman" w:hAnsi="Times New Roman" w:cs="Times New Roman"/>
-          <w:color w:val="000000" w:themeColor="text1"/>
-          <w:sz w:val="22"/>
-          <w:szCs w:val="22"/>
-        </w:rPr>
-        <w:t>Quirrion</w:t>
-      </w:r>
-      <w:proofErr w:type="spellEnd"/>
-      <w:r>
-        <w:rPr>
-          <w:rFonts w:ascii="Times New Roman" w:hAnsi="Times New Roman" w:cs="Times New Roman"/>
-          <w:color w:val="000000" w:themeColor="text1"/>
-          <w:sz w:val="22"/>
-          <w:szCs w:val="22"/>
-        </w:rPr>
-        <w:t>, 2018)</w:t>
+        <w:t>, 2022; Perrier and Quirion, 2018)</w:t>
       </w:r>
       <w:r>
         <w:rPr>
@@ -908,7 +912,33 @@
           <w:sz w:val="22"/>
           <w:szCs w:val="22"/>
         </w:rPr>
-        <w:t xml:space="preserve"> and imperfect labor mobility (Mealy et al., 2025; Castellanos and Neutel, 2024; </w:t>
+        <w:t xml:space="preserve"> and imperfect labor mobility (Mealy et al., 2025; Castellanos and </w:t>
+      </w:r>
+      <w:proofErr w:type="spellStart"/>
+      <w:r>
+        <w:rPr>
+          <w:rFonts w:ascii="Times New Roman" w:hAnsi="Times New Roman" w:cs="Times New Roman"/>
+          <w:sz w:val="22"/>
+          <w:szCs w:val="22"/>
+        </w:rPr>
+        <w:t>H</w:t>
+      </w:r>
+      <w:r>
+        <w:rPr>
+          <w:rFonts w:ascii="Times New Roman" w:hAnsi="Times New Roman" w:cs="Times New Roman"/>
+          <w:sz w:val="22"/>
+          <w:szCs w:val="22"/>
+        </w:rPr>
+        <w:t>eutel</w:t>
+      </w:r>
+      <w:proofErr w:type="spellEnd"/>
+      <w:r>
+        <w:rPr>
+          <w:rFonts w:ascii="Times New Roman" w:hAnsi="Times New Roman" w:cs="Times New Roman"/>
+          <w:sz w:val="22"/>
+          <w:szCs w:val="22"/>
+        </w:rPr>
+        <w:t xml:space="preserve">, 2024; </w:t>
       </w:r>
       <w:r>
         <w:rPr>
@@ -1252,145 +1282,7 @@
           <w:sz w:val="22"/>
           <w:szCs w:val="22"/>
         </w:rPr>
-        <w:t>A third strand, macro-econometric models</w:t>
-      </w:r>
-      <w:r>
-        <w:rPr>
-          <w:rFonts w:ascii="Times New Roman" w:hAnsi="Times New Roman" w:cs="Times New Roman"/>
-          <w:sz w:val="22"/>
-          <w:szCs w:val="22"/>
-        </w:rPr>
-        <w:t xml:space="preserve">, such as </w:t>
-      </w:r>
-      <w:r>
-        <w:rPr>
-          <w:rFonts w:ascii="Times New Roman" w:hAnsi="Times New Roman" w:cs="Times New Roman"/>
-          <w:sz w:val="22"/>
-          <w:szCs w:val="22"/>
-        </w:rPr>
-        <w:t>energy-environment-economy (3E) frameworks</w:t>
-      </w:r>
-      <w:r>
-        <w:rPr>
-          <w:rFonts w:ascii="Times New Roman" w:hAnsi="Times New Roman" w:cs="Times New Roman"/>
-          <w:sz w:val="22"/>
-          <w:szCs w:val="22"/>
-        </w:rPr>
-        <w:t xml:space="preserve"> (e.g., </w:t>
-      </w:r>
-      <w:r>
-        <w:rPr>
-          <w:rFonts w:ascii="Times New Roman" w:hAnsi="Times New Roman" w:cs="Times New Roman"/>
-          <w:sz w:val="22"/>
-          <w:szCs w:val="22"/>
-        </w:rPr>
-        <w:t>E3ME</w:t>
-      </w:r>
-      <w:r>
-        <w:rPr>
-          <w:rFonts w:ascii="Times New Roman" w:hAnsi="Times New Roman" w:cs="Times New Roman"/>
-          <w:sz w:val="22"/>
-          <w:szCs w:val="22"/>
-        </w:rPr>
-        <w:t xml:space="preserve">, NEMESIS), </w:t>
-      </w:r>
-      <w:r>
-        <w:rPr>
-          <w:rFonts w:ascii="Times New Roman" w:hAnsi="Times New Roman" w:cs="Times New Roman"/>
-          <w:sz w:val="22"/>
-          <w:szCs w:val="22"/>
-        </w:rPr>
-        <w:t>estimate dynamic adjustment from historical data</w:t>
-      </w:r>
-      <w:r>
-        <w:rPr>
-          <w:rFonts w:ascii="Times New Roman" w:hAnsi="Times New Roman" w:cs="Times New Roman"/>
-          <w:sz w:val="22"/>
-          <w:szCs w:val="22"/>
-        </w:rPr>
-        <w:t xml:space="preserve"> in terms of key economic variables (GDP, employment, investment</w:t>
-      </w:r>
-      <w:r>
-        <w:rPr>
-          <w:rFonts w:ascii="Times New Roman" w:hAnsi="Times New Roman" w:cs="Times New Roman"/>
-          <w:sz w:val="22"/>
-          <w:szCs w:val="22"/>
-        </w:rPr>
-        <w:t>) over time, and has been applied particularly to</w:t>
-      </w:r>
-      <w:r>
-        <w:rPr>
-          <w:rFonts w:ascii="Times New Roman" w:hAnsi="Times New Roman" w:cs="Times New Roman"/>
-          <w:sz w:val="22"/>
-          <w:szCs w:val="22"/>
-        </w:rPr>
-        <w:t xml:space="preserve"> economic</w:t>
-      </w:r>
-      <w:r>
-        <w:rPr>
-          <w:rFonts w:ascii="Times New Roman" w:hAnsi="Times New Roman" w:cs="Times New Roman"/>
-          <w:sz w:val="22"/>
-          <w:szCs w:val="22"/>
-        </w:rPr>
-        <w:t xml:space="preserve"> </w:t>
-      </w:r>
-      <w:r>
-        <w:rPr>
-          <w:rFonts w:ascii="Times New Roman" w:hAnsi="Times New Roman" w:cs="Times New Roman"/>
-          <w:sz w:val="22"/>
-          <w:szCs w:val="22"/>
-        </w:rPr>
-        <w:t>analysis of European energy and climate policy</w:t>
-      </w:r>
-      <w:r>
-        <w:rPr>
-          <w:rFonts w:ascii="Times New Roman" w:hAnsi="Times New Roman" w:cs="Times New Roman"/>
-          <w:sz w:val="22"/>
-          <w:szCs w:val="22"/>
-        </w:rPr>
-        <w:t xml:space="preserve"> (Ortega et al., 2020; Lehr and Lutz, 2019; </w:t>
-      </w:r>
-      <w:r>
-        <w:rPr>
-          <w:rFonts w:ascii="Times New Roman" w:hAnsi="Times New Roman" w:cs="Times New Roman"/>
-          <w:color w:val="000000" w:themeColor="text1"/>
-          <w:sz w:val="22"/>
-          <w:szCs w:val="22"/>
-        </w:rPr>
-        <w:t>Pollitt et al., 2015</w:t>
-      </w:r>
-      <w:r>
-        <w:rPr>
-          <w:rFonts w:ascii="Times New Roman" w:hAnsi="Times New Roman" w:cs="Times New Roman"/>
-          <w:color w:val="000000" w:themeColor="text1"/>
-          <w:sz w:val="22"/>
-          <w:szCs w:val="22"/>
-        </w:rPr>
-        <w:t>)</w:t>
-      </w:r>
-      <w:r>
-        <w:rPr>
-          <w:rFonts w:ascii="Times New Roman" w:hAnsi="Times New Roman" w:cs="Times New Roman"/>
-          <w:sz w:val="22"/>
-          <w:szCs w:val="22"/>
-        </w:rPr>
-        <w:t xml:space="preserve">. Described as demand-led in the short to medium term, these models combine national accounting identities with estimated behavioral equations to assess how demand shocks – for instance, policy shocks, new investment – affect sectoral output, which feeds into the labor demand through sectoral production functions and wage-setting equations, avoiding the market clearing assumptions of standard CGE models (Cambridge </w:t>
-      </w:r>
-      <w:r>
-        <w:rPr>
-          <w:rFonts w:ascii="Times New Roman" w:hAnsi="Times New Roman" w:cs="Times New Roman"/>
-          <w:sz w:val="22"/>
-          <w:szCs w:val="22"/>
-        </w:rPr>
-        <w:t>Econometrics</w:t>
-      </w:r>
-      <w:r>
-        <w:rPr>
-          <w:rFonts w:ascii="Times New Roman" w:hAnsi="Times New Roman" w:cs="Times New Roman"/>
-          <w:sz w:val="22"/>
-          <w:szCs w:val="22"/>
-        </w:rPr>
-        <w:t xml:space="preserve">, 2022; </w:t>
+        <w:t>A third strand, macro-econometric models such as energy-environment-economy (3E) frameworks (e.g., E3ME, NEMESIS), estimates dynamic adjustment from historical data in terms of key economic variables (GDP, employment, investment) over time, and has been applied particularly to economic analysis of European energy and climate policy (</w:t>
       </w:r>
       <w:proofErr w:type="spellStart"/>
       <w:r>
@@ -1399,6 +1291,24 @@
           <w:sz w:val="22"/>
           <w:szCs w:val="22"/>
         </w:rPr>
+        <w:t>Alexandri</w:t>
+      </w:r>
+      <w:proofErr w:type="spellEnd"/>
+      <w:r>
+        <w:rPr>
+          <w:rFonts w:ascii="Times New Roman" w:hAnsi="Times New Roman" w:cs="Times New Roman"/>
+          <w:sz w:val="22"/>
+          <w:szCs w:val="22"/>
+        </w:rPr>
+        <w:t xml:space="preserve"> et al., 2024; Ortega et al., 2020; Lehr and Lutz, 2019; Pollitt et al., 2015). These models are demand-led in the short to medium term, and combine national accounting identities with estimated behavioral equations to assess how demand shocks – policy shocks, new investment – affect sectoral output, which feeds into the labor demand through sectoral production functions and wage-setting equations, avoiding the market clearing assumptions of standard CGE models (Cambridge Econometrics, 2022; </w:t>
+      </w:r>
+      <w:proofErr w:type="spellStart"/>
+      <w:r>
+        <w:rPr>
+          <w:rFonts w:ascii="Times New Roman" w:hAnsi="Times New Roman" w:cs="Times New Roman"/>
+          <w:sz w:val="22"/>
+          <w:szCs w:val="22"/>
+        </w:rPr>
         <w:t>Akcigit</w:t>
       </w:r>
       <w:proofErr w:type="spellEnd"/>
@@ -1408,47 +1318,7 @@
           <w:sz w:val="22"/>
           <w:szCs w:val="22"/>
         </w:rPr>
-        <w:t xml:space="preserve"> </w:t>
-      </w:r>
-      <w:r>
-        <w:rPr>
-          <w:rFonts w:ascii="Times New Roman" w:hAnsi="Times New Roman" w:cs="Times New Roman"/>
-          <w:sz w:val="22"/>
-          <w:szCs w:val="22"/>
-        </w:rPr>
-        <w:t xml:space="preserve">et al., 2022). A potential weakness is that core behavioral relationships are estimated or calibrated from historical time series data, meaning that investment-to-employment relationships may be less reliable for forward-looking policy analysis, particularly when applied to sectors whose cost and input structures are rapidly changing. Even granting that historical sector-specific interdependencies (e.g., intermediate consumption, technological transfers) are accurate representations, </w:t>
-      </w:r>
-      <w:r>
-        <w:rPr>
-          <w:rFonts w:ascii="Times New Roman" w:hAnsi="Times New Roman" w:cs="Times New Roman"/>
-          <w:sz w:val="22"/>
-          <w:szCs w:val="22"/>
-        </w:rPr>
-        <w:t>it is reasonable to argue that if the initial demand shock</w:t>
-      </w:r>
-      <w:r>
-        <w:rPr>
-          <w:rFonts w:ascii="Times New Roman" w:hAnsi="Times New Roman" w:cs="Times New Roman"/>
-          <w:sz w:val="22"/>
-          <w:szCs w:val="22"/>
-        </w:rPr>
-        <w:t xml:space="preserve"> from</w:t>
-      </w:r>
-      <w:r>
-        <w:rPr>
-          <w:rFonts w:ascii="Times New Roman" w:hAnsi="Times New Roman" w:cs="Times New Roman"/>
-          <w:sz w:val="22"/>
-          <w:szCs w:val="22"/>
-        </w:rPr>
-        <w:t xml:space="preserve"> climate investments</w:t>
-      </w:r>
-      <w:r>
-        <w:rPr>
-          <w:rFonts w:ascii="Times New Roman" w:hAnsi="Times New Roman" w:cs="Times New Roman"/>
-          <w:sz w:val="22"/>
-          <w:szCs w:val="22"/>
-        </w:rPr>
-        <w:t xml:space="preserve"> is mapped from an imprecise sectoral breakdown, the subsequent employment feedback will be distorted.</w:t>
+        <w:t xml:space="preserve"> et al., 2022). A potential weakness is that core behavioral relationships are estimated from historical time series, embedding in the model’s coefficients sectoral interdependencies (e.g., labor-output elasticities) that may be less reliable for forward-looking policy analysis. When applied to sectors whose cost and input structures are rapidly changing, these coefficients are themselves a source of uncertainty in employment estimates.</w:t>
       </w:r>
     </w:p>
     <w:p>

--- a/Paper/Paper (For Review).docx
+++ b/Paper/Paper (For Review).docx
@@ -353,7 +353,16 @@
           <w:sz w:val="22"/>
           <w:szCs w:val="22"/>
         </w:rPr>
-        <w:t xml:space="preserve"> each with particular</w:t>
+        <w:t xml:space="preserve"> each with </w:t>
+      </w:r>
+      <w:proofErr w:type="gramStart"/>
+      <w:r>
+        <w:rPr>
+          <w:rFonts w:ascii="Times New Roman" w:hAnsi="Times New Roman" w:cs="Times New Roman"/>
+          <w:sz w:val="22"/>
+          <w:szCs w:val="22"/>
+        </w:rPr>
+        <w:t>particular</w:t>
       </w:r>
       <w:r>
         <w:rPr>
@@ -369,7 +378,16 @@
           <w:sz w:val="22"/>
           <w:szCs w:val="22"/>
         </w:rPr>
-        <w:t xml:space="preserve">strengths and limitations. </w:t>
+        <w:t>strengths</w:t>
+      </w:r>
+      <w:proofErr w:type="gramEnd"/>
+      <w:r>
+        <w:rPr>
+          <w:rFonts w:ascii="Times New Roman" w:hAnsi="Times New Roman" w:cs="Times New Roman"/>
+          <w:sz w:val="22"/>
+          <w:szCs w:val="22"/>
+        </w:rPr>
+        <w:t xml:space="preserve"> and limitations. </w:t>
       </w:r>
       <w:r>
         <w:rPr>
@@ -1341,6 +1359,7 @@
     </w:p>
     <w:p>
       <w:pPr>
+        <w:ind w:firstLine="720"/>
         <w:jc w:val="both"/>
         <w:rPr>
           <w:rFonts w:ascii="Times New Roman" w:hAnsi="Times New Roman" w:cs="Times New Roman"/>
@@ -1348,6 +1367,51 @@
           <w:szCs w:val="22"/>
         </w:rPr>
       </w:pPr>
+      <w:r>
+        <w:rPr>
+          <w:rFonts w:ascii="Times New Roman" w:hAnsi="Times New Roman" w:cs="Times New Roman"/>
+          <w:sz w:val="22"/>
+          <w:szCs w:val="22"/>
+        </w:rPr>
+        <w:t xml:space="preserve">As discussed in Section 2.1, each tradition of estimating the job creation potential of green investments embeds fixed cost-structure assumptions in its models and results, but none treats them as uncertain. The same mitigation action modeled under alternative cost-structure assumptions can produce substantially different employment estimates, yet studies report single estimates per action under one assumed configuration (REFERENCE). A further limitation is that no study systematically explores how employment outcomes respond when the cost structure of a climate investment shifts with implementation level. As deployment scales over time, the composition of expenditure changes: in early stages, climate investments are capital-intensive – dominated by equipment purchases – while at higher penetration, operational expenditure rises in relative terms, channeling more spending toward maintenance and services, which are provided domestically. The same climate intervention at different implementation levels thus requires not only different investment levels but routes </w:t>
+      </w:r>
+      <w:proofErr w:type="gramStart"/>
+      <w:r>
+        <w:rPr>
+          <w:rFonts w:ascii="Times New Roman" w:hAnsi="Times New Roman" w:cs="Times New Roman"/>
+          <w:sz w:val="22"/>
+          <w:szCs w:val="22"/>
+        </w:rPr>
+        <w:t>spending</w:t>
+      </w:r>
+      <w:proofErr w:type="gramEnd"/>
+      <w:r>
+        <w:rPr>
+          <w:rFonts w:ascii="Times New Roman" w:hAnsi="Times New Roman" w:cs="Times New Roman"/>
+          <w:sz w:val="22"/>
+          <w:szCs w:val="22"/>
+        </w:rPr>
+        <w:t xml:space="preserve"> differently across sectors of the economy, with direct consequences for job creation. This is particularly relevant for national decarbonization plans, which integrate multiple interventions at varying scales and should be explicit about socio-economic objectives to be policy-relevant (Waisman et al., 2026).</w:t>
+      </w:r>
+    </w:p>
+    <w:p>
+      <w:pPr>
+        <w:ind w:firstLine="720"/>
+        <w:jc w:val="both"/>
+        <w:rPr>
+          <w:rFonts w:ascii="Times New Roman" w:hAnsi="Times New Roman" w:cs="Times New Roman"/>
+          <w:sz w:val="22"/>
+          <w:szCs w:val="22"/>
+        </w:rPr>
+      </w:pPr>
+      <w:r>
+        <w:rPr>
+          <w:rFonts w:ascii="Times New Roman" w:hAnsi="Times New Roman" w:cs="Times New Roman"/>
+          <w:sz w:val="22"/>
+          <w:szCs w:val="22"/>
+        </w:rPr>
+        <w:t>Reporting a wider range of employment outcomes is not the same as identifying when employment materializes. To our knowledge, no study in this literature asks which cost-structure configurations – at which implementation levels – separate cases where climate investments create substantial employment from those where they do not. Results are reported as point estimates or sensitivity ranges, without identifying the conditions under which outcomes change. This is a problem well suited to decision making under deep uncertainty (DMDU). The cost-structure parameters that determine employment outcomes – capital intensity, import shares, technology costs at varying deployment scales – cannot be characterized by stable probability distributions, particularly in developing countries where domestic industrial capacity and trade dependence are evolving. Robust Decision Making (RDM), one class of DMDU methods (</w:t>
+      </w:r>
       <w:proofErr w:type="spellStart"/>
       <w:r>
         <w:rPr>
@@ -1355,9 +1419,17 @@
           <w:sz w:val="22"/>
           <w:szCs w:val="22"/>
         </w:rPr>
-        <w:t>sdsds</w:t>
+        <w:t>Marchau</w:t>
       </w:r>
       <w:proofErr w:type="spellEnd"/>
+      <w:r>
+        <w:rPr>
+          <w:rFonts w:ascii="Times New Roman" w:hAnsi="Times New Roman" w:cs="Times New Roman"/>
+          <w:sz w:val="22"/>
+          <w:szCs w:val="22"/>
+        </w:rPr>
+        <w:t xml:space="preserve"> et al., 2019), systematically explores the consequences of assumptions across plausible configurations, then identifies which combinations of conditions produce high or low outcomes (Lempert, 2025). Rather than relying on predictions under a single set of assumptions, RDM identifies the cost-structure configurations and implementation levels under which employment co-benefits hold or break down.</w:t>
+      </w:r>
     </w:p>
     <w:p>
       <w:pPr>
@@ -1414,6 +1486,7 @@
         <w:pStyle w:val="Heading2"/>
       </w:pPr>
       <w:r>
+        <w:lastRenderedPageBreak/>
         <w:t>3.4 Cost-structure translation to input-output analysis (MINDSET)</w:t>
       </w:r>
     </w:p>
@@ -1477,8 +1550,13 @@
         <w:pStyle w:val="Heading2"/>
       </w:pPr>
       <w:r>
-        <w:t>4.1 The CCDR context and why this matters</w:t>
-      </w:r>
+        <w:t xml:space="preserve">4.1 The CCDR context and why </w:t>
+      </w:r>
+      <w:proofErr w:type="gramStart"/>
+      <w:r>
+        <w:t>this matters</w:t>
+      </w:r>
+      <w:proofErr w:type="gramEnd"/>
     </w:p>
     <w:p>
       <w:pPr>
@@ -1549,7 +1627,15 @@
         <w:pStyle w:val="Heading2"/>
       </w:pPr>
       <w:r>
-        <w:t>6.1 What cost-structure levers can governments actually influence?</w:t>
+        <w:t xml:space="preserve">6.1 What cost-structure levers can governments </w:t>
+      </w:r>
+      <w:proofErr w:type="gramStart"/>
+      <w:r>
+        <w:t>actually influence</w:t>
+      </w:r>
+      <w:proofErr w:type="gramEnd"/>
+      <w:r>
+        <w:t>?</w:t>
       </w:r>
     </w:p>
     <w:p>
@@ -1565,7 +1651,15 @@
         <w:pStyle w:val="Heading2"/>
       </w:pPr>
       <w:r>
-        <w:t>6.3 Relationship to prior literature</w:t>
+        <w:t xml:space="preserve">6.3 Relationship </w:t>
+      </w:r>
+      <w:proofErr w:type="gramStart"/>
+      <w:r>
+        <w:t>to</w:t>
+      </w:r>
+      <w:proofErr w:type="gramEnd"/>
+      <w:r>
+        <w:t xml:space="preserve"> prior literature</w:t>
       </w:r>
     </w:p>
     <w:p>
@@ -1862,7 +1956,25 @@
           <w:sz w:val="22"/>
           <w:szCs w:val="22"/>
         </w:rPr>
-        <w:t>Bakry, W., Mallik, G., Nghiem, X. H., Sinha, A., &amp; Vo, X. V. (2023). Is green finance really “green”? Examining the long-run relationship between green finance, renewable energy and environmental performance in developing countries. </w:t>
+        <w:t xml:space="preserve">Bakry, W., Mallik, G., Nghiem, X. H., Sinha, A., &amp; Vo, X. V. (2023). Is green finance </w:t>
+      </w:r>
+      <w:proofErr w:type="gramStart"/>
+      <w:r>
+        <w:rPr>
+          <w:rFonts w:ascii="Times New Roman" w:hAnsi="Times New Roman" w:cs="Times New Roman"/>
+          <w:sz w:val="22"/>
+          <w:szCs w:val="22"/>
+        </w:rPr>
+        <w:t>really “green”</w:t>
+      </w:r>
+      <w:proofErr w:type="gramEnd"/>
+      <w:r>
+        <w:rPr>
+          <w:rFonts w:ascii="Times New Roman" w:hAnsi="Times New Roman" w:cs="Times New Roman"/>
+          <w:sz w:val="22"/>
+          <w:szCs w:val="22"/>
+        </w:rPr>
+        <w:t>? Examining the long-run relationship between green finance, renewable energy and environmental performance in developing countries. </w:t>
       </w:r>
       <w:r>
         <w:rPr>
@@ -2726,7 +2838,25 @@
           <w:sz w:val="22"/>
           <w:szCs w:val="22"/>
         </w:rPr>
-        <w:t>O'Callaghan, B., Yau, N., &amp; Hepburn, C. (2022). How stimulating is a green stimulus? The economic attributes of green fiscal spending. </w:t>
+        <w:t xml:space="preserve">O'Callaghan, B., Yau, N., &amp; Hepburn, C. (2022). How stimulating is </w:t>
+      </w:r>
+      <w:proofErr w:type="gramStart"/>
+      <w:r>
+        <w:rPr>
+          <w:rFonts w:ascii="Times New Roman" w:hAnsi="Times New Roman" w:cs="Times New Roman"/>
+          <w:sz w:val="22"/>
+          <w:szCs w:val="22"/>
+        </w:rPr>
+        <w:t>a green</w:t>
+      </w:r>
+      <w:proofErr w:type="gramEnd"/>
+      <w:r>
+        <w:rPr>
+          <w:rFonts w:ascii="Times New Roman" w:hAnsi="Times New Roman" w:cs="Times New Roman"/>
+          <w:sz w:val="22"/>
+          <w:szCs w:val="22"/>
+        </w:rPr>
+        <w:t xml:space="preserve"> stimulus? The economic attributes of green fiscal spending. </w:t>
       </w:r>
       <w:r>
         <w:rPr>
@@ -2862,7 +2992,25 @@
           <w:sz w:val="22"/>
           <w:szCs w:val="22"/>
         </w:rPr>
-        <w:t xml:space="preserve"> the influence of trade, technology learning and policy on the employment prospects of wind and solar energy deployment: The EU case. Renewable and Sustainable Energy Reviews. 2020 Apr 1;122:109657.</w:t>
+        <w:t xml:space="preserve"> the influence of trade, technology learning and policy on the employment prospects of wind and solar energy deployment: The EU case. Renewable and Sustainable Energy Reviews. 2020 Apr </w:t>
+      </w:r>
+      <w:proofErr w:type="gramStart"/>
+      <w:r>
+        <w:rPr>
+          <w:rFonts w:ascii="Times New Roman" w:hAnsi="Times New Roman" w:cs="Times New Roman"/>
+          <w:sz w:val="22"/>
+          <w:szCs w:val="22"/>
+        </w:rPr>
+        <w:t>1;122:109657</w:t>
+      </w:r>
+      <w:proofErr w:type="gramEnd"/>
+      <w:r>
+        <w:rPr>
+          <w:rFonts w:ascii="Times New Roman" w:hAnsi="Times New Roman" w:cs="Times New Roman"/>
+          <w:sz w:val="22"/>
+          <w:szCs w:val="22"/>
+        </w:rPr>
+        <w:t>.</w:t>
       </w:r>
     </w:p>
     <w:p>

--- a/Paper/Paper (For Review).docx
+++ b/Paper/Paper (For Review).docx
@@ -1373,25 +1373,43 @@
           <w:sz w:val="22"/>
           <w:szCs w:val="22"/>
         </w:rPr>
-        <w:t xml:space="preserve">As discussed in Section 2.1, each tradition of estimating the job creation potential of green investments embeds fixed cost-structure assumptions in its models and results, but none treats them as uncertain. The same mitigation action modeled under alternative cost-structure assumptions can produce substantially different employment estimates, yet studies report single estimates per action under one assumed configuration (REFERENCE). A further limitation is that no study systematically explores how employment outcomes respond when the cost structure of a climate investment shifts with implementation level. As deployment scales over time, the composition of expenditure changes: in early stages, climate investments are capital-intensive – dominated by equipment purchases – while at higher penetration, operational expenditure rises in relative terms, channeling more spending toward maintenance and services, which are provided domestically. The same climate intervention at different implementation levels thus requires not only different investment levels but routes </w:t>
-      </w:r>
-      <w:proofErr w:type="gramStart"/>
-      <w:r>
-        <w:rPr>
-          <w:rFonts w:ascii="Times New Roman" w:hAnsi="Times New Roman" w:cs="Times New Roman"/>
-          <w:sz w:val="22"/>
-          <w:szCs w:val="22"/>
-        </w:rPr>
-        <w:t>spending</w:t>
-      </w:r>
-      <w:proofErr w:type="gramEnd"/>
-      <w:r>
-        <w:rPr>
-          <w:rFonts w:ascii="Times New Roman" w:hAnsi="Times New Roman" w:cs="Times New Roman"/>
-          <w:sz w:val="22"/>
-          <w:szCs w:val="22"/>
-        </w:rPr>
-        <w:t xml:space="preserve"> differently across sectors of the economy, with direct consequences for job creation. This is particularly relevant for national decarbonization plans, which integrate multiple interventions at varying scales and should be explicit about socio-economic objectives to be policy-relevant (Waisman et al., 2026).</w:t>
+        <w:t>As discussed in the previous section, each tradition of estimating the job creation potential of green investments embeds fixed cost-structure assumptions and historical relationships in its models and results, but none treats them as uncertain. Although not connected to employment outcomes, the issues related to uncertainty around cost trajectories have been discussed in the low-carbon technology literature. Renewable energy technology costs from energy-economy models, such as integrated assessment models (IAM), have been pointed to be consistently overestimated when compared to historical data, mainly due to ad hoc assumptions/constraints on adoption and diffusion of energy technologies in mitigation pathways (</w:t>
+      </w:r>
+      <w:proofErr w:type="spellStart"/>
+      <w:r>
+        <w:rPr>
+          <w:rFonts w:ascii="Times New Roman" w:hAnsi="Times New Roman" w:cs="Times New Roman"/>
+          <w:sz w:val="22"/>
+          <w:szCs w:val="22"/>
+        </w:rPr>
+        <w:t>Achakulwisut</w:t>
+      </w:r>
+      <w:proofErr w:type="spellEnd"/>
+      <w:r>
+        <w:rPr>
+          <w:rFonts w:ascii="Times New Roman" w:hAnsi="Times New Roman" w:cs="Times New Roman"/>
+          <w:sz w:val="22"/>
+          <w:szCs w:val="22"/>
+        </w:rPr>
+        <w:t xml:space="preserve"> et al., 2023; Way et al., 2022; Mercure et al., 2016). An additional source of uncertainty is linked to the changing dynamics of key drivers of decreasing costs over time, switching from low-level mechanisms (e.g., efficiency or material usage) in early stages to R&amp;D and economies of scale in later ones (</w:t>
+      </w:r>
+      <w:proofErr w:type="spellStart"/>
+      <w:r>
+        <w:rPr>
+          <w:rFonts w:ascii="Times New Roman" w:hAnsi="Times New Roman" w:cs="Times New Roman"/>
+          <w:sz w:val="22"/>
+          <w:szCs w:val="22"/>
+        </w:rPr>
+        <w:t>Kavlak</w:t>
+      </w:r>
+      <w:proofErr w:type="spellEnd"/>
+      <w:r>
+        <w:rPr>
+          <w:rFonts w:ascii="Times New Roman" w:hAnsi="Times New Roman" w:cs="Times New Roman"/>
+          <w:sz w:val="22"/>
+          <w:szCs w:val="22"/>
+        </w:rPr>
+        <w:t xml:space="preserve"> et al., 2018; Rubin et al., 2015). This shows that the cost structure of clean energy technologies is affected in both level and composition as technologies and processes evolve over time (Ali et al., 2025). </w:t>
       </w:r>
     </w:p>
     <w:p>
@@ -1410,25 +1428,88 @@
           <w:sz w:val="22"/>
           <w:szCs w:val="22"/>
         </w:rPr>
-        <w:t>Reporting a wider range of employment outcomes is not the same as identifying when employment materializes. To our knowledge, no study in this literature asks which cost-structure configurations – at which implementation levels – separate cases where climate investments create substantial employment from those where they do not. Results are reported as point estimates or sensitivity ranges, without identifying the conditions under which outcomes change. This is a problem well suited to decision making under deep uncertainty (DMDU). The cost-structure parameters that determine employment outcomes – capital intensity, import shares, technology costs at varying deployment scales – cannot be characterized by stable probability distributions, particularly in developing countries where domestic industrial capacity and trade dependence are evolving. Robust Decision Making (RDM), one class of DMDU methods (</w:t>
-      </w:r>
-      <w:proofErr w:type="spellStart"/>
-      <w:r>
-        <w:rPr>
-          <w:rFonts w:ascii="Times New Roman" w:hAnsi="Times New Roman" w:cs="Times New Roman"/>
-          <w:sz w:val="22"/>
-          <w:szCs w:val="22"/>
-        </w:rPr>
-        <w:t>Marchau</w:t>
-      </w:r>
-      <w:proofErr w:type="spellEnd"/>
-      <w:r>
-        <w:rPr>
-          <w:rFonts w:ascii="Times New Roman" w:hAnsi="Times New Roman" w:cs="Times New Roman"/>
-          <w:sz w:val="22"/>
-          <w:szCs w:val="22"/>
-        </w:rPr>
-        <w:t xml:space="preserve"> et al., 2019), systematically explores the consequences of assumptions across plausible configurations, then identifies which combinations of conditions produce high or low outcomes (Lempert, 2025). Rather than relying on predictions under a single set of assumptions, RDM identifies the cost-structure configurations and implementation levels under which employment co-benefits hold or break down.</w:t>
+        <w:t xml:space="preserve">As shown in Section 2.1, most employment estimates from climate investments are produced under a single cost configuration per action, with authors typically acknowledging cost-structure uncertainty in their limitations rather than addressing it analytically. A few studies went further by testing multiple configurations, but still without systematic exploration of the parameter space. Ram et al. (2022) estimate dynamic employment factors that decline as energy technologies mature, capturing changes in regional labor intensities over time. Nonetheless, the analysis is restricted to a single scenario with no alternative cost assumptions and no sensitivity tests on parameters such as export-import dynamics. Černý et al. (2021) produce employment estimates for higher renewable penetration in EU electricity generation with scenario variation in deployment (100% renewables vs. baseline) but fixed cost breakdowns and trajectories drawn from a single source (Carlsson et al., 2014). </w:t>
+      </w:r>
+    </w:p>
+    <w:p>
+      <w:pPr>
+        <w:ind w:firstLine="720"/>
+        <w:jc w:val="both"/>
+        <w:rPr>
+          <w:rFonts w:ascii="Times New Roman" w:hAnsi="Times New Roman" w:cs="Times New Roman"/>
+          <w:sz w:val="22"/>
+          <w:szCs w:val="22"/>
+        </w:rPr>
+      </w:pPr>
+      <w:r>
+        <w:rPr>
+          <w:rFonts w:ascii="Times New Roman" w:hAnsi="Times New Roman" w:cs="Times New Roman"/>
+          <w:sz w:val="22"/>
+          <w:szCs w:val="22"/>
+        </w:rPr>
+        <w:t>Muller et al. (2024), modeling employment from green hydrogen infrastructure, find statistically significant differences in employment outcomes across 160 investment allocations that vary technology components and domestic supply shares. Yet the allocations draw on existing literature-based mappings, some outdated, and the analysis does not identify which conditions separate high from low employment outcomes. In the U.S. power sector, Bücker et al. (2025) assume a fixed spending breakdown for energy technologies, allowing unit costs to vary but not how each dollar is allocated across sectors. The authors explicitly acknowledge that this choice directly affects labor demand estimates, yet do not systematically map the conditions under which employment outcomes are favorable. Across these studies, cost-structure parameters are either held fixed or tested in discrete alternatives, and none identifies the combinations of conditions that determine whether employment co-benefits materialize.</w:t>
+      </w:r>
+    </w:p>
+    <w:p>
+      <w:pPr>
+        <w:ind w:firstLine="720"/>
+        <w:jc w:val="both"/>
+        <w:rPr>
+          <w:rFonts w:ascii="Times New Roman" w:hAnsi="Times New Roman" w:cs="Times New Roman"/>
+          <w:sz w:val="22"/>
+          <w:szCs w:val="22"/>
+        </w:rPr>
+      </w:pPr>
+      <w:r>
+        <w:rPr>
+          <w:rFonts w:ascii="Times New Roman" w:hAnsi="Times New Roman" w:cs="Times New Roman"/>
+          <w:sz w:val="22"/>
+          <w:szCs w:val="22"/>
+        </w:rPr>
+        <w:t xml:space="preserve">Recent work has called for country-specific, scenario-dependent analysis of labor demand in the green transition (Mealy et al., 2025). To our knowledge, no study has systematically explored which cost-structure configurations – at which implementation levels – separate cases where climate investments create substantial employment from those where they do not. This is a problem well suited to decision   making under deep uncertainty (DMDU). The DMDU literature defines deep uncertainty as the condition where parties "do not know or agree on the prior probability distributions for input parameters" to their models (Bryant and Lempert, 2010). The variation in cost-structure assumptions documented above – across countries, technologies, and time – meets this condition. In such settings, exploratory models map a wide </w:t>
+      </w:r>
+      <w:r>
+        <w:rPr>
+          <w:rFonts w:ascii="Times New Roman" w:hAnsi="Times New Roman" w:cs="Times New Roman"/>
+          <w:sz w:val="22"/>
+          <w:szCs w:val="22"/>
+        </w:rPr>
+        <w:lastRenderedPageBreak/>
+        <w:t xml:space="preserve">range of assumptions onto their consequences without privileging one set over </w:t>
+      </w:r>
+      <w:proofErr w:type="gramStart"/>
+      <w:r>
+        <w:rPr>
+          <w:rFonts w:ascii="Times New Roman" w:hAnsi="Times New Roman" w:cs="Times New Roman"/>
+          <w:sz w:val="22"/>
+          <w:szCs w:val="22"/>
+        </w:rPr>
+        <w:t>another, and</w:t>
+      </w:r>
+      <w:proofErr w:type="gramEnd"/>
+      <w:r>
+        <w:rPr>
+          <w:rFonts w:ascii="Times New Roman" w:hAnsi="Times New Roman" w:cs="Times New Roman"/>
+          <w:sz w:val="22"/>
+          <w:szCs w:val="22"/>
+        </w:rPr>
+        <w:t xml:space="preserve"> are appropriate when no single model can be validated because of missing data or an irreducibly </w:t>
+      </w:r>
+      <w:r>
+        <w:rPr>
+          <w:rFonts w:ascii="Times New Roman" w:hAnsi="Times New Roman" w:cs="Times New Roman"/>
+          <w:sz w:val="22"/>
+          <w:szCs w:val="22"/>
+        </w:rPr>
+        <w:t>uncertain future</w:t>
+      </w:r>
+      <w:r>
+        <w:rPr>
+          <w:rFonts w:ascii="Times New Roman" w:hAnsi="Times New Roman" w:cs="Times New Roman"/>
+          <w:sz w:val="22"/>
+          <w:szCs w:val="22"/>
+        </w:rPr>
+        <w:t xml:space="preserve"> (Lempert, 2025). Scenario discovery algorithms then identify concise descriptions of those combinations of uncertain parameters that best distinguish cases where outcomes meet their goals from cases where they do not (Lempert, 2025; Bryant and Lempert, 2010). This approach has been applied to climate policy design under technology cost uncertainty (Workman et al., 2024), but not to the employment outcomes of climate investments.</w:t>
       </w:r>
     </w:p>
     <w:p>
@@ -1486,7 +1567,6 @@
         <w:pStyle w:val="Heading2"/>
       </w:pPr>
       <w:r>
-        <w:lastRenderedPageBreak/>
         <w:t>3.4 Cost-structure translation to input-output analysis (MINDSET)</w:t>
       </w:r>
     </w:p>

--- a/Paper/Paper (For Review).docx
+++ b/Paper/Paper (For Review).docx
@@ -1363,17 +1363,162 @@
         <w:jc w:val="both"/>
         <w:rPr>
           <w:rFonts w:ascii="Times New Roman" w:hAnsi="Times New Roman" w:cs="Times New Roman"/>
-          <w:sz w:val="22"/>
-          <w:szCs w:val="22"/>
-        </w:rPr>
-      </w:pPr>
-      <w:r>
-        <w:rPr>
-          <w:rFonts w:ascii="Times New Roman" w:hAnsi="Times New Roman" w:cs="Times New Roman"/>
-          <w:sz w:val="22"/>
-          <w:szCs w:val="22"/>
-        </w:rPr>
-        <w:t>As discussed in the previous section, each tradition of estimating the job creation potential of green investments embeds fixed cost-structure assumptions and historical relationships in its models and results, but none treats them as uncertain. Although not connected to employment outcomes, the issues related to uncertainty around cost trajectories have been discussed in the low-carbon technology literature. Renewable energy technology costs from energy-economy models, such as integrated assessment models (IAM), have been pointed to be consistently overestimated when compared to historical data, mainly due to ad hoc assumptions/constraints on adoption and diffusion of energy technologies in mitigation pathways (</w:t>
+          <w:color w:val="000000" w:themeColor="text1"/>
+          <w:sz w:val="22"/>
+          <w:szCs w:val="22"/>
+        </w:rPr>
+      </w:pPr>
+      <w:r>
+        <w:rPr>
+          <w:rFonts w:ascii="Times New Roman" w:hAnsi="Times New Roman" w:cs="Times New Roman"/>
+          <w:color w:val="000000" w:themeColor="text1"/>
+          <w:sz w:val="22"/>
+          <w:szCs w:val="22"/>
+        </w:rPr>
+        <w:t xml:space="preserve">As discussed in </w:t>
+      </w:r>
+      <w:r>
+        <w:rPr>
+          <w:rFonts w:ascii="Times New Roman" w:hAnsi="Times New Roman" w:cs="Times New Roman"/>
+          <w:color w:val="000000" w:themeColor="text1"/>
+          <w:sz w:val="22"/>
+          <w:szCs w:val="22"/>
+        </w:rPr>
+        <w:t>the previous section</w:t>
+      </w:r>
+      <w:r>
+        <w:rPr>
+          <w:rFonts w:ascii="Times New Roman" w:hAnsi="Times New Roman" w:cs="Times New Roman"/>
+          <w:color w:val="000000" w:themeColor="text1"/>
+          <w:sz w:val="22"/>
+          <w:szCs w:val="22"/>
+        </w:rPr>
+        <w:t xml:space="preserve">, each tradition of estimating the job creation potential of green investments embeds fixed cost-structure assumptions </w:t>
+      </w:r>
+      <w:r>
+        <w:rPr>
+          <w:rFonts w:ascii="Times New Roman" w:hAnsi="Times New Roman" w:cs="Times New Roman"/>
+          <w:color w:val="000000" w:themeColor="text1"/>
+          <w:sz w:val="22"/>
+          <w:szCs w:val="22"/>
+        </w:rPr>
+        <w:t xml:space="preserve">and historical </w:t>
+      </w:r>
+      <w:r>
+        <w:rPr>
+          <w:rFonts w:ascii="Times New Roman" w:hAnsi="Times New Roman" w:cs="Times New Roman"/>
+          <w:sz w:val="22"/>
+          <w:szCs w:val="22"/>
+        </w:rPr>
+        <w:t>relationships</w:t>
+      </w:r>
+      <w:r>
+        <w:rPr>
+          <w:rFonts w:ascii="Times New Roman" w:hAnsi="Times New Roman" w:cs="Times New Roman"/>
+          <w:color w:val="000000" w:themeColor="text1"/>
+          <w:sz w:val="22"/>
+          <w:szCs w:val="22"/>
+        </w:rPr>
+        <w:t xml:space="preserve"> in its</w:t>
+      </w:r>
+      <w:r>
+        <w:rPr>
+          <w:rFonts w:ascii="Times New Roman" w:hAnsi="Times New Roman" w:cs="Times New Roman"/>
+          <w:color w:val="000000" w:themeColor="text1"/>
+          <w:sz w:val="22"/>
+          <w:szCs w:val="22"/>
+        </w:rPr>
+        <w:t xml:space="preserve"> </w:t>
+      </w:r>
+      <w:r>
+        <w:rPr>
+          <w:rFonts w:ascii="Times New Roman" w:hAnsi="Times New Roman" w:cs="Times New Roman"/>
+          <w:color w:val="000000" w:themeColor="text1"/>
+          <w:sz w:val="22"/>
+          <w:szCs w:val="22"/>
+        </w:rPr>
+        <w:t xml:space="preserve">models, but none treats them as uncertain. </w:t>
+      </w:r>
+      <w:r>
+        <w:rPr>
+          <w:rFonts w:ascii="Times New Roman" w:hAnsi="Times New Roman" w:cs="Times New Roman"/>
+          <w:color w:val="000000" w:themeColor="text1"/>
+          <w:sz w:val="22"/>
+          <w:szCs w:val="22"/>
+        </w:rPr>
+        <w:t>Although not directly linked to employment outcomes, uncertainty in cost trajectories has been documented in the low-carbon technology literature. Renewable energy t</w:t>
+      </w:r>
+      <w:r>
+        <w:rPr>
+          <w:rFonts w:ascii="Times New Roman" w:hAnsi="Times New Roman" w:cs="Times New Roman"/>
+          <w:color w:val="000000" w:themeColor="text1"/>
+          <w:sz w:val="22"/>
+          <w:szCs w:val="22"/>
+        </w:rPr>
+        <w:t xml:space="preserve">echnology costs </w:t>
+      </w:r>
+      <w:r>
+        <w:rPr>
+          <w:rFonts w:ascii="Times New Roman" w:hAnsi="Times New Roman" w:cs="Times New Roman"/>
+          <w:color w:val="000000" w:themeColor="text1"/>
+          <w:sz w:val="22"/>
+          <w:szCs w:val="22"/>
+        </w:rPr>
+        <w:t>in</w:t>
+      </w:r>
+      <w:r>
+        <w:rPr>
+          <w:rFonts w:ascii="Times New Roman" w:hAnsi="Times New Roman" w:cs="Times New Roman"/>
+          <w:color w:val="000000" w:themeColor="text1"/>
+          <w:sz w:val="22"/>
+          <w:szCs w:val="22"/>
+        </w:rPr>
+        <w:t xml:space="preserve"> energy-economy models, such as integrated assessment models (IAM), have </w:t>
+      </w:r>
+      <w:r>
+        <w:rPr>
+          <w:rFonts w:ascii="Times New Roman" w:hAnsi="Times New Roman" w:cs="Times New Roman"/>
+          <w:color w:val="000000" w:themeColor="text1"/>
+          <w:sz w:val="22"/>
+          <w:szCs w:val="22"/>
+        </w:rPr>
+        <w:t xml:space="preserve">been shown to be </w:t>
+      </w:r>
+      <w:r>
+        <w:rPr>
+          <w:rFonts w:ascii="Times New Roman" w:hAnsi="Times New Roman" w:cs="Times New Roman"/>
+          <w:color w:val="000000" w:themeColor="text1"/>
+          <w:sz w:val="22"/>
+          <w:szCs w:val="22"/>
+        </w:rPr>
+        <w:t xml:space="preserve">consistently overestimated </w:t>
+      </w:r>
+      <w:r>
+        <w:rPr>
+          <w:rFonts w:ascii="Times New Roman" w:hAnsi="Times New Roman" w:cs="Times New Roman"/>
+          <w:color w:val="000000" w:themeColor="text1"/>
+          <w:sz w:val="22"/>
+          <w:szCs w:val="22"/>
+        </w:rPr>
+        <w:t>relative</w:t>
+      </w:r>
+      <w:r>
+        <w:rPr>
+          <w:rFonts w:ascii="Times New Roman" w:hAnsi="Times New Roman" w:cs="Times New Roman"/>
+          <w:color w:val="000000" w:themeColor="text1"/>
+          <w:sz w:val="22"/>
+          <w:szCs w:val="22"/>
+        </w:rPr>
+        <w:t xml:space="preserve"> to historical data</w:t>
+      </w:r>
+      <w:r>
+        <w:rPr>
+          <w:rFonts w:ascii="Times New Roman" w:hAnsi="Times New Roman" w:cs="Times New Roman"/>
+          <w:color w:val="000000" w:themeColor="text1"/>
+          <w:sz w:val="22"/>
+          <w:szCs w:val="22"/>
+        </w:rPr>
+        <w:t>, largely due to ad hoc assumptions on adoption and diffusion rates in mitigation pathways (</w:t>
       </w:r>
       <w:proofErr w:type="spellStart"/>
       <w:r>
@@ -1391,12 +1536,58 @@
           <w:sz w:val="22"/>
           <w:szCs w:val="22"/>
         </w:rPr>
-        <w:t xml:space="preserve"> et al., 2023; Way et al., 2022; Mercure et al., 2016). An additional source of uncertainty is linked to the changing dynamics of key drivers of decreasing costs over time, switching from low-level mechanisms (e.g., efficiency or material usage) in early stages to R&amp;D and economies of scale in later ones (</w:t>
+        <w:t xml:space="preserve"> et al., 2023</w:t>
+      </w:r>
+      <w:r>
+        <w:rPr>
+          <w:rFonts w:ascii="Times New Roman" w:hAnsi="Times New Roman" w:cs="Times New Roman"/>
+          <w:color w:val="000000" w:themeColor="text1"/>
+          <w:sz w:val="22"/>
+          <w:szCs w:val="22"/>
+        </w:rPr>
+        <w:t xml:space="preserve">; Way et al., 2022; Mercure et al., 2016). Beyond aggregate cost levels, </w:t>
+      </w:r>
+      <w:r>
+        <w:rPr>
+          <w:rFonts w:ascii="Times New Roman" w:hAnsi="Times New Roman" w:cs="Times New Roman"/>
+          <w:color w:val="000000" w:themeColor="text1"/>
+          <w:sz w:val="22"/>
+          <w:szCs w:val="22"/>
+        </w:rPr>
+        <w:t>the composition of cost reductions also shifts over time</w:t>
+      </w:r>
+      <w:r>
+        <w:rPr>
+          <w:rFonts w:ascii="Times New Roman" w:hAnsi="Times New Roman" w:cs="Times New Roman"/>
+          <w:color w:val="000000" w:themeColor="text1"/>
+          <w:sz w:val="22"/>
+          <w:szCs w:val="22"/>
+        </w:rPr>
+        <w:t xml:space="preserve">, switching from low-level mechanisms (e.g., </w:t>
+      </w:r>
+      <w:r>
+        <w:rPr>
+          <w:rFonts w:ascii="Times New Roman" w:hAnsi="Times New Roman" w:cs="Times New Roman"/>
+          <w:color w:val="000000" w:themeColor="text1"/>
+          <w:sz w:val="22"/>
+          <w:szCs w:val="22"/>
+        </w:rPr>
+        <w:t>efficiency or material usage</w:t>
+      </w:r>
+      <w:r>
+        <w:rPr>
+          <w:rFonts w:ascii="Times New Roman" w:hAnsi="Times New Roman" w:cs="Times New Roman"/>
+          <w:color w:val="000000" w:themeColor="text1"/>
+          <w:sz w:val="22"/>
+          <w:szCs w:val="22"/>
+        </w:rPr>
+        <w:t>) in early stages to R&amp;D and economies of scale in later ones (</w:t>
       </w:r>
       <w:proofErr w:type="spellStart"/>
       <w:r>
         <w:rPr>
           <w:rFonts w:ascii="Times New Roman" w:hAnsi="Times New Roman" w:cs="Times New Roman"/>
+          <w:color w:val="000000" w:themeColor="text1"/>
           <w:sz w:val="22"/>
           <w:szCs w:val="22"/>
         </w:rPr>
@@ -1406,10 +1597,65 @@
       <w:r>
         <w:rPr>
           <w:rFonts w:ascii="Times New Roman" w:hAnsi="Times New Roman" w:cs="Times New Roman"/>
-          <w:sz w:val="22"/>
-          <w:szCs w:val="22"/>
-        </w:rPr>
-        <w:t xml:space="preserve"> et al., 2018; Rubin et al., 2015). This shows that the cost structure of clean energy technologies is affected in both level and composition as technologies and processes evolve over time (Ali et al., 2025). </w:t>
+          <w:color w:val="000000" w:themeColor="text1"/>
+          <w:sz w:val="22"/>
+          <w:szCs w:val="22"/>
+        </w:rPr>
+        <w:t xml:space="preserve"> et al., 2018; Rubin et al., 2015). </w:t>
+      </w:r>
+      <w:r>
+        <w:rPr>
+          <w:rFonts w:ascii="Times New Roman" w:hAnsi="Times New Roman" w:cs="Times New Roman"/>
+          <w:color w:val="000000" w:themeColor="text1"/>
+          <w:sz w:val="22"/>
+          <w:szCs w:val="22"/>
+        </w:rPr>
+        <w:t>Both the level and the internal composition costs</w:t>
+      </w:r>
+      <w:r>
+        <w:rPr>
+          <w:rFonts w:ascii="Times New Roman" w:hAnsi="Times New Roman" w:cs="Times New Roman"/>
+          <w:color w:val="000000" w:themeColor="text1"/>
+          <w:sz w:val="22"/>
+          <w:szCs w:val="22"/>
+        </w:rPr>
+        <w:t xml:space="preserve"> are affected </w:t>
+      </w:r>
+      <w:r>
+        <w:rPr>
+          <w:rFonts w:ascii="Times New Roman" w:hAnsi="Times New Roman" w:cs="Times New Roman"/>
+          <w:color w:val="000000" w:themeColor="text1"/>
+          <w:sz w:val="22"/>
+          <w:szCs w:val="22"/>
+        </w:rPr>
+        <w:t>as technologies and processes evolve</w:t>
+      </w:r>
+      <w:r>
+        <w:rPr>
+          <w:rFonts w:ascii="Times New Roman" w:hAnsi="Times New Roman" w:cs="Times New Roman"/>
+          <w:color w:val="000000" w:themeColor="text1"/>
+          <w:sz w:val="22"/>
+          <w:szCs w:val="22"/>
+        </w:rPr>
+        <w:t xml:space="preserve"> over time, </w:t>
+      </w:r>
+      <w:r>
+        <w:rPr>
+          <w:rFonts w:ascii="Times New Roman" w:hAnsi="Times New Roman" w:cs="Times New Roman"/>
+          <w:color w:val="000000" w:themeColor="text1"/>
+          <w:sz w:val="22"/>
+          <w:szCs w:val="22"/>
+        </w:rPr>
+        <w:t>yet the employment literature treats them as known inputs</w:t>
+      </w:r>
+      <w:r>
+        <w:rPr>
+          <w:rFonts w:ascii="Times New Roman" w:hAnsi="Times New Roman" w:cs="Times New Roman"/>
+          <w:color w:val="000000" w:themeColor="text1"/>
+          <w:sz w:val="22"/>
+          <w:szCs w:val="22"/>
+        </w:rPr>
+        <w:t>.</w:t>
       </w:r>
     </w:p>
     <w:p>
@@ -1428,7 +1674,143 @@
           <w:sz w:val="22"/>
           <w:szCs w:val="22"/>
         </w:rPr>
-        <w:t xml:space="preserve">As shown in Section 2.1, most employment estimates from climate investments are produced under a single cost configuration per action, with authors typically acknowledging cost-structure uncertainty in their limitations rather than addressing it analytically. A few studies went further by testing multiple configurations, but still without systematic exploration of the parameter space. Ram et al. (2022) estimate dynamic employment factors that decline as energy technologies mature, capturing changes in regional labor intensities over time. Nonetheless, the analysis is restricted to a single scenario with no alternative cost assumptions and no sensitivity tests on parameters such as export-import dynamics. Černý et al. (2021) produce employment estimates for higher renewable penetration in EU electricity generation with scenario variation in deployment (100% renewables vs. baseline) but fixed cost breakdowns and trajectories drawn from a single source (Carlsson et al., 2014). </w:t>
+        <w:t>M</w:t>
+      </w:r>
+      <w:r>
+        <w:rPr>
+          <w:rFonts w:ascii="Times New Roman" w:hAnsi="Times New Roman" w:cs="Times New Roman"/>
+          <w:sz w:val="22"/>
+          <w:szCs w:val="22"/>
+        </w:rPr>
+        <w:t>ost employment estimates from climate investments are produced under a single cost configuration per action, with authors typically acknowledging cost-structure uncertainty in their</w:t>
+      </w:r>
+      <w:r>
+        <w:rPr>
+          <w:rFonts w:ascii="Times New Roman" w:hAnsi="Times New Roman" w:cs="Times New Roman"/>
+          <w:sz w:val="22"/>
+          <w:szCs w:val="22"/>
+        </w:rPr>
+        <w:t xml:space="preserve"> </w:t>
+      </w:r>
+      <w:r>
+        <w:rPr>
+          <w:rFonts w:ascii="Times New Roman" w:hAnsi="Times New Roman" w:cs="Times New Roman"/>
+          <w:sz w:val="22"/>
+          <w:szCs w:val="22"/>
+        </w:rPr>
+        <w:t>limitations rather than addressing it analytically. A few studies went further by testing multiple configurations, but still without systematic exploration of the parameter space. Ram et al. (2022) estimate</w:t>
+      </w:r>
+      <w:r>
+        <w:rPr>
+          <w:rFonts w:ascii="Times New Roman" w:hAnsi="Times New Roman" w:cs="Times New Roman"/>
+          <w:sz w:val="22"/>
+          <w:szCs w:val="22"/>
+        </w:rPr>
+        <w:t xml:space="preserve"> </w:t>
+      </w:r>
+      <w:r>
+        <w:rPr>
+          <w:rFonts w:ascii="Times New Roman" w:hAnsi="Times New Roman" w:cs="Times New Roman"/>
+          <w:sz w:val="22"/>
+          <w:szCs w:val="22"/>
+        </w:rPr>
+        <w:t>dynamic employment factors that decline as energy technologies mature, capturing changes in regional labor intensities over time. Nonetheless, the analysis is restricted to a single scenario with no</w:t>
+      </w:r>
+      <w:r>
+        <w:rPr>
+          <w:rFonts w:ascii="Times New Roman" w:hAnsi="Times New Roman" w:cs="Times New Roman"/>
+          <w:sz w:val="22"/>
+          <w:szCs w:val="22"/>
+        </w:rPr>
+        <w:t xml:space="preserve"> </w:t>
+      </w:r>
+      <w:r>
+        <w:rPr>
+          <w:rFonts w:ascii="Times New Roman" w:hAnsi="Times New Roman" w:cs="Times New Roman"/>
+          <w:sz w:val="22"/>
+          <w:szCs w:val="22"/>
+        </w:rPr>
+        <w:t xml:space="preserve">alternative cost assumptions and no sensitivity tests on parameters </w:t>
+      </w:r>
+      <w:r>
+        <w:rPr>
+          <w:rFonts w:ascii="Times New Roman" w:hAnsi="Times New Roman" w:cs="Times New Roman"/>
+          <w:sz w:val="22"/>
+          <w:szCs w:val="22"/>
+        </w:rPr>
+        <w:t xml:space="preserve">(e.g., </w:t>
+      </w:r>
+      <w:r>
+        <w:rPr>
+          <w:rFonts w:ascii="Times New Roman" w:hAnsi="Times New Roman" w:cs="Times New Roman"/>
+          <w:sz w:val="22"/>
+          <w:szCs w:val="22"/>
+        </w:rPr>
+        <w:t>export-import dynamics</w:t>
+      </w:r>
+      <w:r>
+        <w:rPr>
+          <w:rFonts w:ascii="Times New Roman" w:hAnsi="Times New Roman" w:cs="Times New Roman"/>
+          <w:sz w:val="22"/>
+          <w:szCs w:val="22"/>
+        </w:rPr>
+        <w:t>)</w:t>
+      </w:r>
+      <w:r>
+        <w:rPr>
+          <w:rFonts w:ascii="Times New Roman" w:hAnsi="Times New Roman" w:cs="Times New Roman"/>
+          <w:sz w:val="22"/>
+          <w:szCs w:val="22"/>
+        </w:rPr>
+        <w:t xml:space="preserve">. Černý et al. (2021) produce employment estimates for higher renewable penetration in </w:t>
+      </w:r>
+      <w:r>
+        <w:rPr>
+          <w:rFonts w:ascii="Times New Roman" w:hAnsi="Times New Roman" w:cs="Times New Roman"/>
+          <w:sz w:val="22"/>
+          <w:szCs w:val="22"/>
+        </w:rPr>
+        <w:t xml:space="preserve">the </w:t>
+      </w:r>
+      <w:r>
+        <w:rPr>
+          <w:rFonts w:ascii="Times New Roman" w:hAnsi="Times New Roman" w:cs="Times New Roman"/>
+          <w:sz w:val="22"/>
+          <w:szCs w:val="22"/>
+        </w:rPr>
+        <w:t>E</w:t>
+      </w:r>
+      <w:r>
+        <w:rPr>
+          <w:rFonts w:ascii="Times New Roman" w:hAnsi="Times New Roman" w:cs="Times New Roman"/>
+          <w:sz w:val="22"/>
+          <w:szCs w:val="22"/>
+        </w:rPr>
+        <w:t xml:space="preserve">uropean </w:t>
+      </w:r>
+      <w:r>
+        <w:rPr>
+          <w:rFonts w:ascii="Times New Roman" w:hAnsi="Times New Roman" w:cs="Times New Roman"/>
+          <w:sz w:val="22"/>
+          <w:szCs w:val="22"/>
+        </w:rPr>
+        <w:t>U</w:t>
+      </w:r>
+      <w:r>
+        <w:rPr>
+          <w:rFonts w:ascii="Times New Roman" w:hAnsi="Times New Roman" w:cs="Times New Roman"/>
+          <w:sz w:val="22"/>
+          <w:szCs w:val="22"/>
+        </w:rPr>
+        <w:t>nion</w:t>
+      </w:r>
+      <w:r>
+        <w:rPr>
+          <w:rFonts w:ascii="Times New Roman" w:hAnsi="Times New Roman" w:cs="Times New Roman"/>
+          <w:sz w:val="22"/>
+          <w:szCs w:val="22"/>
+        </w:rPr>
+        <w:t xml:space="preserve"> electricity generation with scenario variation in deployment (100% renewables vs. baseline) but fixed cost breakdowns and trajectories drawn from a single source (Carlsson et al., 2014). </w:t>
       </w:r>
     </w:p>
     <w:p>
@@ -1447,7 +1829,87 @@
           <w:sz w:val="22"/>
           <w:szCs w:val="22"/>
         </w:rPr>
-        <w:t>Muller et al. (2024), modeling employment from green hydrogen infrastructure, find statistically significant differences in employment outcomes across 160 investment allocations that vary technology components and domestic supply shares. Yet the allocations draw on existing literature-based mappings, some outdated, and the analysis does not identify which conditions separate high from low employment outcomes. In the U.S. power sector, Bücker et al. (2025) assume a fixed spending breakdown for energy technologies, allowing unit costs to vary but not how each dollar is allocated across sectors. The authors explicitly acknowledge that this choice directly affects labor demand estimates, yet do not systematically map the conditions under which employment outcomes are favorable. Across these studies, cost-structure parameters are either held fixed or tested in discrete alternatives, and none identifies the combinations of conditions that determine whether employment co-benefits materialize.</w:t>
+        <w:t>Muller et al. (2024), modeling employment from green hydrogen infrastructure, find statistically significant differences in employment outcomes across 160 investment allocations that vary technology components and domestic supply shares.</w:t>
+      </w:r>
+      <w:r>
+        <w:rPr>
+          <w:rFonts w:ascii="Times New Roman" w:hAnsi="Times New Roman" w:cs="Times New Roman"/>
+          <w:sz w:val="22"/>
+          <w:szCs w:val="22"/>
+        </w:rPr>
+        <w:t xml:space="preserve"> </w:t>
+      </w:r>
+      <w:r>
+        <w:rPr>
+          <w:rFonts w:ascii="Times New Roman" w:hAnsi="Times New Roman" w:cs="Times New Roman"/>
+          <w:sz w:val="22"/>
+          <w:szCs w:val="22"/>
+        </w:rPr>
+        <w:t>Yet the allocations draw on existing literature-based mappings, some outdated, and the analysis does not identify which conditions separate high from low employment outcomes. In the U.S. power sector, Bücker et al. (2025) assume a fixed spending breakdown for energy technologies, allowing unit costs to vary but not how each dollar is allocated across sectors. The authors explicitly acknowledge that this choice</w:t>
+      </w:r>
+      <w:r>
+        <w:rPr>
+          <w:rFonts w:ascii="Times New Roman" w:hAnsi="Times New Roman" w:cs="Times New Roman"/>
+          <w:sz w:val="22"/>
+          <w:szCs w:val="22"/>
+        </w:rPr>
+        <w:t xml:space="preserve"> </w:t>
+      </w:r>
+      <w:r>
+        <w:rPr>
+          <w:rFonts w:ascii="Times New Roman" w:hAnsi="Times New Roman" w:cs="Times New Roman"/>
+          <w:sz w:val="22"/>
+          <w:szCs w:val="22"/>
+        </w:rPr>
+        <w:t>directly affects labor demand estimates, yet do not systematically map the conditions under which employment outcomes are favorable. Across these studies, cost-structure parameters are either held fixed or</w:t>
+      </w:r>
+      <w:r>
+        <w:rPr>
+          <w:rFonts w:ascii="Times New Roman" w:hAnsi="Times New Roman" w:cs="Times New Roman"/>
+          <w:sz w:val="22"/>
+          <w:szCs w:val="22"/>
+        </w:rPr>
+        <w:t xml:space="preserve"> </w:t>
+      </w:r>
+      <w:r>
+        <w:rPr>
+          <w:rFonts w:ascii="Times New Roman" w:hAnsi="Times New Roman" w:cs="Times New Roman"/>
+          <w:sz w:val="22"/>
+          <w:szCs w:val="22"/>
+        </w:rPr>
+        <w:t>tested in discrete alternatives</w:t>
+      </w:r>
+      <w:r>
+        <w:rPr>
+          <w:rFonts w:ascii="Times New Roman" w:hAnsi="Times New Roman" w:cs="Times New Roman"/>
+          <w:sz w:val="22"/>
+          <w:szCs w:val="22"/>
+        </w:rPr>
+        <w:t xml:space="preserve">, </w:t>
+      </w:r>
+      <w:r>
+        <w:rPr>
+          <w:rFonts w:ascii="Times New Roman" w:hAnsi="Times New Roman" w:cs="Times New Roman"/>
+          <w:sz w:val="22"/>
+          <w:szCs w:val="22"/>
+        </w:rPr>
+        <w:t>and none identifies the combinations of conditions that determine whether employment</w:t>
+      </w:r>
+      <w:r>
+        <w:rPr>
+          <w:rFonts w:ascii="Times New Roman" w:hAnsi="Times New Roman" w:cs="Times New Roman"/>
+          <w:sz w:val="22"/>
+          <w:szCs w:val="22"/>
+        </w:rPr>
+        <w:t xml:space="preserve"> </w:t>
+      </w:r>
+      <w:r>
+        <w:rPr>
+          <w:rFonts w:ascii="Times New Roman" w:hAnsi="Times New Roman" w:cs="Times New Roman"/>
+          <w:sz w:val="22"/>
+          <w:szCs w:val="22"/>
+        </w:rPr>
+        <w:t>co-benefits materialize.</w:t>
       </w:r>
     </w:p>
     <w:p>
@@ -1456,60 +1918,220 @@
         <w:jc w:val="both"/>
         <w:rPr>
           <w:rFonts w:ascii="Times New Roman" w:hAnsi="Times New Roman" w:cs="Times New Roman"/>
-          <w:sz w:val="22"/>
-          <w:szCs w:val="22"/>
-        </w:rPr>
-      </w:pPr>
-      <w:r>
-        <w:rPr>
-          <w:rFonts w:ascii="Times New Roman" w:hAnsi="Times New Roman" w:cs="Times New Roman"/>
-          <w:sz w:val="22"/>
-          <w:szCs w:val="22"/>
-        </w:rPr>
-        <w:t xml:space="preserve">Recent work has called for country-specific, scenario-dependent analysis of labor demand in the green transition (Mealy et al., 2025). To our knowledge, no study has systematically explored which cost-structure configurations – at which implementation levels – separate cases where climate investments create substantial employment from those where they do not. This is a problem well suited to decision   making under deep uncertainty (DMDU). The DMDU literature defines deep uncertainty as the condition where parties "do not know or agree on the prior probability distributions for input parameters" to their models (Bryant and Lempert, 2010). The variation in cost-structure assumptions documented above – across countries, technologies, and time – meets this condition. In such settings, exploratory models map a wide </w:t>
-      </w:r>
-      <w:r>
-        <w:rPr>
-          <w:rFonts w:ascii="Times New Roman" w:hAnsi="Times New Roman" w:cs="Times New Roman"/>
+          <w:color w:val="000000" w:themeColor="text1"/>
+          <w:sz w:val="22"/>
+          <w:szCs w:val="22"/>
+        </w:rPr>
+      </w:pPr>
+      <w:r>
+        <w:rPr>
+          <w:rFonts w:ascii="Times New Roman" w:hAnsi="Times New Roman" w:cs="Times New Roman"/>
+          <w:color w:val="000000" w:themeColor="text1"/>
+          <w:sz w:val="22"/>
+          <w:szCs w:val="22"/>
+        </w:rPr>
+        <w:t>Recent work has called for country-specific, scenario-dependent analysis of labor demand in the green transition (Mealy et al., 2025). To our knowledge, no study has systematically explored which</w:t>
+      </w:r>
+      <w:r>
+        <w:rPr>
+          <w:rFonts w:ascii="Times New Roman" w:hAnsi="Times New Roman" w:cs="Times New Roman"/>
+          <w:color w:val="000000" w:themeColor="text1"/>
+          <w:sz w:val="22"/>
+          <w:szCs w:val="22"/>
+        </w:rPr>
+        <w:t xml:space="preserve"> </w:t>
+      </w:r>
+      <w:r>
+        <w:rPr>
+          <w:rFonts w:ascii="Times New Roman" w:hAnsi="Times New Roman" w:cs="Times New Roman"/>
+          <w:color w:val="000000" w:themeColor="text1"/>
+          <w:sz w:val="22"/>
+          <w:szCs w:val="22"/>
+        </w:rPr>
+        <w:t xml:space="preserve">cost-structure configurations </w:t>
+      </w:r>
+      <w:r>
+        <w:rPr>
+          <w:rFonts w:ascii="Times New Roman" w:hAnsi="Times New Roman" w:cs="Times New Roman"/>
+          <w:color w:val="000000" w:themeColor="text1"/>
+          <w:sz w:val="22"/>
+          <w:szCs w:val="22"/>
+        </w:rPr>
+        <w:t xml:space="preserve">– </w:t>
+      </w:r>
+      <w:r>
+        <w:rPr>
+          <w:rFonts w:ascii="Times New Roman" w:hAnsi="Times New Roman" w:cs="Times New Roman"/>
+          <w:color w:val="000000" w:themeColor="text1"/>
+          <w:sz w:val="22"/>
+          <w:szCs w:val="22"/>
+        </w:rPr>
+        <w:t xml:space="preserve">at which implementation levels </w:t>
+      </w:r>
+      <w:r>
+        <w:rPr>
+          <w:rFonts w:ascii="Times New Roman" w:hAnsi="Times New Roman" w:cs="Times New Roman"/>
+          <w:color w:val="000000" w:themeColor="text1"/>
+          <w:sz w:val="22"/>
+          <w:szCs w:val="22"/>
+        </w:rPr>
+        <w:t xml:space="preserve">– </w:t>
+      </w:r>
+      <w:r>
+        <w:rPr>
+          <w:rFonts w:ascii="Times New Roman" w:hAnsi="Times New Roman" w:cs="Times New Roman"/>
+          <w:color w:val="000000" w:themeColor="text1"/>
+          <w:sz w:val="22"/>
+          <w:szCs w:val="22"/>
+        </w:rPr>
+        <w:t>separate cases where climate investments create substantial employment from those where they do not. This is a problem well suited to decision making under deep uncertainty (DMDU). The DMDU literature defines deep uncertainty as the condition where parties "</w:t>
+      </w:r>
+      <w:r>
+        <w:rPr>
+          <w:rFonts w:ascii="Times New Roman" w:hAnsi="Times New Roman" w:cs="Times New Roman"/>
+          <w:i/>
+          <w:iCs/>
+          <w:color w:val="000000" w:themeColor="text1"/>
+          <w:sz w:val="22"/>
+          <w:szCs w:val="22"/>
+        </w:rPr>
+        <w:t>do not know or agree on the prior probability distributions for input parameters</w:t>
+      </w:r>
+      <w:r>
+        <w:rPr>
+          <w:rFonts w:ascii="Times New Roman" w:hAnsi="Times New Roman" w:cs="Times New Roman"/>
+          <w:color w:val="000000" w:themeColor="text1"/>
+          <w:sz w:val="22"/>
+          <w:szCs w:val="22"/>
+        </w:rPr>
+        <w:t>" to their</w:t>
+      </w:r>
+      <w:r>
+        <w:rPr>
+          <w:rFonts w:ascii="Times New Roman" w:hAnsi="Times New Roman" w:cs="Times New Roman"/>
+          <w:color w:val="000000" w:themeColor="text1"/>
+          <w:sz w:val="22"/>
+          <w:szCs w:val="22"/>
+        </w:rPr>
+        <w:t xml:space="preserve"> </w:t>
+      </w:r>
+      <w:r>
+        <w:rPr>
+          <w:rFonts w:ascii="Times New Roman" w:hAnsi="Times New Roman" w:cs="Times New Roman"/>
+          <w:color w:val="000000" w:themeColor="text1"/>
+          <w:sz w:val="22"/>
+          <w:szCs w:val="22"/>
+        </w:rPr>
+        <w:t>models (Bryant and Lempert, 2010). The variation in cost-structure assumptions documented above</w:t>
+      </w:r>
+      <w:r>
+        <w:rPr>
+          <w:rFonts w:ascii="Times New Roman" w:hAnsi="Times New Roman" w:cs="Times New Roman"/>
+          <w:color w:val="000000" w:themeColor="text1"/>
+          <w:sz w:val="22"/>
+          <w:szCs w:val="22"/>
+        </w:rPr>
+        <w:t xml:space="preserve"> – </w:t>
+      </w:r>
+      <w:r>
+        <w:rPr>
+          <w:rFonts w:ascii="Times New Roman" w:hAnsi="Times New Roman" w:cs="Times New Roman"/>
+          <w:color w:val="000000" w:themeColor="text1"/>
+          <w:sz w:val="22"/>
+          <w:szCs w:val="22"/>
+        </w:rPr>
+        <w:t xml:space="preserve">across countries, technologies, and time </w:t>
+      </w:r>
+      <w:r>
+        <w:rPr>
+          <w:rFonts w:ascii="Times New Roman" w:hAnsi="Times New Roman" w:cs="Times New Roman"/>
+          <w:color w:val="000000" w:themeColor="text1"/>
+          <w:sz w:val="22"/>
+          <w:szCs w:val="22"/>
+        </w:rPr>
+        <w:t xml:space="preserve">– </w:t>
+      </w:r>
+      <w:r>
+        <w:rPr>
+          <w:rFonts w:ascii="Times New Roman" w:hAnsi="Times New Roman" w:cs="Times New Roman"/>
+          <w:color w:val="000000" w:themeColor="text1"/>
+          <w:sz w:val="22"/>
+          <w:szCs w:val="22"/>
+        </w:rPr>
+        <w:t>meets this condition</w:t>
+      </w:r>
+      <w:r>
+        <w:rPr>
+          <w:rFonts w:ascii="Times New Roman" w:hAnsi="Times New Roman" w:cs="Times New Roman"/>
+          <w:color w:val="000000" w:themeColor="text1"/>
+          <w:sz w:val="22"/>
+          <w:szCs w:val="22"/>
+        </w:rPr>
+        <w:t xml:space="preserve">. When no single parametrization can be validated, exploratory modeling offers an alternative: testing a wide range of plausible input combinations and tracing </w:t>
+      </w:r>
+      <w:r>
+        <w:rPr>
+          <w:rFonts w:ascii="Times New Roman" w:hAnsi="Times New Roman" w:cs="Times New Roman"/>
+          <w:color w:val="000000" w:themeColor="text1"/>
           <w:sz w:val="22"/>
           <w:szCs w:val="22"/>
         </w:rPr>
         <w:lastRenderedPageBreak/>
-        <w:t xml:space="preserve">range of assumptions onto their consequences without privileging one set over </w:t>
-      </w:r>
-      <w:proofErr w:type="gramStart"/>
-      <w:r>
-        <w:rPr>
-          <w:rFonts w:ascii="Times New Roman" w:hAnsi="Times New Roman" w:cs="Times New Roman"/>
-          <w:sz w:val="22"/>
-          <w:szCs w:val="22"/>
-        </w:rPr>
-        <w:t>another, and</w:t>
-      </w:r>
-      <w:proofErr w:type="gramEnd"/>
-      <w:r>
-        <w:rPr>
-          <w:rFonts w:ascii="Times New Roman" w:hAnsi="Times New Roman" w:cs="Times New Roman"/>
-          <w:sz w:val="22"/>
-          <w:szCs w:val="22"/>
-        </w:rPr>
-        <w:t xml:space="preserve"> are appropriate when no single model can be validated because of missing data or an irreducibly </w:t>
-      </w:r>
-      <w:r>
-        <w:rPr>
-          <w:rFonts w:ascii="Times New Roman" w:hAnsi="Times New Roman" w:cs="Times New Roman"/>
-          <w:sz w:val="22"/>
-          <w:szCs w:val="22"/>
-        </w:rPr>
-        <w:t>uncertain future</w:t>
-      </w:r>
-      <w:r>
-        <w:rPr>
-          <w:rFonts w:ascii="Times New Roman" w:hAnsi="Times New Roman" w:cs="Times New Roman"/>
-          <w:sz w:val="22"/>
-          <w:szCs w:val="22"/>
-        </w:rPr>
-        <w:t xml:space="preserve"> (Lempert, 2025). Scenario discovery algorithms then identify concise descriptions of those combinations of uncertain parameters that best distinguish cases where outcomes meet their goals from cases where they do not (Lempert, 2025; Bryant and Lempert, 2010). This approach has been applied to climate policy design under technology cost uncertainty (Workman et al., 2024), but not to the employment outcomes of climate investments.</w:t>
+        <w:t xml:space="preserve">how outcomes respond (Lempert, 2025). </w:t>
+      </w:r>
+      <w:r>
+        <w:rPr>
+          <w:rFonts w:ascii="Times New Roman" w:hAnsi="Times New Roman" w:cs="Times New Roman"/>
+          <w:color w:val="000000" w:themeColor="text1"/>
+          <w:sz w:val="22"/>
+          <w:szCs w:val="22"/>
+        </w:rPr>
+        <w:t xml:space="preserve">Scenario discovery algorithms then identify which combinations of uncertain parameters separate favorable from unfavorable outcomes </w:t>
+      </w:r>
+      <w:r>
+        <w:rPr>
+          <w:rFonts w:ascii="Times New Roman" w:hAnsi="Times New Roman" w:cs="Times New Roman"/>
+          <w:color w:val="000000" w:themeColor="text1"/>
+          <w:sz w:val="22"/>
+          <w:szCs w:val="22"/>
+        </w:rPr>
+        <w:t xml:space="preserve">(Lempert, 2025; Bryant and Lempert, 2010). This approach has been </w:t>
+      </w:r>
+      <w:r>
+        <w:rPr>
+          <w:rFonts w:ascii="Times New Roman" w:hAnsi="Times New Roman" w:cs="Times New Roman"/>
+          <w:color w:val="000000" w:themeColor="text1"/>
+          <w:sz w:val="22"/>
+          <w:szCs w:val="22"/>
+        </w:rPr>
+        <w:t xml:space="preserve">widely </w:t>
+      </w:r>
+      <w:r>
+        <w:rPr>
+          <w:rFonts w:ascii="Times New Roman" w:hAnsi="Times New Roman" w:cs="Times New Roman"/>
+          <w:color w:val="000000" w:themeColor="text1"/>
+          <w:sz w:val="22"/>
+          <w:szCs w:val="22"/>
+        </w:rPr>
+        <w:t>applied to climate policy design</w:t>
+      </w:r>
+      <w:r>
+        <w:rPr>
+          <w:rFonts w:ascii="Times New Roman" w:hAnsi="Times New Roman" w:cs="Times New Roman"/>
+          <w:color w:val="000000" w:themeColor="text1"/>
+          <w:sz w:val="22"/>
+          <w:szCs w:val="22"/>
+        </w:rPr>
+        <w:t xml:space="preserve"> (Kalra et al., 2024; Groves et al., 2020; Groves et al., 2019), including under </w:t>
+      </w:r>
+      <w:r>
+        <w:rPr>
+          <w:rFonts w:ascii="Times New Roman" w:hAnsi="Times New Roman" w:cs="Times New Roman"/>
+          <w:color w:val="000000" w:themeColor="text1"/>
+          <w:sz w:val="22"/>
+          <w:szCs w:val="22"/>
+        </w:rPr>
+        <w:t>technology cost uncertainty (Workman et al., 2024), but not to the employment outcomes of climate investments.</w:t>
       </w:r>
     </w:p>
     <w:p>

--- a/Paper/Paper (For Review).docx
+++ b/Paper/Paper (For Review).docx
@@ -353,16 +353,7 @@
           <w:sz w:val="22"/>
           <w:szCs w:val="22"/>
         </w:rPr>
-        <w:t xml:space="preserve"> each with </w:t>
-      </w:r>
-      <w:proofErr w:type="gramStart"/>
-      <w:r>
-        <w:rPr>
-          <w:rFonts w:ascii="Times New Roman" w:hAnsi="Times New Roman" w:cs="Times New Roman"/>
-          <w:sz w:val="22"/>
-          <w:szCs w:val="22"/>
-        </w:rPr>
-        <w:t>particular</w:t>
+        <w:t xml:space="preserve"> each with particular</w:t>
       </w:r>
       <w:r>
         <w:rPr>
@@ -378,16 +369,7 @@
           <w:sz w:val="22"/>
           <w:szCs w:val="22"/>
         </w:rPr>
-        <w:t>strengths</w:t>
-      </w:r>
-      <w:proofErr w:type="gramEnd"/>
-      <w:r>
-        <w:rPr>
-          <w:rFonts w:ascii="Times New Roman" w:hAnsi="Times New Roman" w:cs="Times New Roman"/>
-          <w:sz w:val="22"/>
-          <w:szCs w:val="22"/>
-        </w:rPr>
-        <w:t xml:space="preserve"> and limitations. </w:t>
+        <w:t xml:space="preserve">strengths and limitations. </w:t>
       </w:r>
       <w:r>
         <w:rPr>
@@ -807,27 +789,7 @@
           <w:szCs w:val="22"/>
         </w:rPr>
         <w:lastRenderedPageBreak/>
-        <w:t xml:space="preserve">may differ over time as technologies mature and across contexts. Employment multipliers can be a misleading measure of economic benefit when they do not account for variation in key factors such as the import shares of major components, the labor intensity of production, and prevailing wage levels (Agan and </w:t>
-      </w:r>
-      <w:proofErr w:type="spellStart"/>
-      <w:r>
-        <w:rPr>
-          <w:rFonts w:ascii="Times New Roman" w:hAnsi="Times New Roman" w:cs="Times New Roman"/>
-          <w:color w:val="000000" w:themeColor="text1"/>
-          <w:sz w:val="22"/>
-          <w:szCs w:val="22"/>
-        </w:rPr>
-        <w:t>Balcilar</w:t>
-      </w:r>
-      <w:proofErr w:type="spellEnd"/>
-      <w:r>
-        <w:rPr>
-          <w:rFonts w:ascii="Times New Roman" w:hAnsi="Times New Roman" w:cs="Times New Roman"/>
-          <w:color w:val="000000" w:themeColor="text1"/>
-          <w:sz w:val="22"/>
-          <w:szCs w:val="22"/>
-        </w:rPr>
-        <w:t>, 2022; Perrier and Quirion, 2018)</w:t>
+        <w:t>may differ over time as technologies mature and across contexts. Employment multipliers can be a misleading measure of economic benefit when they do not account for variation in key factors such as the import shares of major components, the labor intensity of production, and prevailing wage levels (Agan and Balcilar, 2022; Perrier and Quirion, 2018)</w:t>
       </w:r>
       <w:r>
         <w:rPr>
@@ -932,7 +894,6 @@
         </w:rPr>
         <w:t xml:space="preserve"> and imperfect labor mobility (Mealy et al., 2025; Castellanos and </w:t>
       </w:r>
-      <w:proofErr w:type="spellStart"/>
       <w:r>
         <w:rPr>
           <w:rFonts w:ascii="Times New Roman" w:hAnsi="Times New Roman" w:cs="Times New Roman"/>
@@ -947,16 +908,7 @@
           <w:sz w:val="22"/>
           <w:szCs w:val="22"/>
         </w:rPr>
-        <w:t>eutel</w:t>
-      </w:r>
-      <w:proofErr w:type="spellEnd"/>
-      <w:r>
-        <w:rPr>
-          <w:rFonts w:ascii="Times New Roman" w:hAnsi="Times New Roman" w:cs="Times New Roman"/>
-          <w:sz w:val="22"/>
-          <w:szCs w:val="22"/>
-        </w:rPr>
-        <w:t xml:space="preserve">, 2024; </w:t>
+        <w:t xml:space="preserve">eutel, 2024; </w:t>
       </w:r>
       <w:r>
         <w:rPr>
@@ -974,7 +926,6 @@
         </w:rPr>
         <w:t xml:space="preserve">; Chateau et al., 2018; </w:t>
       </w:r>
-      <w:proofErr w:type="spellStart"/>
       <w:r>
         <w:rPr>
           <w:rFonts w:ascii="Times New Roman" w:hAnsi="Times New Roman" w:cs="Times New Roman"/>
@@ -983,50 +934,13 @@
         </w:rPr>
         <w:t>Bulavskaya</w:t>
       </w:r>
-      <w:proofErr w:type="spellEnd"/>
-      <w:r>
-        <w:rPr>
-          <w:rFonts w:ascii="Times New Roman" w:hAnsi="Times New Roman" w:cs="Times New Roman"/>
-          <w:sz w:val="22"/>
-          <w:szCs w:val="22"/>
-        </w:rPr>
-        <w:t xml:space="preserve"> and </w:t>
-      </w:r>
-      <w:proofErr w:type="spellStart"/>
-      <w:r>
-        <w:rPr>
-          <w:rFonts w:ascii="Times New Roman" w:hAnsi="Times New Roman" w:cs="Times New Roman"/>
-          <w:sz w:val="22"/>
-          <w:szCs w:val="22"/>
-        </w:rPr>
-        <w:t>Reynès</w:t>
-      </w:r>
-      <w:proofErr w:type="spellEnd"/>
-      <w:r>
-        <w:rPr>
-          <w:rFonts w:ascii="Times New Roman" w:hAnsi="Times New Roman" w:cs="Times New Roman"/>
-          <w:sz w:val="22"/>
-          <w:szCs w:val="22"/>
-        </w:rPr>
-        <w:t xml:space="preserve">, 2018; Lofgren and </w:t>
-      </w:r>
-      <w:proofErr w:type="spellStart"/>
-      <w:r>
-        <w:rPr>
-          <w:rFonts w:ascii="Times New Roman" w:hAnsi="Times New Roman" w:cs="Times New Roman"/>
-          <w:sz w:val="22"/>
-          <w:szCs w:val="22"/>
-        </w:rPr>
-        <w:t>Cicowiez</w:t>
-      </w:r>
-      <w:proofErr w:type="spellEnd"/>
-      <w:r>
-        <w:rPr>
-          <w:rFonts w:ascii="Times New Roman" w:hAnsi="Times New Roman" w:cs="Times New Roman"/>
-          <w:sz w:val="22"/>
-          <w:szCs w:val="22"/>
-        </w:rPr>
-        <w:t xml:space="preserve">, 2017). </w:t>
+      <w:r>
+        <w:rPr>
+          <w:rFonts w:ascii="Times New Roman" w:hAnsi="Times New Roman" w:cs="Times New Roman"/>
+          <w:sz w:val="22"/>
+          <w:szCs w:val="22"/>
+        </w:rPr>
+        <w:t xml:space="preserve"> and Reynès, 2018; Lofgren and Cicowiez, 2017). </w:t>
       </w:r>
       <w:r>
         <w:rPr>
@@ -1043,47 +957,7 @@
           <w:sz w:val="22"/>
           <w:szCs w:val="22"/>
         </w:rPr>
-        <w:t xml:space="preserve">. CGE employment results are sensitive to production function calibration and closure assumptions (Castellanos and </w:t>
-      </w:r>
-      <w:proofErr w:type="spellStart"/>
-      <w:r>
-        <w:rPr>
-          <w:rFonts w:ascii="Times New Roman" w:hAnsi="Times New Roman" w:cs="Times New Roman"/>
-          <w:color w:val="000000" w:themeColor="text1"/>
-          <w:sz w:val="22"/>
-          <w:szCs w:val="22"/>
-        </w:rPr>
-        <w:t>Heutel</w:t>
-      </w:r>
-      <w:proofErr w:type="spellEnd"/>
-      <w:r>
-        <w:rPr>
-          <w:rFonts w:ascii="Times New Roman" w:hAnsi="Times New Roman" w:cs="Times New Roman"/>
-          <w:color w:val="000000" w:themeColor="text1"/>
-          <w:sz w:val="22"/>
-          <w:szCs w:val="22"/>
-        </w:rPr>
-        <w:t xml:space="preserve">, 2024; </w:t>
-      </w:r>
-      <w:proofErr w:type="spellStart"/>
-      <w:r>
-        <w:rPr>
-          <w:rFonts w:ascii="Times New Roman" w:hAnsi="Times New Roman" w:cs="Times New Roman"/>
-          <w:color w:val="000000" w:themeColor="text1"/>
-          <w:sz w:val="22"/>
-          <w:szCs w:val="22"/>
-        </w:rPr>
-        <w:t>Hafstead</w:t>
-      </w:r>
-      <w:proofErr w:type="spellEnd"/>
-      <w:r>
-        <w:rPr>
-          <w:rFonts w:ascii="Times New Roman" w:hAnsi="Times New Roman" w:cs="Times New Roman"/>
-          <w:color w:val="000000" w:themeColor="text1"/>
-          <w:sz w:val="22"/>
-          <w:szCs w:val="22"/>
-        </w:rPr>
-        <w:t xml:space="preserve"> et al., 2022). Inaccurate capital-labor shares can systematically distort production function calibration and factor substitution patterns, thereby biasing simulated labor-demand responses (Bolarinwa, 2024). Similarly, when the input cost structures of green technologies and climate investments do not reflect country-specific import dependence </w:t>
+        <w:t xml:space="preserve">. CGE employment results are sensitive to production function calibration and closure assumptions (Castellanos and Heutel, 2024; Hafstead et al., 2022). Inaccurate capital-labor shares can systematically distort production function calibration and factor substitution patterns, thereby biasing simulated labor-demand responses (Bolarinwa, 2024). Similarly, when the input cost structures of green technologies and climate investments do not reflect country-specific import dependence </w:t>
       </w:r>
       <w:r>
         <w:rPr>
@@ -1300,43 +1174,7 @@
           <w:sz w:val="22"/>
           <w:szCs w:val="22"/>
         </w:rPr>
-        <w:t>A third strand, macro-econometric models such as energy-environment-economy (3E) frameworks (e.g., E3ME, NEMESIS), estimates dynamic adjustment from historical data in terms of key economic variables (GDP, employment, investment) over time, and has been applied particularly to economic analysis of European energy and climate policy (</w:t>
-      </w:r>
-      <w:proofErr w:type="spellStart"/>
-      <w:r>
-        <w:rPr>
-          <w:rFonts w:ascii="Times New Roman" w:hAnsi="Times New Roman" w:cs="Times New Roman"/>
-          <w:sz w:val="22"/>
-          <w:szCs w:val="22"/>
-        </w:rPr>
-        <w:t>Alexandri</w:t>
-      </w:r>
-      <w:proofErr w:type="spellEnd"/>
-      <w:r>
-        <w:rPr>
-          <w:rFonts w:ascii="Times New Roman" w:hAnsi="Times New Roman" w:cs="Times New Roman"/>
-          <w:sz w:val="22"/>
-          <w:szCs w:val="22"/>
-        </w:rPr>
-        <w:t xml:space="preserve"> et al., 2024; Ortega et al., 2020; Lehr and Lutz, 2019; Pollitt et al., 2015). These models are demand-led in the short to medium term, and combine national accounting identities with estimated behavioral equations to assess how demand shocks – policy shocks, new investment – affect sectoral output, which feeds into the labor demand through sectoral production functions and wage-setting equations, avoiding the market clearing assumptions of standard CGE models (Cambridge Econometrics, 2022; </w:t>
-      </w:r>
-      <w:proofErr w:type="spellStart"/>
-      <w:r>
-        <w:rPr>
-          <w:rFonts w:ascii="Times New Roman" w:hAnsi="Times New Roman" w:cs="Times New Roman"/>
-          <w:sz w:val="22"/>
-          <w:szCs w:val="22"/>
-        </w:rPr>
-        <w:t>Akcigit</w:t>
-      </w:r>
-      <w:proofErr w:type="spellEnd"/>
-      <w:r>
-        <w:rPr>
-          <w:rFonts w:ascii="Times New Roman" w:hAnsi="Times New Roman" w:cs="Times New Roman"/>
-          <w:sz w:val="22"/>
-          <w:szCs w:val="22"/>
-        </w:rPr>
-        <w:t xml:space="preserve"> et al., 2022). A potential weakness is that core behavioral relationships are estimated from historical time series, embedding in the model’s coefficients sectoral interdependencies (e.g., labor-output elasticities) that may be less reliable for forward-looking policy analysis. When applied to sectors whose cost and input structures are rapidly changing, these coefficients are themselves a source of uncertainty in employment estimates.</w:t>
+        <w:t>A third strand, macro-econometric models such as energy-environment-economy (3E) frameworks (e.g., E3ME, NEMESIS), estimates dynamic adjustment from historical data in terms of key economic variables (GDP, employment, investment) over time, and has been applied particularly to economic analysis of European energy and climate policy (Alexandri et al., 2024; Ortega et al., 2020; Lehr and Lutz, 2019; Pollitt et al., 2015). These models are demand-led in the short to medium term, and combine national accounting identities with estimated behavioral equations to assess how demand shocks – policy shocks, new investment – affect sectoral output, which feeds into the labor demand through sectoral production functions and wage-setting equations, avoiding the market clearing assumptions of standard CGE models (Cambridge Econometrics, 2022; Akcigit et al., 2022). A potential weakness is that core behavioral relationships are estimated from historical time series, embedding in the model’s coefficients sectoral interdependencies (e.g., labor-output elasticities) that may be less reliable for forward-looking policy analysis. When applied to sectors whose cost and input structures are rapidly changing, these coefficients are themselves a source of uncertainty in employment estimates.</w:t>
       </w:r>
     </w:p>
     <w:p>
@@ -1473,7 +1311,25 @@
           <w:sz w:val="22"/>
           <w:szCs w:val="22"/>
         </w:rPr>
-        <w:t xml:space="preserve"> energy-economy models, such as integrated assessment models (IAM), have </w:t>
+        <w:t xml:space="preserve"> energy-economy models, such as integrated assessment models (IAM</w:t>
+      </w:r>
+      <w:r>
+        <w:rPr>
+          <w:rFonts w:ascii="Times New Roman" w:hAnsi="Times New Roman" w:cs="Times New Roman"/>
+          <w:color w:val="000000" w:themeColor="text1"/>
+          <w:sz w:val="22"/>
+          <w:szCs w:val="22"/>
+        </w:rPr>
+        <w:t>s</w:t>
+      </w:r>
+      <w:r>
+        <w:rPr>
+          <w:rFonts w:ascii="Times New Roman" w:hAnsi="Times New Roman" w:cs="Times New Roman"/>
+          <w:color w:val="000000" w:themeColor="text1"/>
+          <w:sz w:val="22"/>
+          <w:szCs w:val="22"/>
+        </w:rPr>
+        <w:t xml:space="preserve">), have </w:t>
       </w:r>
       <w:r>
         <w:rPr>
@@ -1518,9 +1374,26 @@
           <w:sz w:val="22"/>
           <w:szCs w:val="22"/>
         </w:rPr>
-        <w:t>, largely due to ad hoc assumptions on adoption and diffusion rates in mitigation pathways (</w:t>
-      </w:r>
-      <w:proofErr w:type="spellStart"/>
+        <w:t>, largely due to ad hoc assumptions</w:t>
+      </w:r>
+      <w:r>
+        <w:rPr>
+          <w:rFonts w:ascii="Times New Roman" w:hAnsi="Times New Roman" w:cs="Times New Roman"/>
+          <w:color w:val="000000" w:themeColor="text1"/>
+          <w:sz w:val="22"/>
+          <w:szCs w:val="22"/>
+        </w:rPr>
+        <w:t xml:space="preserve"> – for instance,</w:t>
+      </w:r>
+      <w:r>
+        <w:rPr>
+          <w:rFonts w:ascii="Times New Roman" w:hAnsi="Times New Roman" w:cs="Times New Roman"/>
+          <w:color w:val="000000" w:themeColor="text1"/>
+          <w:sz w:val="22"/>
+          <w:szCs w:val="22"/>
+        </w:rPr>
+        <w:t xml:space="preserve"> on adoption and diffusion rates in mitigation pathways (</w:t>
+      </w:r>
       <w:r>
         <w:rPr>
           <w:rFonts w:ascii="Times New Roman" w:hAnsi="Times New Roman" w:cs="Times New Roman"/>
@@ -1529,14 +1402,21 @@
         </w:rPr>
         <w:t>Achakulwisut</w:t>
       </w:r>
-      <w:proofErr w:type="spellEnd"/>
-      <w:r>
-        <w:rPr>
-          <w:rFonts w:ascii="Times New Roman" w:hAnsi="Times New Roman" w:cs="Times New Roman"/>
-          <w:sz w:val="22"/>
-          <w:szCs w:val="22"/>
-        </w:rPr>
-        <w:t xml:space="preserve"> et al., 2023</w:t>
+      <w:r>
+        <w:rPr>
+          <w:rFonts w:ascii="Times New Roman" w:hAnsi="Times New Roman" w:cs="Times New Roman"/>
+          <w:sz w:val="22"/>
+          <w:szCs w:val="22"/>
+        </w:rPr>
+        <w:t xml:space="preserve"> </w:t>
+      </w:r>
+      <w:r>
+        <w:rPr>
+          <w:rFonts w:ascii="Times New Roman" w:hAnsi="Times New Roman" w:cs="Times New Roman"/>
+          <w:sz w:val="22"/>
+          <w:szCs w:val="22"/>
+        </w:rPr>
+        <w:t>et al., 2023</w:t>
       </w:r>
       <w:r>
         <w:rPr>
@@ -1554,63 +1434,169 @@
           <w:sz w:val="22"/>
           <w:szCs w:val="22"/>
         </w:rPr>
-        <w:t>the composition of cost reductions also shifts over time</w:t>
-      </w:r>
-      <w:r>
-        <w:rPr>
-          <w:rFonts w:ascii="Times New Roman" w:hAnsi="Times New Roman" w:cs="Times New Roman"/>
-          <w:color w:val="000000" w:themeColor="text1"/>
-          <w:sz w:val="22"/>
-          <w:szCs w:val="22"/>
-        </w:rPr>
-        <w:t xml:space="preserve">, switching from low-level mechanisms (e.g., </w:t>
-      </w:r>
-      <w:r>
-        <w:rPr>
-          <w:rFonts w:ascii="Times New Roman" w:hAnsi="Times New Roman" w:cs="Times New Roman"/>
-          <w:color w:val="000000" w:themeColor="text1"/>
-          <w:sz w:val="22"/>
-          <w:szCs w:val="22"/>
-        </w:rPr>
-        <w:t>efficiency or material usage</w:t>
-      </w:r>
-      <w:r>
-        <w:rPr>
-          <w:rFonts w:ascii="Times New Roman" w:hAnsi="Times New Roman" w:cs="Times New Roman"/>
-          <w:color w:val="000000" w:themeColor="text1"/>
-          <w:sz w:val="22"/>
-          <w:szCs w:val="22"/>
-        </w:rPr>
-        <w:t>) in early stages to R&amp;D and economies of scale in later ones (</w:t>
-      </w:r>
-      <w:proofErr w:type="spellStart"/>
-      <w:r>
-        <w:rPr>
-          <w:rFonts w:ascii="Times New Roman" w:hAnsi="Times New Roman" w:cs="Times New Roman"/>
-          <w:color w:val="000000" w:themeColor="text1"/>
-          <w:sz w:val="22"/>
-          <w:szCs w:val="22"/>
-        </w:rPr>
-        <w:t>Kavlak</w:t>
-      </w:r>
-      <w:proofErr w:type="spellEnd"/>
-      <w:r>
-        <w:rPr>
-          <w:rFonts w:ascii="Times New Roman" w:hAnsi="Times New Roman" w:cs="Times New Roman"/>
-          <w:color w:val="000000" w:themeColor="text1"/>
-          <w:sz w:val="22"/>
-          <w:szCs w:val="22"/>
-        </w:rPr>
-        <w:t xml:space="preserve"> et al., 2018; Rubin et al., 2015). </w:t>
-      </w:r>
-      <w:r>
-        <w:rPr>
-          <w:rFonts w:ascii="Times New Roman" w:hAnsi="Times New Roman" w:cs="Times New Roman"/>
-          <w:color w:val="000000" w:themeColor="text1"/>
-          <w:sz w:val="22"/>
-          <w:szCs w:val="22"/>
-        </w:rPr>
-        <w:t>Both the level and the internal composition costs</w:t>
+        <w:t>a further source of</w:t>
+      </w:r>
+      <w:r>
+        <w:rPr>
+          <w:rFonts w:ascii="Times New Roman" w:hAnsi="Times New Roman" w:cs="Times New Roman"/>
+          <w:color w:val="000000" w:themeColor="text1"/>
+          <w:sz w:val="22"/>
+          <w:szCs w:val="22"/>
+        </w:rPr>
+        <w:t xml:space="preserve"> uncertainty </w:t>
+      </w:r>
+      <w:r>
+        <w:rPr>
+          <w:rFonts w:ascii="Times New Roman" w:hAnsi="Times New Roman" w:cs="Times New Roman"/>
+          <w:color w:val="000000" w:themeColor="text1"/>
+          <w:sz w:val="22"/>
+          <w:szCs w:val="22"/>
+        </w:rPr>
+        <w:t>is</w:t>
+      </w:r>
+      <w:r>
+        <w:rPr>
+          <w:rFonts w:ascii="Times New Roman" w:hAnsi="Times New Roman" w:cs="Times New Roman"/>
+          <w:color w:val="000000" w:themeColor="text1"/>
+          <w:sz w:val="22"/>
+          <w:szCs w:val="22"/>
+        </w:rPr>
+        <w:t xml:space="preserve"> that the </w:t>
+      </w:r>
+      <w:r>
+        <w:rPr>
+          <w:rFonts w:ascii="Times New Roman" w:hAnsi="Times New Roman" w:cs="Times New Roman"/>
+          <w:color w:val="000000" w:themeColor="text1"/>
+          <w:sz w:val="22"/>
+          <w:szCs w:val="22"/>
+        </w:rPr>
+        <w:t xml:space="preserve">composition of cost reductions </w:t>
+      </w:r>
+      <w:r>
+        <w:rPr>
+          <w:rFonts w:ascii="Times New Roman" w:hAnsi="Times New Roman" w:cs="Times New Roman"/>
+          <w:color w:val="000000" w:themeColor="text1"/>
+          <w:sz w:val="22"/>
+          <w:szCs w:val="22"/>
+        </w:rPr>
+        <w:t xml:space="preserve">can </w:t>
+      </w:r>
+      <w:r>
+        <w:rPr>
+          <w:rFonts w:ascii="Times New Roman" w:hAnsi="Times New Roman" w:cs="Times New Roman"/>
+          <w:color w:val="000000" w:themeColor="text1"/>
+          <w:sz w:val="22"/>
+          <w:szCs w:val="22"/>
+        </w:rPr>
+        <w:t>also shift over time</w:t>
+      </w:r>
+      <w:r>
+        <w:rPr>
+          <w:rFonts w:ascii="Times New Roman" w:hAnsi="Times New Roman" w:cs="Times New Roman"/>
+          <w:color w:val="000000" w:themeColor="text1"/>
+          <w:sz w:val="22"/>
+          <w:szCs w:val="22"/>
+        </w:rPr>
+        <w:t xml:space="preserve">, </w:t>
+      </w:r>
+      <w:r>
+        <w:rPr>
+          <w:rFonts w:ascii="Times New Roman" w:hAnsi="Times New Roman" w:cs="Times New Roman"/>
+          <w:color w:val="000000" w:themeColor="text1"/>
+          <w:sz w:val="22"/>
+          <w:szCs w:val="22"/>
+        </w:rPr>
+        <w:t>moving</w:t>
+      </w:r>
+      <w:r>
+        <w:rPr>
+          <w:rFonts w:ascii="Times New Roman" w:hAnsi="Times New Roman" w:cs="Times New Roman"/>
+          <w:color w:val="000000" w:themeColor="text1"/>
+          <w:sz w:val="22"/>
+          <w:szCs w:val="22"/>
+        </w:rPr>
+        <w:t xml:space="preserve"> from low-level mechanisms (e.g., </w:t>
+      </w:r>
+      <w:r>
+        <w:rPr>
+          <w:rFonts w:ascii="Times New Roman" w:hAnsi="Times New Roman" w:cs="Times New Roman"/>
+          <w:color w:val="000000" w:themeColor="text1"/>
+          <w:sz w:val="22"/>
+          <w:szCs w:val="22"/>
+        </w:rPr>
+        <w:t>efficiency</w:t>
+      </w:r>
+      <w:r>
+        <w:rPr>
+          <w:rFonts w:ascii="Times New Roman" w:hAnsi="Times New Roman" w:cs="Times New Roman"/>
+          <w:color w:val="000000" w:themeColor="text1"/>
+          <w:sz w:val="22"/>
+          <w:szCs w:val="22"/>
+        </w:rPr>
+        <w:t xml:space="preserve"> gain</w:t>
+      </w:r>
+      <w:r>
+        <w:rPr>
+          <w:rFonts w:ascii="Times New Roman" w:hAnsi="Times New Roman" w:cs="Times New Roman"/>
+          <w:color w:val="000000" w:themeColor="text1"/>
+          <w:sz w:val="22"/>
+          <w:szCs w:val="22"/>
+        </w:rPr>
+        <w:t xml:space="preserve"> or </w:t>
+      </w:r>
+      <w:r>
+        <w:rPr>
+          <w:rFonts w:ascii="Times New Roman" w:hAnsi="Times New Roman" w:cs="Times New Roman"/>
+          <w:color w:val="000000" w:themeColor="text1"/>
+          <w:sz w:val="22"/>
+          <w:szCs w:val="22"/>
+        </w:rPr>
+        <w:t xml:space="preserve">reduced </w:t>
+      </w:r>
+      <w:r>
+        <w:rPr>
+          <w:rFonts w:ascii="Times New Roman" w:hAnsi="Times New Roman" w:cs="Times New Roman"/>
+          <w:color w:val="000000" w:themeColor="text1"/>
+          <w:sz w:val="22"/>
+          <w:szCs w:val="22"/>
+        </w:rPr>
+        <w:t>material usage</w:t>
+      </w:r>
+      <w:r>
+        <w:rPr>
+          <w:rFonts w:ascii="Times New Roman" w:hAnsi="Times New Roman" w:cs="Times New Roman"/>
+          <w:color w:val="000000" w:themeColor="text1"/>
+          <w:sz w:val="22"/>
+          <w:szCs w:val="22"/>
+        </w:rPr>
+        <w:t xml:space="preserve">) in early stages to R&amp;D and economies of scale in later ones (Kavlak et al., 2018; Rubin et al., 2015). </w:t>
+      </w:r>
+      <w:r>
+        <w:rPr>
+          <w:rFonts w:ascii="Times New Roman" w:hAnsi="Times New Roman" w:cs="Times New Roman"/>
+          <w:color w:val="000000" w:themeColor="text1"/>
+          <w:sz w:val="22"/>
+          <w:szCs w:val="22"/>
+        </w:rPr>
+        <w:t xml:space="preserve">Both the level and the internal composition </w:t>
+      </w:r>
+      <w:r>
+        <w:rPr>
+          <w:rFonts w:ascii="Times New Roman" w:hAnsi="Times New Roman" w:cs="Times New Roman"/>
+          <w:color w:val="000000" w:themeColor="text1"/>
+          <w:sz w:val="22"/>
+          <w:szCs w:val="22"/>
+        </w:rPr>
+        <w:t xml:space="preserve">of </w:t>
+      </w:r>
+      <w:r>
+        <w:rPr>
+          <w:rFonts w:ascii="Times New Roman" w:hAnsi="Times New Roman" w:cs="Times New Roman"/>
+          <w:color w:val="000000" w:themeColor="text1"/>
+          <w:sz w:val="22"/>
+          <w:szCs w:val="22"/>
+        </w:rPr>
+        <w:t>costs</w:t>
       </w:r>
       <w:r>
         <w:rPr>
@@ -1637,16 +1623,52 @@
           <w:sz w:val="22"/>
           <w:szCs w:val="22"/>
         </w:rPr>
-        <w:t xml:space="preserve"> over time, </w:t>
-      </w:r>
-      <w:r>
-        <w:rPr>
-          <w:rFonts w:ascii="Times New Roman" w:hAnsi="Times New Roman" w:cs="Times New Roman"/>
-          <w:color w:val="000000" w:themeColor="text1"/>
-          <w:sz w:val="22"/>
-          <w:szCs w:val="22"/>
-        </w:rPr>
-        <w:t>yet the employment literature treats them as known inputs</w:t>
+        <w:t xml:space="preserve">, </w:t>
+      </w:r>
+      <w:r>
+        <w:rPr>
+          <w:rFonts w:ascii="Times New Roman" w:hAnsi="Times New Roman" w:cs="Times New Roman"/>
+          <w:color w:val="000000" w:themeColor="text1"/>
+          <w:sz w:val="22"/>
+          <w:szCs w:val="22"/>
+        </w:rPr>
+        <w:t xml:space="preserve">yet the </w:t>
+      </w:r>
+      <w:r>
+        <w:rPr>
+          <w:rFonts w:ascii="Times New Roman" w:hAnsi="Times New Roman" w:cs="Times New Roman"/>
+          <w:color w:val="000000" w:themeColor="text1"/>
+          <w:sz w:val="22"/>
+          <w:szCs w:val="22"/>
+        </w:rPr>
+        <w:t xml:space="preserve">climate </w:t>
+      </w:r>
+      <w:r>
+        <w:rPr>
+          <w:rFonts w:ascii="Times New Roman" w:hAnsi="Times New Roman" w:cs="Times New Roman"/>
+          <w:color w:val="000000" w:themeColor="text1"/>
+          <w:sz w:val="22"/>
+          <w:szCs w:val="22"/>
+        </w:rPr>
+        <w:t>employment literature</w:t>
+      </w:r>
+      <w:r>
+        <w:rPr>
+          <w:rFonts w:ascii="Times New Roman" w:hAnsi="Times New Roman" w:cs="Times New Roman"/>
+          <w:color w:val="000000" w:themeColor="text1"/>
+          <w:sz w:val="22"/>
+          <w:szCs w:val="22"/>
+        </w:rPr>
+        <w:t xml:space="preserve"> </w:t>
+      </w:r>
+      <w:r>
+        <w:rPr>
+          <w:rFonts w:ascii="Times New Roman" w:hAnsi="Times New Roman" w:cs="Times New Roman"/>
+          <w:color w:val="000000" w:themeColor="text1"/>
+          <w:sz w:val="22"/>
+          <w:szCs w:val="22"/>
+        </w:rPr>
+        <w:t>treats them as known inputs</w:t>
       </w:r>
       <w:r>
         <w:rPr>
@@ -1762,7 +1784,39 @@
           <w:sz w:val="22"/>
           <w:szCs w:val="22"/>
         </w:rPr>
-        <w:t xml:space="preserve">. Černý et al. (2021) produce employment estimates for higher renewable penetration in </w:t>
+        <w:t>. Černý et al. (2021) estimate</w:t>
+      </w:r>
+      <w:r>
+        <w:rPr>
+          <w:rFonts w:ascii="Times New Roman" w:hAnsi="Times New Roman" w:cs="Times New Roman"/>
+          <w:sz w:val="22"/>
+          <w:szCs w:val="22"/>
+        </w:rPr>
+        <w:t xml:space="preserve"> employment effects</w:t>
+      </w:r>
+      <w:r>
+        <w:rPr>
+          <w:rFonts w:ascii="Times New Roman" w:hAnsi="Times New Roman" w:cs="Times New Roman"/>
+          <w:sz w:val="22"/>
+          <w:szCs w:val="22"/>
+        </w:rPr>
+        <w:t xml:space="preserve"> f</w:t>
+      </w:r>
+      <w:r>
+        <w:rPr>
+          <w:rFonts w:ascii="Times New Roman" w:hAnsi="Times New Roman" w:cs="Times New Roman"/>
+          <w:sz w:val="22"/>
+          <w:szCs w:val="22"/>
+        </w:rPr>
+        <w:t>rom</w:t>
+      </w:r>
+      <w:r>
+        <w:rPr>
+          <w:rFonts w:ascii="Times New Roman" w:hAnsi="Times New Roman" w:cs="Times New Roman"/>
+          <w:sz w:val="22"/>
+          <w:szCs w:val="22"/>
+        </w:rPr>
+        <w:t xml:space="preserve"> higher renewable penetration in </w:t>
       </w:r>
       <w:r>
         <w:rPr>
@@ -1810,7 +1864,95 @@
           <w:sz w:val="22"/>
           <w:szCs w:val="22"/>
         </w:rPr>
-        <w:t xml:space="preserve"> electricity generation with scenario variation in deployment (100% renewables vs. baseline) but fixed cost breakdowns and trajectories drawn from a single source (Carlsson et al., 2014). </w:t>
+        <w:t xml:space="preserve"> electricity generation</w:t>
+      </w:r>
+      <w:r>
+        <w:rPr>
+          <w:rFonts w:ascii="Times New Roman" w:hAnsi="Times New Roman" w:cs="Times New Roman"/>
+          <w:sz w:val="22"/>
+          <w:szCs w:val="22"/>
+        </w:rPr>
+        <w:t>, varying deployment</w:t>
+      </w:r>
+      <w:r>
+        <w:rPr>
+          <w:rFonts w:ascii="Times New Roman" w:hAnsi="Times New Roman" w:cs="Times New Roman"/>
+          <w:sz w:val="22"/>
+          <w:szCs w:val="22"/>
+        </w:rPr>
+        <w:t xml:space="preserve"> scenario</w:t>
+      </w:r>
+      <w:r>
+        <w:rPr>
+          <w:rFonts w:ascii="Times New Roman" w:hAnsi="Times New Roman" w:cs="Times New Roman"/>
+          <w:sz w:val="22"/>
+          <w:szCs w:val="22"/>
+        </w:rPr>
+        <w:t>s</w:t>
+      </w:r>
+      <w:r>
+        <w:rPr>
+          <w:rFonts w:ascii="Times New Roman" w:hAnsi="Times New Roman" w:cs="Times New Roman"/>
+          <w:sz w:val="22"/>
+          <w:szCs w:val="22"/>
+        </w:rPr>
+        <w:t xml:space="preserve"> (100% renewables vs. baseline) but </w:t>
+      </w:r>
+      <w:r>
+        <w:rPr>
+          <w:rFonts w:ascii="Times New Roman" w:hAnsi="Times New Roman" w:cs="Times New Roman"/>
+          <w:sz w:val="22"/>
+          <w:szCs w:val="22"/>
+        </w:rPr>
+        <w:t xml:space="preserve">holding </w:t>
+      </w:r>
+      <w:r>
+        <w:rPr>
+          <w:rFonts w:ascii="Times New Roman" w:hAnsi="Times New Roman" w:cs="Times New Roman"/>
+          <w:sz w:val="22"/>
+          <w:szCs w:val="22"/>
+        </w:rPr>
+        <w:t>cost breakdowns</w:t>
+      </w:r>
+      <w:r>
+        <w:rPr>
+          <w:rFonts w:ascii="Times New Roman" w:hAnsi="Times New Roman" w:cs="Times New Roman"/>
+          <w:sz w:val="22"/>
+          <w:szCs w:val="22"/>
+        </w:rPr>
+        <w:t xml:space="preserve"> fixed</w:t>
+      </w:r>
+      <w:r>
+        <w:rPr>
+          <w:rFonts w:ascii="Times New Roman" w:hAnsi="Times New Roman" w:cs="Times New Roman"/>
+          <w:sz w:val="22"/>
+          <w:szCs w:val="22"/>
+        </w:rPr>
+        <w:t>,</w:t>
+      </w:r>
+      <w:r>
+        <w:rPr>
+          <w:rFonts w:ascii="Times New Roman" w:hAnsi="Times New Roman" w:cs="Times New Roman"/>
+          <w:sz w:val="22"/>
+          <w:szCs w:val="22"/>
+        </w:rPr>
+        <w:t xml:space="preserve"> </w:t>
+      </w:r>
+      <w:r>
+        <w:rPr>
+          <w:rFonts w:ascii="Times New Roman" w:hAnsi="Times New Roman" w:cs="Times New Roman"/>
+          <w:sz w:val="22"/>
+          <w:szCs w:val="22"/>
+        </w:rPr>
+        <w:t>with</w:t>
+      </w:r>
+      <w:r>
+        <w:rPr>
+          <w:rFonts w:ascii="Times New Roman" w:hAnsi="Times New Roman" w:cs="Times New Roman"/>
+          <w:sz w:val="22"/>
+          <w:szCs w:val="22"/>
+        </w:rPr>
+        <w:t xml:space="preserve"> trajectories drawn from a single source (Carlsson et al., 2014). </w:t>
       </w:r>
     </w:p>
     <w:p>
@@ -1885,6 +2027,30 @@
           <w:sz w:val="22"/>
           <w:szCs w:val="22"/>
         </w:rPr>
+        <w:t xml:space="preserve"> without systematic exploration of</w:t>
+      </w:r>
+      <w:r>
+        <w:rPr>
+          <w:rFonts w:ascii="Times New Roman" w:hAnsi="Times New Roman" w:cs="Times New Roman"/>
+          <w:sz w:val="22"/>
+          <w:szCs w:val="22"/>
+        </w:rPr>
+        <w:t xml:space="preserve"> the parameter</w:t>
+      </w:r>
+      <w:r>
+        <w:rPr>
+          <w:rFonts w:ascii="Times New Roman" w:hAnsi="Times New Roman" w:cs="Times New Roman"/>
+          <w:sz w:val="22"/>
+          <w:szCs w:val="22"/>
+        </w:rPr>
+        <w:t xml:space="preserve"> space. Where variation exists</w:t>
+      </w:r>
+      <w:r>
+        <w:rPr>
+          <w:rFonts w:ascii="Times New Roman" w:hAnsi="Times New Roman" w:cs="Times New Roman"/>
+          <w:sz w:val="22"/>
+          <w:szCs w:val="22"/>
+        </w:rPr>
         <w:t xml:space="preserve">, </w:t>
       </w:r>
       <w:r>
@@ -1893,7 +2059,31 @@
           <w:sz w:val="22"/>
           <w:szCs w:val="22"/>
         </w:rPr>
-        <w:t>and none identifies the combinations of conditions that determine whether employment</w:t>
+        <w:t>no study</w:t>
+      </w:r>
+      <w:r>
+        <w:rPr>
+          <w:rFonts w:ascii="Times New Roman" w:hAnsi="Times New Roman" w:cs="Times New Roman"/>
+          <w:sz w:val="22"/>
+          <w:szCs w:val="22"/>
+        </w:rPr>
+        <w:t xml:space="preserve"> identifies </w:t>
+      </w:r>
+      <w:r>
+        <w:rPr>
+          <w:rFonts w:ascii="Times New Roman" w:hAnsi="Times New Roman" w:cs="Times New Roman"/>
+          <w:sz w:val="22"/>
+          <w:szCs w:val="22"/>
+        </w:rPr>
+        <w:t>which</w:t>
+      </w:r>
+      <w:r>
+        <w:rPr>
+          <w:rFonts w:ascii="Times New Roman" w:hAnsi="Times New Roman" w:cs="Times New Roman"/>
+          <w:sz w:val="22"/>
+          <w:szCs w:val="22"/>
+        </w:rPr>
+        <w:t xml:space="preserve"> combinations of conditions determine whether employment</w:t>
       </w:r>
       <w:r>
         <w:rPr>
@@ -2040,7 +2230,17 @@
           <w:sz w:val="22"/>
           <w:szCs w:val="22"/>
         </w:rPr>
-        <w:t xml:space="preserve">across countries, technologies, and time </w:t>
+        <w:t xml:space="preserve">across </w:t>
+      </w:r>
+      <w:r>
+        <w:rPr>
+          <w:rFonts w:ascii="Times New Roman" w:hAnsi="Times New Roman" w:cs="Times New Roman"/>
+          <w:color w:val="000000" w:themeColor="text1"/>
+          <w:sz w:val="22"/>
+          <w:szCs w:val="22"/>
+        </w:rPr>
+        <w:lastRenderedPageBreak/>
+        <w:t xml:space="preserve">countries, technologies, and time </w:t>
       </w:r>
       <w:r>
         <w:rPr>
@@ -2067,17 +2267,7 @@
           <w:sz w:val="22"/>
           <w:szCs w:val="22"/>
         </w:rPr>
-        <w:t xml:space="preserve">. When no single parametrization can be validated, exploratory modeling offers an alternative: testing a wide range of plausible input combinations and tracing </w:t>
-      </w:r>
-      <w:r>
-        <w:rPr>
-          <w:rFonts w:ascii="Times New Roman" w:hAnsi="Times New Roman" w:cs="Times New Roman"/>
-          <w:color w:val="000000" w:themeColor="text1"/>
-          <w:sz w:val="22"/>
-          <w:szCs w:val="22"/>
-        </w:rPr>
-        <w:lastRenderedPageBreak/>
-        <w:t xml:space="preserve">how outcomes respond (Lempert, 2025). </w:t>
+        <w:t xml:space="preserve">. When no single parametrization can be validated, exploratory modeling offers an alternative: testing a wide range of plausible input combinations and tracing how outcomes respond (Lempert, 2025). </w:t>
       </w:r>
       <w:r>
         <w:rPr>
@@ -2252,13 +2442,8 @@
         <w:pStyle w:val="Heading2"/>
       </w:pPr>
       <w:r>
-        <w:t xml:space="preserve">4.1 The CCDR context and why </w:t>
-      </w:r>
-      <w:proofErr w:type="gramStart"/>
-      <w:r>
-        <w:t>this matters</w:t>
-      </w:r>
-      <w:proofErr w:type="gramEnd"/>
+        <w:t>4.1 The CCDR context and why this matters</w:t>
+      </w:r>
     </w:p>
     <w:p>
       <w:pPr>
@@ -2329,15 +2514,7 @@
         <w:pStyle w:val="Heading2"/>
       </w:pPr>
       <w:r>
-        <w:t xml:space="preserve">6.1 What cost-structure levers can governments </w:t>
-      </w:r>
-      <w:proofErr w:type="gramStart"/>
-      <w:r>
-        <w:t>actually influence</w:t>
-      </w:r>
-      <w:proofErr w:type="gramEnd"/>
-      <w:r>
-        <w:t>?</w:t>
+        <w:t>6.1 What cost-structure levers can governments actually influence?</w:t>
       </w:r>
     </w:p>
     <w:p>
@@ -2353,15 +2530,7 @@
         <w:pStyle w:val="Heading2"/>
       </w:pPr>
       <w:r>
-        <w:t xml:space="preserve">6.3 Relationship </w:t>
-      </w:r>
-      <w:proofErr w:type="gramStart"/>
-      <w:r>
-        <w:t>to</w:t>
-      </w:r>
-      <w:proofErr w:type="gramEnd"/>
-      <w:r>
-        <w:t xml:space="preserve"> prior literature</w:t>
+        <w:t>6.3 Relationship to prior literature</w:t>
       </w:r>
     </w:p>
     <w:p>
@@ -2403,25 +2572,7 @@
           <w:sz w:val="22"/>
           <w:szCs w:val="22"/>
         </w:rPr>
-        <w:t xml:space="preserve">Agan, B., &amp; </w:t>
-      </w:r>
-      <w:proofErr w:type="spellStart"/>
-      <w:r>
-        <w:rPr>
-          <w:rFonts w:ascii="Times New Roman" w:hAnsi="Times New Roman" w:cs="Times New Roman"/>
-          <w:sz w:val="22"/>
-          <w:szCs w:val="22"/>
-        </w:rPr>
-        <w:t>Balcilar</w:t>
-      </w:r>
-      <w:proofErr w:type="spellEnd"/>
-      <w:r>
-        <w:rPr>
-          <w:rFonts w:ascii="Times New Roman" w:hAnsi="Times New Roman" w:cs="Times New Roman"/>
-          <w:sz w:val="22"/>
-          <w:szCs w:val="22"/>
-        </w:rPr>
-        <w:t>, M. (2022). On the determinants of green technology diffusion: An empirical analysis of economic, social, political, and environmental factors. </w:t>
+        <w:t>Agan, B., &amp; Balcilar, M. (2022). On the determinants of green technology diffusion: An empirical analysis of economic, social, political, and environmental factors. </w:t>
       </w:r>
       <w:r>
         <w:rPr>
@@ -2469,59 +2620,13 @@
           <w:szCs w:val="22"/>
         </w:rPr>
       </w:pPr>
-      <w:proofErr w:type="spellStart"/>
-      <w:r>
-        <w:rPr>
-          <w:rFonts w:ascii="Times New Roman" w:hAnsi="Times New Roman" w:cs="Times New Roman"/>
-          <w:sz w:val="22"/>
-          <w:szCs w:val="22"/>
-        </w:rPr>
-        <w:t>Akcigit</w:t>
-      </w:r>
-      <w:proofErr w:type="spellEnd"/>
-      <w:r>
-        <w:rPr>
-          <w:rFonts w:ascii="Times New Roman" w:hAnsi="Times New Roman" w:cs="Times New Roman"/>
-          <w:sz w:val="22"/>
-          <w:szCs w:val="22"/>
-        </w:rPr>
-        <w:t xml:space="preserve">, U., Benedetti Fasil, C., </w:t>
-      </w:r>
-      <w:proofErr w:type="spellStart"/>
-      <w:r>
-        <w:rPr>
-          <w:rFonts w:ascii="Times New Roman" w:hAnsi="Times New Roman" w:cs="Times New Roman"/>
-          <w:sz w:val="22"/>
-          <w:szCs w:val="22"/>
-        </w:rPr>
-        <w:t>Impullitti</w:t>
-      </w:r>
-      <w:proofErr w:type="spellEnd"/>
-      <w:r>
-        <w:rPr>
-          <w:rFonts w:ascii="Times New Roman" w:hAnsi="Times New Roman" w:cs="Times New Roman"/>
-          <w:sz w:val="22"/>
-          <w:szCs w:val="22"/>
-        </w:rPr>
-        <w:t xml:space="preserve">, G., </w:t>
-      </w:r>
-      <w:proofErr w:type="spellStart"/>
-      <w:r>
-        <w:rPr>
-          <w:rFonts w:ascii="Times New Roman" w:hAnsi="Times New Roman" w:cs="Times New Roman"/>
-          <w:sz w:val="22"/>
-          <w:szCs w:val="22"/>
-        </w:rPr>
-        <w:t>Licandro</w:t>
-      </w:r>
-      <w:proofErr w:type="spellEnd"/>
-      <w:r>
-        <w:rPr>
-          <w:rFonts w:ascii="Times New Roman" w:hAnsi="Times New Roman" w:cs="Times New Roman"/>
-          <w:sz w:val="22"/>
-          <w:szCs w:val="22"/>
-        </w:rPr>
-        <w:t>, O., &amp; Sanchez-Martinez, M. (2022). </w:t>
+      <w:r>
+        <w:rPr>
+          <w:rFonts w:ascii="Times New Roman" w:hAnsi="Times New Roman" w:cs="Times New Roman"/>
+          <w:sz w:val="22"/>
+          <w:szCs w:val="22"/>
+        </w:rPr>
+        <w:t>Akcigit, U., Benedetti Fasil, C., Impullitti, G., Licandro, O., &amp; Sanchez-Martinez, M. (2022). </w:t>
       </w:r>
       <w:r>
         <w:rPr>
@@ -2551,7 +2656,6 @@
           <w:szCs w:val="22"/>
         </w:rPr>
       </w:pPr>
-      <w:proofErr w:type="spellStart"/>
       <w:r>
         <w:rPr>
           <w:rFonts w:ascii="Times New Roman" w:hAnsi="Times New Roman" w:cs="Times New Roman"/>
@@ -2559,52 +2663,7 @@
           <w:szCs w:val="22"/>
         </w:rPr>
         <w:lastRenderedPageBreak/>
-        <w:t>Alexandri</w:t>
-      </w:r>
-      <w:proofErr w:type="spellEnd"/>
-      <w:r>
-        <w:rPr>
-          <w:rFonts w:ascii="Times New Roman" w:hAnsi="Times New Roman" w:cs="Times New Roman"/>
-          <w:sz w:val="22"/>
-          <w:szCs w:val="22"/>
-        </w:rPr>
-        <w:t xml:space="preserve">, E., Antón, J. I., &amp; </w:t>
-      </w:r>
-      <w:proofErr w:type="spellStart"/>
-      <w:r>
-        <w:rPr>
-          <w:rFonts w:ascii="Times New Roman" w:hAnsi="Times New Roman" w:cs="Times New Roman"/>
-          <w:sz w:val="22"/>
-          <w:szCs w:val="22"/>
-        </w:rPr>
-        <w:t>Lewney</w:t>
-      </w:r>
-      <w:proofErr w:type="spellEnd"/>
-      <w:r>
-        <w:rPr>
-          <w:rFonts w:ascii="Times New Roman" w:hAnsi="Times New Roman" w:cs="Times New Roman"/>
-          <w:sz w:val="22"/>
-          <w:szCs w:val="22"/>
-        </w:rPr>
-        <w:t xml:space="preserve">, R. (2024). The impact of climate change mitigation policies on European </w:t>
-      </w:r>
-      <w:proofErr w:type="spellStart"/>
-      <w:r>
-        <w:rPr>
-          <w:rFonts w:ascii="Times New Roman" w:hAnsi="Times New Roman" w:cs="Times New Roman"/>
-          <w:sz w:val="22"/>
-          <w:szCs w:val="22"/>
-        </w:rPr>
-        <w:t>labour</w:t>
-      </w:r>
-      <w:proofErr w:type="spellEnd"/>
-      <w:r>
-        <w:rPr>
-          <w:rFonts w:ascii="Times New Roman" w:hAnsi="Times New Roman" w:cs="Times New Roman"/>
-          <w:sz w:val="22"/>
-          <w:szCs w:val="22"/>
-        </w:rPr>
-        <w:t xml:space="preserve"> markets. </w:t>
+        <w:t>Alexandri, E., Antón, J. I., &amp; Lewney, R. (2024). The impact of climate change mitigation policies on European labour markets. </w:t>
       </w:r>
       <w:r>
         <w:rPr>
@@ -2658,25 +2717,7 @@
           <w:sz w:val="22"/>
           <w:szCs w:val="22"/>
         </w:rPr>
-        <w:t xml:space="preserve">Bakry, W., Mallik, G., Nghiem, X. H., Sinha, A., &amp; Vo, X. V. (2023). Is green finance </w:t>
-      </w:r>
-      <w:proofErr w:type="gramStart"/>
-      <w:r>
-        <w:rPr>
-          <w:rFonts w:ascii="Times New Roman" w:hAnsi="Times New Roman" w:cs="Times New Roman"/>
-          <w:sz w:val="22"/>
-          <w:szCs w:val="22"/>
-        </w:rPr>
-        <w:t>really “green”</w:t>
-      </w:r>
-      <w:proofErr w:type="gramEnd"/>
-      <w:r>
-        <w:rPr>
-          <w:rFonts w:ascii="Times New Roman" w:hAnsi="Times New Roman" w:cs="Times New Roman"/>
-          <w:sz w:val="22"/>
-          <w:szCs w:val="22"/>
-        </w:rPr>
-        <w:t>? Examining the long-run relationship between green finance, renewable energy and environmental performance in developing countries. </w:t>
+        <w:t>Bakry, W., Mallik, G., Nghiem, X. H., Sinha, A., &amp; Vo, X. V. (2023). Is green finance really “green”? Examining the long-run relationship between green finance, renewable energy and environmental performance in developing countries. </w:t>
       </w:r>
       <w:r>
         <w:rPr>
@@ -2832,41 +2873,13 @@
           <w:szCs w:val="22"/>
         </w:rPr>
       </w:pPr>
-      <w:proofErr w:type="spellStart"/>
-      <w:r>
-        <w:rPr>
-          <w:rFonts w:ascii="Times New Roman" w:hAnsi="Times New Roman" w:cs="Times New Roman"/>
-          <w:sz w:val="22"/>
-          <w:szCs w:val="22"/>
-        </w:rPr>
-        <w:t>Bulavskaya</w:t>
-      </w:r>
-      <w:proofErr w:type="spellEnd"/>
-      <w:r>
-        <w:rPr>
-          <w:rFonts w:ascii="Times New Roman" w:hAnsi="Times New Roman" w:cs="Times New Roman"/>
-          <w:sz w:val="22"/>
-          <w:szCs w:val="22"/>
-        </w:rPr>
-        <w:t xml:space="preserve">, T., &amp; </w:t>
-      </w:r>
-      <w:proofErr w:type="spellStart"/>
-      <w:r>
-        <w:rPr>
-          <w:rFonts w:ascii="Times New Roman" w:hAnsi="Times New Roman" w:cs="Times New Roman"/>
-          <w:sz w:val="22"/>
-          <w:szCs w:val="22"/>
-        </w:rPr>
-        <w:t>Reynès</w:t>
-      </w:r>
-      <w:proofErr w:type="spellEnd"/>
-      <w:r>
-        <w:rPr>
-          <w:rFonts w:ascii="Times New Roman" w:hAnsi="Times New Roman" w:cs="Times New Roman"/>
-          <w:sz w:val="22"/>
-          <w:szCs w:val="22"/>
-        </w:rPr>
-        <w:t>, F. (2018). Job creation and economic impact of renewable energy in the Netherlands. </w:t>
+      <w:r>
+        <w:rPr>
+          <w:rFonts w:ascii="Times New Roman" w:hAnsi="Times New Roman" w:cs="Times New Roman"/>
+          <w:sz w:val="22"/>
+          <w:szCs w:val="22"/>
+        </w:rPr>
+        <w:t>Bulavskaya, T., &amp; Reynès, F. (2018). Job creation and economic impact of renewable energy in the Netherlands. </w:t>
       </w:r>
       <w:r>
         <w:rPr>
@@ -2928,25 +2941,7 @@
           <w:sz w:val="22"/>
           <w:szCs w:val="22"/>
         </w:rPr>
-        <w:t xml:space="preserve">Castellanos, K., &amp; </w:t>
-      </w:r>
-      <w:proofErr w:type="spellStart"/>
-      <w:r>
-        <w:rPr>
-          <w:rFonts w:ascii="Times New Roman" w:hAnsi="Times New Roman" w:cs="Times New Roman"/>
-          <w:sz w:val="22"/>
-          <w:szCs w:val="22"/>
-        </w:rPr>
-        <w:t>Heutel</w:t>
-      </w:r>
-      <w:proofErr w:type="spellEnd"/>
-      <w:r>
-        <w:rPr>
-          <w:rFonts w:ascii="Times New Roman" w:hAnsi="Times New Roman" w:cs="Times New Roman"/>
-          <w:sz w:val="22"/>
-          <w:szCs w:val="22"/>
-        </w:rPr>
-        <w:t>, G. (2024). Unemployment, labor mobility, and climate policy. </w:t>
+        <w:t>Castellanos, K., &amp; Heutel, G. (2024). Unemployment, labor mobility, and climate policy. </w:t>
       </w:r>
       <w:r>
         <w:rPr>
@@ -3044,25 +3039,7 @@
           <w:sz w:val="22"/>
           <w:szCs w:val="22"/>
         </w:rPr>
-        <w:t xml:space="preserve">Impacts of green growth policies on </w:t>
-      </w:r>
-      <w:proofErr w:type="spellStart"/>
-      <w:r>
-        <w:rPr>
-          <w:rFonts w:ascii="Times New Roman" w:hAnsi="Times New Roman" w:cs="Times New Roman"/>
-          <w:sz w:val="22"/>
-          <w:szCs w:val="22"/>
-        </w:rPr>
-        <w:t>labour</w:t>
-      </w:r>
-      <w:proofErr w:type="spellEnd"/>
-      <w:r>
-        <w:rPr>
-          <w:rFonts w:ascii="Times New Roman" w:hAnsi="Times New Roman" w:cs="Times New Roman"/>
-          <w:sz w:val="22"/>
-          <w:szCs w:val="22"/>
-        </w:rPr>
-        <w:t xml:space="preserve"> markets and wage income distribution: a general equilibrium application to climate and energy policies.</w:t>
+        <w:t>Impacts of green growth policies on labour markets and wage income distribution: a general equilibrium application to climate and energy policies.</w:t>
       </w:r>
     </w:p>
     <w:p>
@@ -3183,25 +3160,7 @@
           <w:sz w:val="22"/>
           <w:szCs w:val="22"/>
         </w:rPr>
-        <w:t xml:space="preserve">Garrett-Peltier, H. (2017). Green versus brown: comparing the employment impacts of energy efficiency, renewable energy, and fossil fuels using an input-output model. Econ. Model. 61, 439–447. </w:t>
-      </w:r>
-      <w:proofErr w:type="spellStart"/>
-      <w:r>
-        <w:rPr>
-          <w:rFonts w:ascii="Times New Roman" w:hAnsi="Times New Roman" w:cs="Times New Roman"/>
-          <w:sz w:val="22"/>
-          <w:szCs w:val="22"/>
-        </w:rPr>
-        <w:t>doi</w:t>
-      </w:r>
-      <w:proofErr w:type="spellEnd"/>
-      <w:r>
-        <w:rPr>
-          <w:rFonts w:ascii="Times New Roman" w:hAnsi="Times New Roman" w:cs="Times New Roman"/>
-          <w:sz w:val="22"/>
-          <w:szCs w:val="22"/>
-        </w:rPr>
-        <w:t>: 10.1016/j.econmod.2016.11.012</w:t>
+        <w:t>Garrett-Peltier, H. (2017). Green versus brown: comparing the employment impacts of energy efficiency, renewable energy, and fossil fuels using an input-output model. Econ. Model. 61, 439–447. doi: 10.1016/j.econmod.2016.11.012</w:t>
       </w:r>
     </w:p>
     <w:p>
@@ -3213,23 +3172,13 @@
           <w:szCs w:val="22"/>
         </w:rPr>
       </w:pPr>
-      <w:proofErr w:type="spellStart"/>
-      <w:r>
-        <w:rPr>
-          <w:rFonts w:ascii="Times New Roman" w:hAnsi="Times New Roman" w:cs="Times New Roman"/>
-          <w:sz w:val="22"/>
-          <w:szCs w:val="22"/>
-        </w:rPr>
-        <w:t>Hafstead</w:t>
-      </w:r>
-      <w:proofErr w:type="spellEnd"/>
-      <w:r>
-        <w:rPr>
-          <w:rFonts w:ascii="Times New Roman" w:hAnsi="Times New Roman" w:cs="Times New Roman"/>
-          <w:sz w:val="22"/>
-          <w:szCs w:val="22"/>
-        </w:rPr>
-        <w:t>, M. A., Williams III, R. C., &amp; Chen, Y. (2022). Environmental policy, full-employment models, and employment: a critical analysis. </w:t>
+      <w:r>
+        <w:rPr>
+          <w:rFonts w:ascii="Times New Roman" w:hAnsi="Times New Roman" w:cs="Times New Roman"/>
+          <w:sz w:val="22"/>
+          <w:szCs w:val="22"/>
+        </w:rPr>
+        <w:t>Hafstead, M. A., Williams III, R. C., &amp; Chen, Y. (2022). Environmental policy, full-employment models, and employment: a critical analysis. </w:t>
       </w:r>
       <w:r>
         <w:rPr>
@@ -3337,25 +3286,7 @@
           <w:sz w:val="22"/>
           <w:szCs w:val="22"/>
         </w:rPr>
-        <w:t xml:space="preserve">Jose, S., &amp; Dollinger, J. (2019). </w:t>
-      </w:r>
-      <w:proofErr w:type="spellStart"/>
-      <w:r>
-        <w:rPr>
-          <w:rFonts w:ascii="Times New Roman" w:hAnsi="Times New Roman" w:cs="Times New Roman"/>
-          <w:sz w:val="22"/>
-          <w:szCs w:val="22"/>
-        </w:rPr>
-        <w:t>Silvopasture</w:t>
-      </w:r>
-      <w:proofErr w:type="spellEnd"/>
-      <w:r>
-        <w:rPr>
-          <w:rFonts w:ascii="Times New Roman" w:hAnsi="Times New Roman" w:cs="Times New Roman"/>
-          <w:sz w:val="22"/>
-          <w:szCs w:val="22"/>
-        </w:rPr>
-        <w:t>: a sustainable livestock production system. </w:t>
+        <w:t>Jose, S., &amp; Dollinger, J. (2019). Silvopasture: a sustainable livestock production system. </w:t>
       </w:r>
       <w:r>
         <w:rPr>
@@ -3474,9 +3405,16 @@
           <w:sz w:val="22"/>
           <w:szCs w:val="22"/>
         </w:rPr>
-        <w:t xml:space="preserve">International </w:t>
-      </w:r>
-      <w:proofErr w:type="spellStart"/>
+        <w:t>International Labour Review</w:t>
+      </w:r>
+      <w:r>
+        <w:rPr>
+          <w:rFonts w:ascii="Times New Roman" w:hAnsi="Times New Roman" w:cs="Times New Roman"/>
+          <w:sz w:val="22"/>
+          <w:szCs w:val="22"/>
+        </w:rPr>
+        <w:t>, </w:t>
+      </w:r>
       <w:r>
         <w:rPr>
           <w:rFonts w:ascii="Times New Roman" w:hAnsi="Times New Roman" w:cs="Times New Roman"/>
@@ -3485,9 +3423,34 @@
           <w:sz w:val="22"/>
           <w:szCs w:val="22"/>
         </w:rPr>
-        <w:t>Labour</w:t>
-      </w:r>
-      <w:proofErr w:type="spellEnd"/>
+        <w:t>157</w:t>
+      </w:r>
+      <w:r>
+        <w:rPr>
+          <w:rFonts w:ascii="Times New Roman" w:hAnsi="Times New Roman" w:cs="Times New Roman"/>
+          <w:sz w:val="22"/>
+          <w:szCs w:val="22"/>
+        </w:rPr>
+        <w:t>(4), 519-556.</w:t>
+      </w:r>
+    </w:p>
+    <w:p>
+      <w:pPr>
+        <w:jc w:val="both"/>
+        <w:rPr>
+          <w:rFonts w:ascii="Times New Roman" w:hAnsi="Times New Roman" w:cs="Times New Roman"/>
+          <w:sz w:val="22"/>
+          <w:szCs w:val="22"/>
+        </w:rPr>
+      </w:pPr>
+      <w:r>
+        <w:rPr>
+          <w:rFonts w:ascii="Times New Roman" w:hAnsi="Times New Roman" w:cs="Times New Roman"/>
+          <w:sz w:val="22"/>
+          <w:szCs w:val="22"/>
+        </w:rPr>
+        <w:t>O'Callaghan, B., Yau, N., &amp; Hepburn, C. (2022). How stimulating is a green stimulus? The economic attributes of green fiscal spending. </w:t>
+      </w:r>
       <w:r>
         <w:rPr>
           <w:rFonts w:ascii="Times New Roman" w:hAnsi="Times New Roman" w:cs="Times New Roman"/>
@@ -3496,7 +3459,7 @@
           <w:sz w:val="22"/>
           <w:szCs w:val="22"/>
         </w:rPr>
-        <w:t xml:space="preserve"> Review</w:t>
+        <w:t>Annual review of Environment and Resources</w:t>
       </w:r>
       <w:r>
         <w:rPr>
@@ -3514,15 +3477,15 @@
           <w:sz w:val="22"/>
           <w:szCs w:val="22"/>
         </w:rPr>
-        <w:t>157</w:t>
-      </w:r>
-      <w:r>
-        <w:rPr>
-          <w:rFonts w:ascii="Times New Roman" w:hAnsi="Times New Roman" w:cs="Times New Roman"/>
-          <w:sz w:val="22"/>
-          <w:szCs w:val="22"/>
-        </w:rPr>
-        <w:t>(4), 519-556.</w:t>
+        <w:t>47</w:t>
+      </w:r>
+      <w:r>
+        <w:rPr>
+          <w:rFonts w:ascii="Times New Roman" w:hAnsi="Times New Roman" w:cs="Times New Roman"/>
+          <w:sz w:val="22"/>
+          <w:szCs w:val="22"/>
+        </w:rPr>
+        <w:t>(1), 697-723.</w:t>
       </w:r>
     </w:p>
     <w:p>
@@ -3540,25 +3503,7 @@
           <w:sz w:val="22"/>
           <w:szCs w:val="22"/>
         </w:rPr>
-        <w:t xml:space="preserve">O'Callaghan, B., Yau, N., &amp; Hepburn, C. (2022). How stimulating is </w:t>
-      </w:r>
-      <w:proofErr w:type="gramStart"/>
-      <w:r>
-        <w:rPr>
-          <w:rFonts w:ascii="Times New Roman" w:hAnsi="Times New Roman" w:cs="Times New Roman"/>
-          <w:sz w:val="22"/>
-          <w:szCs w:val="22"/>
-        </w:rPr>
-        <w:t>a green</w:t>
-      </w:r>
-      <w:proofErr w:type="gramEnd"/>
-      <w:r>
-        <w:rPr>
-          <w:rFonts w:ascii="Times New Roman" w:hAnsi="Times New Roman" w:cs="Times New Roman"/>
-          <w:sz w:val="22"/>
-          <w:szCs w:val="22"/>
-        </w:rPr>
-        <w:t xml:space="preserve"> stimulus? The economic attributes of green fiscal spending. </w:t>
+        <w:t>Oosterhaven, J., &amp; Hewings, G. J. (2021). Interregional input-output models. In </w:t>
       </w:r>
       <w:r>
         <w:rPr>
@@ -3568,15 +3513,51 @@
           <w:sz w:val="22"/>
           <w:szCs w:val="22"/>
         </w:rPr>
-        <w:t>Annual review of Environment and Resources</w:t>
-      </w:r>
-      <w:r>
-        <w:rPr>
-          <w:rFonts w:ascii="Times New Roman" w:hAnsi="Times New Roman" w:cs="Times New Roman"/>
-          <w:sz w:val="22"/>
-          <w:szCs w:val="22"/>
-        </w:rPr>
-        <w:t>, </w:t>
+        <w:t>Handbook of regional science</w:t>
+      </w:r>
+      <w:r>
+        <w:rPr>
+          <w:rFonts w:ascii="Times New Roman" w:hAnsi="Times New Roman" w:cs="Times New Roman"/>
+          <w:sz w:val="22"/>
+          <w:szCs w:val="22"/>
+        </w:rPr>
+        <w:t> (pp. 397-423). Berlin, Heidelberg: Springer Berlin Heidelberg.</w:t>
+      </w:r>
+    </w:p>
+    <w:p>
+      <w:pPr>
+        <w:jc w:val="both"/>
+        <w:rPr>
+          <w:rFonts w:ascii="Times New Roman" w:hAnsi="Times New Roman" w:cs="Times New Roman"/>
+          <w:sz w:val="22"/>
+          <w:szCs w:val="22"/>
+        </w:rPr>
+      </w:pPr>
+      <w:r>
+        <w:rPr>
+          <w:rFonts w:ascii="Times New Roman" w:hAnsi="Times New Roman" w:cs="Times New Roman"/>
+          <w:sz w:val="22"/>
+          <w:szCs w:val="22"/>
+        </w:rPr>
+        <w:t>Ortega M, del Río P, Ruiz P, Nijs W, Politis S. Analysing the influence of trade, technology learning and policy on the employment prospects of wind and solar energy deployment: The EU case. Renewable and Sustainable Energy Reviews. 2020 Apr 1;122:109657.</w:t>
+      </w:r>
+    </w:p>
+    <w:p>
+      <w:pPr>
+        <w:jc w:val="both"/>
+        <w:rPr>
+          <w:rFonts w:ascii="Times New Roman" w:hAnsi="Times New Roman" w:cs="Times New Roman"/>
+          <w:sz w:val="22"/>
+          <w:szCs w:val="22"/>
+        </w:rPr>
+      </w:pPr>
+      <w:r>
+        <w:rPr>
+          <w:rFonts w:ascii="Times New Roman" w:hAnsi="Times New Roman" w:cs="Times New Roman"/>
+          <w:sz w:val="22"/>
+          <w:szCs w:val="22"/>
+        </w:rPr>
+        <w:t>Pollin, R. (2016). Global green growth for human development. </w:t>
       </w:r>
       <w:r>
         <w:rPr>
@@ -3586,15 +3567,15 @@
           <w:sz w:val="22"/>
           <w:szCs w:val="22"/>
         </w:rPr>
-        <w:t>47</w:t>
-      </w:r>
-      <w:r>
-        <w:rPr>
-          <w:rFonts w:ascii="Times New Roman" w:hAnsi="Times New Roman" w:cs="Times New Roman"/>
-          <w:sz w:val="22"/>
-          <w:szCs w:val="22"/>
-        </w:rPr>
-        <w:t>(1), 697-723.</w:t>
+        <w:t>UNDP Human Development Report</w:t>
+      </w:r>
+      <w:r>
+        <w:rPr>
+          <w:rFonts w:ascii="Times New Roman" w:hAnsi="Times New Roman" w:cs="Times New Roman"/>
+          <w:sz w:val="22"/>
+          <w:szCs w:val="22"/>
+        </w:rPr>
+        <w:t>.</w:t>
       </w:r>
     </w:p>
     <w:p>
@@ -3606,41 +3587,13 @@
           <w:szCs w:val="22"/>
         </w:rPr>
       </w:pPr>
-      <w:proofErr w:type="spellStart"/>
-      <w:r>
-        <w:rPr>
-          <w:rFonts w:ascii="Times New Roman" w:hAnsi="Times New Roman" w:cs="Times New Roman"/>
-          <w:sz w:val="22"/>
-          <w:szCs w:val="22"/>
-        </w:rPr>
-        <w:t>Oosterhaven</w:t>
-      </w:r>
-      <w:proofErr w:type="spellEnd"/>
-      <w:r>
-        <w:rPr>
-          <w:rFonts w:ascii="Times New Roman" w:hAnsi="Times New Roman" w:cs="Times New Roman"/>
-          <w:sz w:val="22"/>
-          <w:szCs w:val="22"/>
-        </w:rPr>
-        <w:t xml:space="preserve">, J., &amp; </w:t>
-      </w:r>
-      <w:proofErr w:type="spellStart"/>
-      <w:r>
-        <w:rPr>
-          <w:rFonts w:ascii="Times New Roman" w:hAnsi="Times New Roman" w:cs="Times New Roman"/>
-          <w:sz w:val="22"/>
-          <w:szCs w:val="22"/>
-        </w:rPr>
-        <w:t>Hewings</w:t>
-      </w:r>
-      <w:proofErr w:type="spellEnd"/>
-      <w:r>
-        <w:rPr>
-          <w:rFonts w:ascii="Times New Roman" w:hAnsi="Times New Roman" w:cs="Times New Roman"/>
-          <w:sz w:val="22"/>
-          <w:szCs w:val="22"/>
-        </w:rPr>
-        <w:t>, G. J. (2021). Interregional input-output models. In </w:t>
+      <w:r>
+        <w:rPr>
+          <w:rFonts w:ascii="Times New Roman" w:hAnsi="Times New Roman" w:cs="Times New Roman"/>
+          <w:sz w:val="22"/>
+          <w:szCs w:val="22"/>
+        </w:rPr>
+        <w:t>Pollitt, H., Alexandri, E., Chewpreecha, U., &amp; Klaassen, G. (2015). Macroeconomic analysis of the employment impacts of future EU climate policies. </w:t>
       </w:r>
       <w:r>
         <w:rPr>
@@ -3650,87 +3603,15 @@
           <w:sz w:val="22"/>
           <w:szCs w:val="22"/>
         </w:rPr>
-        <w:t>Handbook of regional science</w:t>
-      </w:r>
-      <w:r>
-        <w:rPr>
-          <w:rFonts w:ascii="Times New Roman" w:hAnsi="Times New Roman" w:cs="Times New Roman"/>
-          <w:sz w:val="22"/>
-          <w:szCs w:val="22"/>
-        </w:rPr>
-        <w:t> (pp. 397-423). Berlin, Heidelberg: Springer Berlin Heidelberg.</w:t>
-      </w:r>
-    </w:p>
-    <w:p>
-      <w:pPr>
-        <w:jc w:val="both"/>
-        <w:rPr>
-          <w:rFonts w:ascii="Times New Roman" w:hAnsi="Times New Roman" w:cs="Times New Roman"/>
-          <w:sz w:val="22"/>
-          <w:szCs w:val="22"/>
-        </w:rPr>
-      </w:pPr>
-      <w:r>
-        <w:rPr>
-          <w:rFonts w:ascii="Times New Roman" w:hAnsi="Times New Roman" w:cs="Times New Roman"/>
-          <w:sz w:val="22"/>
-          <w:szCs w:val="22"/>
-        </w:rPr>
-        <w:t xml:space="preserve">Ortega M, del Río P, Ruiz P, Nijs W, Politis S. </w:t>
-      </w:r>
-      <w:proofErr w:type="spellStart"/>
-      <w:r>
-        <w:rPr>
-          <w:rFonts w:ascii="Times New Roman" w:hAnsi="Times New Roman" w:cs="Times New Roman"/>
-          <w:sz w:val="22"/>
-          <w:szCs w:val="22"/>
-        </w:rPr>
-        <w:t>Analysing</w:t>
-      </w:r>
-      <w:proofErr w:type="spellEnd"/>
-      <w:r>
-        <w:rPr>
-          <w:rFonts w:ascii="Times New Roman" w:hAnsi="Times New Roman" w:cs="Times New Roman"/>
-          <w:sz w:val="22"/>
-          <w:szCs w:val="22"/>
-        </w:rPr>
-        <w:t xml:space="preserve"> the influence of trade, technology learning and policy on the employment prospects of wind and solar energy deployment: The EU case. Renewable and Sustainable Energy Reviews. 2020 Apr </w:t>
-      </w:r>
-      <w:proofErr w:type="gramStart"/>
-      <w:r>
-        <w:rPr>
-          <w:rFonts w:ascii="Times New Roman" w:hAnsi="Times New Roman" w:cs="Times New Roman"/>
-          <w:sz w:val="22"/>
-          <w:szCs w:val="22"/>
-        </w:rPr>
-        <w:t>1;122:109657</w:t>
-      </w:r>
-      <w:proofErr w:type="gramEnd"/>
-      <w:r>
-        <w:rPr>
-          <w:rFonts w:ascii="Times New Roman" w:hAnsi="Times New Roman" w:cs="Times New Roman"/>
-          <w:sz w:val="22"/>
-          <w:szCs w:val="22"/>
-        </w:rPr>
-        <w:t>.</w:t>
-      </w:r>
-    </w:p>
-    <w:p>
-      <w:pPr>
-        <w:jc w:val="both"/>
-        <w:rPr>
-          <w:rFonts w:ascii="Times New Roman" w:hAnsi="Times New Roman" w:cs="Times New Roman"/>
-          <w:sz w:val="22"/>
-          <w:szCs w:val="22"/>
-        </w:rPr>
-      </w:pPr>
-      <w:r>
-        <w:rPr>
-          <w:rFonts w:ascii="Times New Roman" w:hAnsi="Times New Roman" w:cs="Times New Roman"/>
-          <w:sz w:val="22"/>
-          <w:szCs w:val="22"/>
-        </w:rPr>
-        <w:t>Pollin, R. (2016). Global green growth for human development. </w:t>
+        <w:t>Climate Policy</w:t>
+      </w:r>
+      <w:r>
+        <w:rPr>
+          <w:rFonts w:ascii="Times New Roman" w:hAnsi="Times New Roman" w:cs="Times New Roman"/>
+          <w:sz w:val="22"/>
+          <w:szCs w:val="22"/>
+        </w:rPr>
+        <w:t>, </w:t>
       </w:r>
       <w:r>
         <w:rPr>
@@ -3740,15 +3621,15 @@
           <w:sz w:val="22"/>
           <w:szCs w:val="22"/>
         </w:rPr>
-        <w:t>UNDP Human Development Report</w:t>
-      </w:r>
-      <w:r>
-        <w:rPr>
-          <w:rFonts w:ascii="Times New Roman" w:hAnsi="Times New Roman" w:cs="Times New Roman"/>
-          <w:sz w:val="22"/>
-          <w:szCs w:val="22"/>
-        </w:rPr>
-        <w:t>.</w:t>
+        <w:t>15</w:t>
+      </w:r>
+      <w:r>
+        <w:rPr>
+          <w:rFonts w:ascii="Times New Roman" w:hAnsi="Times New Roman" w:cs="Times New Roman"/>
+          <w:sz w:val="22"/>
+          <w:szCs w:val="22"/>
+        </w:rPr>
+        <w:t>(5), 604-625.</w:t>
       </w:r>
     </w:p>
     <w:p>
@@ -3766,43 +3647,7 @@
           <w:sz w:val="22"/>
           <w:szCs w:val="22"/>
         </w:rPr>
-        <w:t xml:space="preserve">Pollitt, H., </w:t>
-      </w:r>
-      <w:proofErr w:type="spellStart"/>
-      <w:r>
-        <w:rPr>
-          <w:rFonts w:ascii="Times New Roman" w:hAnsi="Times New Roman" w:cs="Times New Roman"/>
-          <w:sz w:val="22"/>
-          <w:szCs w:val="22"/>
-        </w:rPr>
-        <w:t>Alexandri</w:t>
-      </w:r>
-      <w:proofErr w:type="spellEnd"/>
-      <w:r>
-        <w:rPr>
-          <w:rFonts w:ascii="Times New Roman" w:hAnsi="Times New Roman" w:cs="Times New Roman"/>
-          <w:sz w:val="22"/>
-          <w:szCs w:val="22"/>
-        </w:rPr>
-        <w:t xml:space="preserve">, E., </w:t>
-      </w:r>
-      <w:proofErr w:type="spellStart"/>
-      <w:r>
-        <w:rPr>
-          <w:rFonts w:ascii="Times New Roman" w:hAnsi="Times New Roman" w:cs="Times New Roman"/>
-          <w:sz w:val="22"/>
-          <w:szCs w:val="22"/>
-        </w:rPr>
-        <w:t>Chewpreecha</w:t>
-      </w:r>
-      <w:proofErr w:type="spellEnd"/>
-      <w:r>
-        <w:rPr>
-          <w:rFonts w:ascii="Times New Roman" w:hAnsi="Times New Roman" w:cs="Times New Roman"/>
-          <w:sz w:val="22"/>
-          <w:szCs w:val="22"/>
-        </w:rPr>
-        <w:t>, U., &amp; Klaassen, G. (2015). Macroeconomic analysis of the employment impacts of future EU climate policies. </w:t>
+        <w:t>Liu, Y., Salman, A., Khan, K., Mahmood, C. K., Ramos-Meza, C. S., Jain, V., &amp; Shabbir, M. S. (2025). The effect of green energy production, green technological innovation, green international trade, on ecological footprints. </w:t>
       </w:r>
       <w:r>
         <w:rPr>
@@ -3812,7 +3657,7 @@
           <w:sz w:val="22"/>
           <w:szCs w:val="22"/>
         </w:rPr>
-        <w:t>Climate Policy</w:t>
+        <w:t>Environment, Development and Sustainability</w:t>
       </w:r>
       <w:r>
         <w:rPr>
@@ -3830,15 +3675,15 @@
           <w:sz w:val="22"/>
           <w:szCs w:val="22"/>
         </w:rPr>
-        <w:t>15</w:t>
-      </w:r>
-      <w:r>
-        <w:rPr>
-          <w:rFonts w:ascii="Times New Roman" w:hAnsi="Times New Roman" w:cs="Times New Roman"/>
-          <w:sz w:val="22"/>
-          <w:szCs w:val="22"/>
-        </w:rPr>
-        <w:t>(5), 604-625.</w:t>
+        <w:t>27</w:t>
+      </w:r>
+      <w:r>
+        <w:rPr>
+          <w:rFonts w:ascii="Times New Roman" w:hAnsi="Times New Roman" w:cs="Times New Roman"/>
+          <w:sz w:val="22"/>
+          <w:szCs w:val="22"/>
+        </w:rPr>
+        <w:t>(9), 20985-20998.</w:t>
       </w:r>
     </w:p>
     <w:p>
@@ -3856,7 +3701,7 @@
           <w:sz w:val="22"/>
           <w:szCs w:val="22"/>
         </w:rPr>
-        <w:t>Liu, Y., Salman, A., Khan, K., Mahmood, C. K., Ramos-Meza, C. S., Jain, V., &amp; Shabbir, M. S. (2025). The effect of green energy production, green technological innovation, green international trade, on ecological footprints. </w:t>
+        <w:t>Ram, M., Aghahosseini, A., &amp; Breyer, C. (2020). Job creation during the global energy transition towards 100% renewable power system by 2050. </w:t>
       </w:r>
       <w:r>
         <w:rPr>
@@ -3866,7 +3711,7 @@
           <w:sz w:val="22"/>
           <w:szCs w:val="22"/>
         </w:rPr>
-        <w:t>Environment, Development and Sustainability</w:t>
+        <w:t>Technological Forecasting and Social Change</w:t>
       </w:r>
       <w:r>
         <w:rPr>
@@ -3884,15 +3729,15 @@
           <w:sz w:val="22"/>
           <w:szCs w:val="22"/>
         </w:rPr>
-        <w:t>27</w:t>
-      </w:r>
-      <w:r>
-        <w:rPr>
-          <w:rFonts w:ascii="Times New Roman" w:hAnsi="Times New Roman" w:cs="Times New Roman"/>
-          <w:sz w:val="22"/>
-          <w:szCs w:val="22"/>
-        </w:rPr>
-        <w:t>(9), 20985-20998.</w:t>
+        <w:t>151</w:t>
+      </w:r>
+      <w:r>
+        <w:rPr>
+          <w:rFonts w:ascii="Times New Roman" w:hAnsi="Times New Roman" w:cs="Times New Roman"/>
+          <w:sz w:val="22"/>
+          <w:szCs w:val="22"/>
+        </w:rPr>
+        <w:t>, 119682.</w:t>
       </w:r>
     </w:p>
     <w:p>
@@ -3910,79 +3755,7 @@
           <w:sz w:val="22"/>
           <w:szCs w:val="22"/>
         </w:rPr>
-        <w:t>Ram, M., Aghahosseini, A., &amp; Breyer, C. (2020). Job creation during the global energy transition towards 100% renewable power system by 2050. </w:t>
-      </w:r>
-      <w:r>
-        <w:rPr>
-          <w:rFonts w:ascii="Times New Roman" w:hAnsi="Times New Roman" w:cs="Times New Roman"/>
-          <w:i/>
-          <w:iCs/>
-          <w:sz w:val="22"/>
-          <w:szCs w:val="22"/>
-        </w:rPr>
-        <w:t>Technological Forecasting and Social Change</w:t>
-      </w:r>
-      <w:r>
-        <w:rPr>
-          <w:rFonts w:ascii="Times New Roman" w:hAnsi="Times New Roman" w:cs="Times New Roman"/>
-          <w:sz w:val="22"/>
-          <w:szCs w:val="22"/>
-        </w:rPr>
-        <w:t>, </w:t>
-      </w:r>
-      <w:r>
-        <w:rPr>
-          <w:rFonts w:ascii="Times New Roman" w:hAnsi="Times New Roman" w:cs="Times New Roman"/>
-          <w:i/>
-          <w:iCs/>
-          <w:sz w:val="22"/>
-          <w:szCs w:val="22"/>
-        </w:rPr>
-        <w:t>151</w:t>
-      </w:r>
-      <w:r>
-        <w:rPr>
-          <w:rFonts w:ascii="Times New Roman" w:hAnsi="Times New Roman" w:cs="Times New Roman"/>
-          <w:sz w:val="22"/>
-          <w:szCs w:val="22"/>
-        </w:rPr>
-        <w:t>, 119682.</w:t>
-      </w:r>
-    </w:p>
-    <w:p>
-      <w:pPr>
-        <w:jc w:val="both"/>
-        <w:rPr>
-          <w:rFonts w:ascii="Times New Roman" w:hAnsi="Times New Roman" w:cs="Times New Roman"/>
-          <w:sz w:val="22"/>
-          <w:szCs w:val="22"/>
-        </w:rPr>
-      </w:pPr>
-      <w:r>
-        <w:rPr>
-          <w:rFonts w:ascii="Times New Roman" w:hAnsi="Times New Roman" w:cs="Times New Roman"/>
-          <w:sz w:val="22"/>
-          <w:szCs w:val="22"/>
-        </w:rPr>
-        <w:t xml:space="preserve">San Miguel, G., </w:t>
-      </w:r>
-      <w:proofErr w:type="spellStart"/>
-      <w:r>
-        <w:rPr>
-          <w:rFonts w:ascii="Times New Roman" w:hAnsi="Times New Roman" w:cs="Times New Roman"/>
-          <w:sz w:val="22"/>
-          <w:szCs w:val="22"/>
-        </w:rPr>
-        <w:t>Bañales</w:t>
-      </w:r>
-      <w:proofErr w:type="spellEnd"/>
-      <w:r>
-        <w:rPr>
-          <w:rFonts w:ascii="Times New Roman" w:hAnsi="Times New Roman" w:cs="Times New Roman"/>
-          <w:sz w:val="22"/>
-          <w:szCs w:val="22"/>
-        </w:rPr>
-        <w:t xml:space="preserve">, B. M., Ruiz, D., Álvarez, S., Pérez, J., &amp; Arredondo, M. T. (2024). </w:t>
+        <w:t xml:space="preserve">San Miguel, G., Bañales, B. M., Ruiz, D., Álvarez, S., Pérez, J., &amp; Arredondo, M. T. (2024). </w:t>
       </w:r>
       <w:r>
         <w:rPr>
@@ -4444,35 +4217,7 @@
         <w:rPr>
           <w:rFonts w:ascii="Times New Roman" w:hAnsi="Times New Roman" w:cs="Times New Roman"/>
         </w:rPr>
-        <w:t xml:space="preserve">Mealy et al., 2025; </w:t>
-      </w:r>
-      <w:proofErr w:type="spellStart"/>
-      <w:r>
-        <w:rPr>
-          <w:rFonts w:ascii="Times New Roman" w:hAnsi="Times New Roman" w:cs="Times New Roman"/>
-        </w:rPr>
-        <w:t>Oosterhaven</w:t>
-      </w:r>
-      <w:proofErr w:type="spellEnd"/>
-      <w:r>
-        <w:rPr>
-          <w:rFonts w:ascii="Times New Roman" w:hAnsi="Times New Roman" w:cs="Times New Roman"/>
-        </w:rPr>
-        <w:t xml:space="preserve"> and </w:t>
-      </w:r>
-      <w:proofErr w:type="spellStart"/>
-      <w:r>
-        <w:rPr>
-          <w:rFonts w:ascii="Times New Roman" w:hAnsi="Times New Roman" w:cs="Times New Roman"/>
-        </w:rPr>
-        <w:t>Hewings</w:t>
-      </w:r>
-      <w:proofErr w:type="spellEnd"/>
-      <w:r>
-        <w:rPr>
-          <w:rFonts w:ascii="Times New Roman" w:hAnsi="Times New Roman" w:cs="Times New Roman"/>
-        </w:rPr>
-        <w:t>, 2021</w:t>
+        <w:t>Mealy et al., 2025; Oosterhaven and Hewings, 2021</w:t>
       </w:r>
       <w:r>
         <w:rPr>
